--- a/docs/平台需求文档.docx
+++ b/docs/平台需求文档.docx
@@ -7,8 +7,8 @@
         <w:spacing w:before="2600" w:after="200"/>
         <w:jc w:val="center"/>
       </w:pPr>
-      <w:bookmarkStart w:id="23" w:name="_GoBack"/>
-      <w:bookmarkEnd w:id="23"/>
+      <w:bookmarkStart w:id="28" w:name="_GoBack"/>
+      <w:bookmarkEnd w:id="28"/>
       <w:r>
         <w:rPr>
           <w:b/>
@@ -45,7 +45,7 @@
           <w:sz w:val="24"/>
           <w:szCs w:val="24"/>
         </w:rPr>
-        <w:t>版本 v2.0</w:t>
+        <w:t>版本 v3.0</w:t>
       </w:r>
     </w:p>
     <w:p>
@@ -69,10 +69,24 @@
       <w:r>
         <w:rPr>
           <w:color w:val="666666"/>
-          <w:sz w:val="22"/>
-          <w:szCs w:val="22"/>
+          <w:sz w:val="20"/>
+          <w:szCs w:val="20"/>
         </w:rPr>
-        <w:t>用途：对照已实现的前端看板，明确功能范围、前后端接口契约与待办</w:t>
+        <w:t>在线预览：Vercel 自动部署（GitHub wudiming-cmd/hot-topic-monitor）</w:t>
+      </w:r>
+    </w:p>
+    <w:p>
+      <w:pPr>
+        <w:spacing w:after="80"/>
+        <w:jc w:val="center"/>
+      </w:pPr>
+      <w:r>
+        <w:rPr>
+          <w:color w:val="666666"/>
+          <w:sz w:val="20"/>
+          <w:szCs w:val="20"/>
+        </w:rPr>
+        <w:t>用途：对照已上线看板，明确功能范围、接口契约、部署与待办</w:t>
       </w:r>
     </w:p>
     <w:p>
@@ -97,7 +111,7 @@
     <w:sdt>
       <w:sdtPr>
         <w:alias w:val="Table of Contents"/>
-        <w:id w:val="147452989"/>
+        <w:id w:val="147453885"/>
       </w:sdtPr>
       <w:sdtContent>
         <w:p>
@@ -129,7 +143,7 @@
             <w:fldChar w:fldCharType="begin"/>
           </w:r>
           <w:r>
-            <w:instrText xml:space="preserve"> HYPERLINK \l _Toc30658 </w:instrText>
+            <w:instrText xml:space="preserve"> HYPERLINK \l _Toc29762 </w:instrText>
           </w:r>
           <w:r>
             <w:fldChar w:fldCharType="separate"/>
@@ -144,7 +158,7 @@
             <w:fldChar w:fldCharType="begin"/>
           </w:r>
           <w:r>
-            <w:instrText xml:space="preserve"> PAGEREF _Toc30658 \h </w:instrText>
+            <w:instrText xml:space="preserve"> PAGEREF _Toc29762 \h </w:instrText>
           </w:r>
           <w:r>
             <w:fldChar w:fldCharType="separate"/>
@@ -170,7 +184,7 @@
             <w:fldChar w:fldCharType="begin"/>
           </w:r>
           <w:r>
-            <w:instrText xml:space="preserve"> HYPERLINK \l _Toc20081 </w:instrText>
+            <w:instrText xml:space="preserve"> HYPERLINK \l _Toc1392 </w:instrText>
           </w:r>
           <w:r>
             <w:fldChar w:fldCharType="separate"/>
@@ -185,7 +199,7 @@
             <w:fldChar w:fldCharType="begin"/>
           </w:r>
           <w:r>
-            <w:instrText xml:space="preserve"> PAGEREF _Toc20081 \h </w:instrText>
+            <w:instrText xml:space="preserve"> PAGEREF _Toc1392 \h </w:instrText>
           </w:r>
           <w:r>
             <w:fldChar w:fldCharType="separate"/>
@@ -211,7 +225,7 @@
             <w:fldChar w:fldCharType="begin"/>
           </w:r>
           <w:r>
-            <w:instrText xml:space="preserve"> HYPERLINK \l _Toc4490 </w:instrText>
+            <w:instrText xml:space="preserve"> HYPERLINK \l _Toc275 </w:instrText>
           </w:r>
           <w:r>
             <w:fldChar w:fldCharType="separate"/>
@@ -226,7 +240,7 @@
             <w:fldChar w:fldCharType="begin"/>
           </w:r>
           <w:r>
-            <w:instrText xml:space="preserve"> PAGEREF _Toc4490 \h </w:instrText>
+            <w:instrText xml:space="preserve"> PAGEREF _Toc275 \h </w:instrText>
           </w:r>
           <w:r>
             <w:fldChar w:fldCharType="separate"/>
@@ -252,7 +266,7 @@
             <w:fldChar w:fldCharType="begin"/>
           </w:r>
           <w:r>
-            <w:instrText xml:space="preserve"> HYPERLINK \l _Toc24831 </w:instrText>
+            <w:instrText xml:space="preserve"> HYPERLINK \l _Toc1749 </w:instrText>
           </w:r>
           <w:r>
             <w:fldChar w:fldCharType="separate"/>
@@ -267,7 +281,7 @@
             <w:fldChar w:fldCharType="begin"/>
           </w:r>
           <w:r>
-            <w:instrText xml:space="preserve"> PAGEREF _Toc24831 \h </w:instrText>
+            <w:instrText xml:space="preserve"> PAGEREF _Toc1749 \h </w:instrText>
           </w:r>
           <w:r>
             <w:fldChar w:fldCharType="separate"/>
@@ -293,7 +307,7 @@
             <w:fldChar w:fldCharType="begin"/>
           </w:r>
           <w:r>
-            <w:instrText xml:space="preserve"> HYPERLINK \l _Toc7636 </w:instrText>
+            <w:instrText xml:space="preserve"> HYPERLINK \l _Toc14586 </w:instrText>
           </w:r>
           <w:r>
             <w:fldChar w:fldCharType="separate"/>
@@ -308,7 +322,7 @@
             <w:fldChar w:fldCharType="begin"/>
           </w:r>
           <w:r>
-            <w:instrText xml:space="preserve"> PAGEREF _Toc7636 \h </w:instrText>
+            <w:instrText xml:space="preserve"> PAGEREF _Toc14586 \h </w:instrText>
           </w:r>
           <w:r>
             <w:fldChar w:fldCharType="separate"/>
@@ -334,7 +348,7 @@
             <w:fldChar w:fldCharType="begin"/>
           </w:r>
           <w:r>
-            <w:instrText xml:space="preserve"> HYPERLINK \l _Toc17768 </w:instrText>
+            <w:instrText xml:space="preserve"> HYPERLINK \l _Toc4092 </w:instrText>
           </w:r>
           <w:r>
             <w:fldChar w:fldCharType="separate"/>
@@ -349,7 +363,7 @@
             <w:fldChar w:fldCharType="begin"/>
           </w:r>
           <w:r>
-            <w:instrText xml:space="preserve"> PAGEREF _Toc17768 \h </w:instrText>
+            <w:instrText xml:space="preserve"> PAGEREF _Toc4092 \h </w:instrText>
           </w:r>
           <w:r>
             <w:fldChar w:fldCharType="separate"/>
@@ -375,7 +389,7 @@
             <w:fldChar w:fldCharType="begin"/>
           </w:r>
           <w:r>
-            <w:instrText xml:space="preserve"> HYPERLINK \l _Toc21857 </w:instrText>
+            <w:instrText xml:space="preserve"> HYPERLINK \l _Toc23443 </w:instrText>
           </w:r>
           <w:r>
             <w:fldChar w:fldCharType="separate"/>
@@ -390,7 +404,7 @@
             <w:fldChar w:fldCharType="begin"/>
           </w:r>
           <w:r>
-            <w:instrText xml:space="preserve"> PAGEREF _Toc21857 \h </w:instrText>
+            <w:instrText xml:space="preserve"> PAGEREF _Toc23443 \h </w:instrText>
           </w:r>
           <w:r>
             <w:fldChar w:fldCharType="separate"/>
@@ -416,7 +430,7 @@
             <w:fldChar w:fldCharType="begin"/>
           </w:r>
           <w:r>
-            <w:instrText xml:space="preserve"> HYPERLINK \l _Toc28294 </w:instrText>
+            <w:instrText xml:space="preserve"> HYPERLINK \l _Toc31787 </w:instrText>
           </w:r>
           <w:r>
             <w:fldChar w:fldCharType="separate"/>
@@ -431,13 +445,13 @@
             <w:fldChar w:fldCharType="begin"/>
           </w:r>
           <w:r>
-            <w:instrText xml:space="preserve"> PAGEREF _Toc28294 \h </w:instrText>
+            <w:instrText xml:space="preserve"> PAGEREF _Toc31787 \h </w:instrText>
           </w:r>
           <w:r>
             <w:fldChar w:fldCharType="separate"/>
           </w:r>
           <w:r>
-            <w:t>4</w:t>
+            <w:t>5</w:t>
           </w:r>
           <w:r>
             <w:fldChar w:fldCharType="end"/>
@@ -457,7 +471,7 @@
             <w:fldChar w:fldCharType="begin"/>
           </w:r>
           <w:r>
-            <w:instrText xml:space="preserve"> HYPERLINK \l _Toc28762 </w:instrText>
+            <w:instrText xml:space="preserve"> HYPERLINK \l _Toc28859 </w:instrText>
           </w:r>
           <w:r>
             <w:fldChar w:fldCharType="separate"/>
@@ -472,7 +486,7 @@
             <w:fldChar w:fldCharType="begin"/>
           </w:r>
           <w:r>
-            <w:instrText xml:space="preserve"> PAGEREF _Toc28762 \h </w:instrText>
+            <w:instrText xml:space="preserve"> PAGEREF _Toc28859 \h </w:instrText>
           </w:r>
           <w:r>
             <w:fldChar w:fldCharType="separate"/>
@@ -498,13 +512,13 @@
             <w:fldChar w:fldCharType="begin"/>
           </w:r>
           <w:r>
-            <w:instrText xml:space="preserve"> HYPERLINK \l _Toc18888 </w:instrText>
+            <w:instrText xml:space="preserve"> HYPERLINK \l _Toc11955 </w:instrText>
           </w:r>
           <w:r>
             <w:fldChar w:fldCharType="separate"/>
           </w:r>
           <w:r>
-            <w:t>4.3 待建（后端 / 扩展）</w:t>
+            <w:t>4.3 广告情报页（✅ 已实现）</w:t>
           </w:r>
           <w:r>
             <w:tab/>
@@ -513,13 +527,95 @@
             <w:fldChar w:fldCharType="begin"/>
           </w:r>
           <w:r>
-            <w:instrText xml:space="preserve"> PAGEREF _Toc18888 \h </w:instrText>
+            <w:instrText xml:space="preserve"> PAGEREF _Toc11955 \h </w:instrText>
           </w:r>
           <w:r>
             <w:fldChar w:fldCharType="separate"/>
           </w:r>
           <w:r>
-            <w:t>5</w:t>
+            <w:t>6</w:t>
+          </w:r>
+          <w:r>
+            <w:fldChar w:fldCharType="end"/>
+          </w:r>
+          <w:r>
+            <w:fldChar w:fldCharType="end"/>
+          </w:r>
+        </w:p>
+        <w:p>
+          <w:pPr>
+            <w:pStyle w:val="11"/>
+            <w:tabs>
+              <w:tab w:val="right" w:leader="dot" w:pos="9026"/>
+            </w:tabs>
+          </w:pPr>
+          <w:r>
+            <w:fldChar w:fldCharType="begin"/>
+          </w:r>
+          <w:r>
+            <w:instrText xml:space="preserve"> HYPERLINK \l _Toc1473 </w:instrText>
+          </w:r>
+          <w:r>
+            <w:fldChar w:fldCharType="separate"/>
+          </w:r>
+          <w:r>
+            <w:t>4.4 通用 / 体验（✅ 已实现）</w:t>
+          </w:r>
+          <w:r>
+            <w:tab/>
+          </w:r>
+          <w:r>
+            <w:fldChar w:fldCharType="begin"/>
+          </w:r>
+          <w:r>
+            <w:instrText xml:space="preserve"> PAGEREF _Toc1473 \h </w:instrText>
+          </w:r>
+          <w:r>
+            <w:fldChar w:fldCharType="separate"/>
+          </w:r>
+          <w:r>
+            <w:t>6</w:t>
+          </w:r>
+          <w:r>
+            <w:fldChar w:fldCharType="end"/>
+          </w:r>
+          <w:r>
+            <w:fldChar w:fldCharType="end"/>
+          </w:r>
+        </w:p>
+        <w:p>
+          <w:pPr>
+            <w:pStyle w:val="11"/>
+            <w:tabs>
+              <w:tab w:val="right" w:leader="dot" w:pos="9026"/>
+            </w:tabs>
+          </w:pPr>
+          <w:r>
+            <w:fldChar w:fldCharType="begin"/>
+          </w:r>
+          <w:r>
+            <w:instrText xml:space="preserve"> HYPERLINK \l _Toc25057 </w:instrText>
+          </w:r>
+          <w:r>
+            <w:fldChar w:fldCharType="separate"/>
+          </w:r>
+          <w:r>
+            <w:t>4.5 待建（后端 / 扩展）</w:t>
+          </w:r>
+          <w:r>
+            <w:tab/>
+          </w:r>
+          <w:r>
+            <w:fldChar w:fldCharType="begin"/>
+          </w:r>
+          <w:r>
+            <w:instrText xml:space="preserve"> PAGEREF _Toc25057 \h </w:instrText>
+          </w:r>
+          <w:r>
+            <w:fldChar w:fldCharType="separate"/>
+          </w:r>
+          <w:r>
+            <w:t>6</w:t>
           </w:r>
           <w:r>
             <w:fldChar w:fldCharType="end"/>
@@ -539,7 +635,7 @@
             <w:fldChar w:fldCharType="begin"/>
           </w:r>
           <w:r>
-            <w:instrText xml:space="preserve"> HYPERLINK \l _Toc3246 </w:instrText>
+            <w:instrText xml:space="preserve"> HYPERLINK \l _Toc11540 </w:instrText>
           </w:r>
           <w:r>
             <w:fldChar w:fldCharType="separate"/>
@@ -554,7 +650,7 @@
             <w:fldChar w:fldCharType="begin"/>
           </w:r>
           <w:r>
-            <w:instrText xml:space="preserve"> PAGEREF _Toc3246 \h </w:instrText>
+            <w:instrText xml:space="preserve"> PAGEREF _Toc11540 \h </w:instrText>
           </w:r>
           <w:r>
             <w:fldChar w:fldCharType="separate"/>
@@ -580,7 +676,7 @@
             <w:fldChar w:fldCharType="begin"/>
           </w:r>
           <w:r>
-            <w:instrText xml:space="preserve"> HYPERLINK \l _Toc21146 </w:instrText>
+            <w:instrText xml:space="preserve"> HYPERLINK \l _Toc25206 </w:instrText>
           </w:r>
           <w:r>
             <w:fldChar w:fldCharType="separate"/>
@@ -595,7 +691,7 @@
             <w:fldChar w:fldCharType="begin"/>
           </w:r>
           <w:r>
-            <w:instrText xml:space="preserve"> PAGEREF _Toc21146 \h </w:instrText>
+            <w:instrText xml:space="preserve"> PAGEREF _Toc25206 \h </w:instrText>
           </w:r>
           <w:r>
             <w:fldChar w:fldCharType="separate"/>
@@ -621,13 +717,13 @@
             <w:fldChar w:fldCharType="begin"/>
           </w:r>
           <w:r>
-            <w:instrText xml:space="preserve"> HYPERLINK \l _Toc8305 </w:instrText>
+            <w:instrText xml:space="preserve"> HYPERLINK \l _Toc7248 </w:instrText>
           </w:r>
           <w:r>
             <w:fldChar w:fldCharType="separate"/>
           </w:r>
           <w:r>
-            <w:t>5.2 GET /monthly — 月度汇总</w:t>
+            <w:t>5.2 GET /monthly?month=YYYY-MM — 月度汇总</w:t>
           </w:r>
           <w:r>
             <w:tab/>
@@ -636,13 +732,13 @@
             <w:fldChar w:fldCharType="begin"/>
           </w:r>
           <w:r>
-            <w:instrText xml:space="preserve"> PAGEREF _Toc8305 \h </w:instrText>
+            <w:instrText xml:space="preserve"> PAGEREF _Toc7248 \h </w:instrText>
           </w:r>
           <w:r>
             <w:fldChar w:fldCharType="separate"/>
           </w:r>
           <w:r>
-            <w:t>6</w:t>
+            <w:t>7</w:t>
           </w:r>
           <w:r>
             <w:fldChar w:fldCharType="end"/>
@@ -662,13 +758,13 @@
             <w:fldChar w:fldCharType="begin"/>
           </w:r>
           <w:r>
-            <w:instrText xml:space="preserve"> HYPERLINK \l _Toc13767 </w:instrText>
+            <w:instrText xml:space="preserve"> HYPERLINK \l _Toc17395 </w:instrText>
           </w:r>
           <w:r>
             <w:fldChar w:fldCharType="separate"/>
           </w:r>
           <w:r>
-            <w:t>5.3 TrendItem 数据结构（统一 Schema）</w:t>
+            <w:t>5.3 GET /ads?q=&amp;category=&amp;region= — 广告情报</w:t>
           </w:r>
           <w:r>
             <w:tab/>
@@ -677,13 +773,95 @@
             <w:fldChar w:fldCharType="begin"/>
           </w:r>
           <w:r>
-            <w:instrText xml:space="preserve"> PAGEREF _Toc13767 \h </w:instrText>
+            <w:instrText xml:space="preserve"> PAGEREF _Toc17395 \h </w:instrText>
           </w:r>
           <w:r>
             <w:fldChar w:fldCharType="separate"/>
           </w:r>
           <w:r>
-            <w:t>6</w:t>
+            <w:t>7</w:t>
+          </w:r>
+          <w:r>
+            <w:fldChar w:fldCharType="end"/>
+          </w:r>
+          <w:r>
+            <w:fldChar w:fldCharType="end"/>
+          </w:r>
+        </w:p>
+        <w:p>
+          <w:pPr>
+            <w:pStyle w:val="11"/>
+            <w:tabs>
+              <w:tab w:val="right" w:leader="dot" w:pos="9026"/>
+            </w:tabs>
+          </w:pPr>
+          <w:r>
+            <w:fldChar w:fldCharType="begin"/>
+          </w:r>
+          <w:r>
+            <w:instrText xml:space="preserve"> HYPERLINK \l _Toc25569 </w:instrText>
+          </w:r>
+          <w:r>
+            <w:fldChar w:fldCharType="separate"/>
+          </w:r>
+          <w:r>
+            <w:t>5.4 TrendItem 数据结构</w:t>
+          </w:r>
+          <w:r>
+            <w:tab/>
+          </w:r>
+          <w:r>
+            <w:fldChar w:fldCharType="begin"/>
+          </w:r>
+          <w:r>
+            <w:instrText xml:space="preserve"> PAGEREF _Toc25569 \h </w:instrText>
+          </w:r>
+          <w:r>
+            <w:fldChar w:fldCharType="separate"/>
+          </w:r>
+          <w:r>
+            <w:t>7</w:t>
+          </w:r>
+          <w:r>
+            <w:fldChar w:fldCharType="end"/>
+          </w:r>
+          <w:r>
+            <w:fldChar w:fldCharType="end"/>
+          </w:r>
+        </w:p>
+        <w:p>
+          <w:pPr>
+            <w:pStyle w:val="11"/>
+            <w:tabs>
+              <w:tab w:val="right" w:leader="dot" w:pos="9026"/>
+            </w:tabs>
+          </w:pPr>
+          <w:r>
+            <w:fldChar w:fldCharType="begin"/>
+          </w:r>
+          <w:r>
+            <w:instrText xml:space="preserve"> HYPERLINK \l _Toc15425 </w:instrText>
+          </w:r>
+          <w:r>
+            <w:fldChar w:fldCharType="separate"/>
+          </w:r>
+          <w:r>
+            <w:t>5.5 AdItem 数据结构</w:t>
+          </w:r>
+          <w:r>
+            <w:tab/>
+          </w:r>
+          <w:r>
+            <w:fldChar w:fldCharType="begin"/>
+          </w:r>
+          <w:r>
+            <w:instrText xml:space="preserve"> PAGEREF _Toc15425 \h </w:instrText>
+          </w:r>
+          <w:r>
+            <w:fldChar w:fldCharType="separate"/>
+          </w:r>
+          <w:r>
+            <w:t>7</w:t>
           </w:r>
           <w:r>
             <w:fldChar w:fldCharType="end"/>
@@ -703,7 +881,7 @@
             <w:fldChar w:fldCharType="begin"/>
           </w:r>
           <w:r>
-            <w:instrText xml:space="preserve"> HYPERLINK \l _Toc8223 </w:instrText>
+            <w:instrText xml:space="preserve"> HYPERLINK \l _Toc21654 </w:instrText>
           </w:r>
           <w:r>
             <w:fldChar w:fldCharType="separate"/>
@@ -718,13 +896,13 @@
             <w:fldChar w:fldCharType="begin"/>
           </w:r>
           <w:r>
-            <w:instrText xml:space="preserve"> PAGEREF _Toc8223 \h </w:instrText>
+            <w:instrText xml:space="preserve"> PAGEREF _Toc21654 \h </w:instrText>
           </w:r>
           <w:r>
             <w:fldChar w:fldCharType="separate"/>
           </w:r>
           <w:r>
-            <w:t>7</w:t>
+            <w:t>8</w:t>
           </w:r>
           <w:r>
             <w:fldChar w:fldCharType="end"/>
@@ -744,13 +922,13 @@
             <w:fldChar w:fldCharType="begin"/>
           </w:r>
           <w:r>
-            <w:instrText xml:space="preserve"> HYPERLINK \l _Toc11581 </w:instrText>
+            <w:instrText xml:space="preserve"> HYPERLINK \l _Toc2414 </w:instrText>
           </w:r>
           <w:r>
             <w:fldChar w:fldCharType="separate"/>
           </w:r>
           <w:r>
-            <w:t>6.1 MVP 必须（A 档）</w:t>
+            <w:t>6.1 MVP 必须（A 档，对应看板 6 个平台 Tab）</w:t>
           </w:r>
           <w:r>
             <w:tab/>
@@ -759,13 +937,13 @@
             <w:fldChar w:fldCharType="begin"/>
           </w:r>
           <w:r>
-            <w:instrText xml:space="preserve"> PAGEREF _Toc11581 \h </w:instrText>
+            <w:instrText xml:space="preserve"> PAGEREF _Toc2414 \h </w:instrText>
           </w:r>
           <w:r>
             <w:fldChar w:fldCharType="separate"/>
           </w:r>
           <w:r>
-            <w:t>7</w:t>
+            <w:t>8</w:t>
           </w:r>
           <w:r>
             <w:fldChar w:fldCharType="end"/>
@@ -785,13 +963,13 @@
             <w:fldChar w:fldCharType="begin"/>
           </w:r>
           <w:r>
-            <w:instrText xml:space="preserve"> HYPERLINK \l _Toc32741 </w:instrText>
+            <w:instrText xml:space="preserve"> HYPERLINK \l _Toc2766 </w:instrText>
           </w:r>
           <w:r>
             <w:fldChar w:fldCharType="separate"/>
           </w:r>
           <w:r>
-            <w:t>6.2 扩展（B/C 档，后续按需）</w:t>
+            <w:t>6.2 广告情报 &amp; 扩展（B/C 档）</w:t>
           </w:r>
           <w:r>
             <w:tab/>
@@ -800,13 +978,13 @@
             <w:fldChar w:fldCharType="begin"/>
           </w:r>
           <w:r>
-            <w:instrText xml:space="preserve"> PAGEREF _Toc32741 \h </w:instrText>
+            <w:instrText xml:space="preserve"> PAGEREF _Toc2766 \h </w:instrText>
           </w:r>
           <w:r>
             <w:fldChar w:fldCharType="separate"/>
           </w:r>
           <w:r>
-            <w:t>8</w:t>
+            <w:t>9</w:t>
           </w:r>
           <w:r>
             <w:fldChar w:fldCharType="end"/>
@@ -826,7 +1004,7 @@
             <w:fldChar w:fldCharType="begin"/>
           </w:r>
           <w:r>
-            <w:instrText xml:space="preserve"> HYPERLINK \l _Toc16025 </w:instrText>
+            <w:instrText xml:space="preserve"> HYPERLINK \l _Toc6821 </w:instrText>
           </w:r>
           <w:r>
             <w:fldChar w:fldCharType="separate"/>
@@ -841,13 +1019,13 @@
             <w:fldChar w:fldCharType="begin"/>
           </w:r>
           <w:r>
-            <w:instrText xml:space="preserve"> PAGEREF _Toc16025 \h </w:instrText>
+            <w:instrText xml:space="preserve"> PAGEREF _Toc6821 \h </w:instrText>
           </w:r>
           <w:r>
             <w:fldChar w:fldCharType="separate"/>
           </w:r>
           <w:r>
-            <w:t>8</w:t>
+            <w:t>9</w:t>
           </w:r>
           <w:r>
             <w:fldChar w:fldCharType="end"/>
@@ -867,7 +1045,7 @@
             <w:fldChar w:fldCharType="begin"/>
           </w:r>
           <w:r>
-            <w:instrText xml:space="preserve"> HYPERLINK \l _Toc12393 </w:instrText>
+            <w:instrText xml:space="preserve"> HYPERLINK \l _Toc5170 </w:instrText>
           </w:r>
           <w:r>
             <w:fldChar w:fldCharType="separate"/>
@@ -882,13 +1060,13 @@
             <w:fldChar w:fldCharType="begin"/>
           </w:r>
           <w:r>
-            <w:instrText xml:space="preserve"> PAGEREF _Toc12393 \h </w:instrText>
+            <w:instrText xml:space="preserve"> PAGEREF _Toc5170 \h </w:instrText>
           </w:r>
           <w:r>
             <w:fldChar w:fldCharType="separate"/>
           </w:r>
           <w:r>
-            <w:t>8</w:t>
+            <w:t>9</w:t>
           </w:r>
           <w:r>
             <w:fldChar w:fldCharType="end"/>
@@ -908,7 +1086,7 @@
             <w:fldChar w:fldCharType="begin"/>
           </w:r>
           <w:r>
-            <w:instrText xml:space="preserve"> HYPERLINK \l _Toc7009 </w:instrText>
+            <w:instrText xml:space="preserve"> HYPERLINK \l _Toc15747 </w:instrText>
           </w:r>
           <w:r>
             <w:fldChar w:fldCharType="separate"/>
@@ -923,13 +1101,13 @@
             <w:fldChar w:fldCharType="begin"/>
           </w:r>
           <w:r>
-            <w:instrText xml:space="preserve"> PAGEREF _Toc7009 \h </w:instrText>
+            <w:instrText xml:space="preserve"> PAGEREF _Toc15747 \h </w:instrText>
           </w:r>
           <w:r>
             <w:fldChar w:fldCharType="separate"/>
           </w:r>
           <w:r>
-            <w:t>8</w:t>
+            <w:t>9</w:t>
           </w:r>
           <w:r>
             <w:fldChar w:fldCharType="end"/>
@@ -949,13 +1127,13 @@
             <w:fldChar w:fldCharType="begin"/>
           </w:r>
           <w:r>
-            <w:instrText xml:space="preserve"> HYPERLINK \l _Toc31404 </w:instrText>
+            <w:instrText xml:space="preserve"> HYPERLINK \l _Toc3094 </w:instrText>
           </w:r>
           <w:r>
             <w:fldChar w:fldCharType="separate"/>
           </w:r>
           <w:r>
-            <w:t>9. 里程碑</w:t>
+            <w:t>9. 部署与运维（✅ 前端已上线）</w:t>
           </w:r>
           <w:r>
             <w:tab/>
@@ -964,13 +1142,13 @@
             <w:fldChar w:fldCharType="begin"/>
           </w:r>
           <w:r>
-            <w:instrText xml:space="preserve"> PAGEREF _Toc31404 \h </w:instrText>
+            <w:instrText xml:space="preserve"> PAGEREF _Toc3094 \h </w:instrText>
           </w:r>
           <w:r>
             <w:fldChar w:fldCharType="separate"/>
           </w:r>
           <w:r>
-            <w:t>8</w:t>
+            <w:t>9</w:t>
           </w:r>
           <w:r>
             <w:fldChar w:fldCharType="end"/>
@@ -990,13 +1168,13 @@
             <w:fldChar w:fldCharType="begin"/>
           </w:r>
           <w:r>
-            <w:instrText xml:space="preserve"> HYPERLINK \l _Toc6115 </w:instrText>
+            <w:instrText xml:space="preserve"> HYPERLINK \l _Toc23416 </w:instrText>
           </w:r>
           <w:r>
             <w:fldChar w:fldCharType="separate"/>
           </w:r>
           <w:r>
-            <w:t>10. 交付物</w:t>
+            <w:t>10. 里程碑</w:t>
           </w:r>
           <w:r>
             <w:tab/>
@@ -1005,13 +1183,13 @@
             <w:fldChar w:fldCharType="begin"/>
           </w:r>
           <w:r>
-            <w:instrText xml:space="preserve"> PAGEREF _Toc6115 \h </w:instrText>
+            <w:instrText xml:space="preserve"> PAGEREF _Toc23416 \h </w:instrText>
           </w:r>
           <w:r>
             <w:fldChar w:fldCharType="separate"/>
           </w:r>
           <w:r>
-            <w:t>9</w:t>
+            <w:t>10</w:t>
           </w:r>
           <w:r>
             <w:fldChar w:fldCharType="end"/>
@@ -1031,13 +1209,13 @@
             <w:fldChar w:fldCharType="begin"/>
           </w:r>
           <w:r>
-            <w:instrText xml:space="preserve"> HYPERLINK \l _Toc31722 </w:instrText>
+            <w:instrText xml:space="preserve"> HYPERLINK \l _Toc11249 </w:instrText>
           </w:r>
           <w:r>
             <w:fldChar w:fldCharType="separate"/>
           </w:r>
           <w:r>
-            <w:t>11. 验收标准</w:t>
+            <w:t>11. 交付物</w:t>
           </w:r>
           <w:r>
             <w:tab/>
@@ -1046,13 +1224,54 @@
             <w:fldChar w:fldCharType="begin"/>
           </w:r>
           <w:r>
-            <w:instrText xml:space="preserve"> PAGEREF _Toc31722 \h </w:instrText>
+            <w:instrText xml:space="preserve"> PAGEREF _Toc11249 \h </w:instrText>
           </w:r>
           <w:r>
             <w:fldChar w:fldCharType="separate"/>
           </w:r>
           <w:r>
-            <w:t>9</w:t>
+            <w:t>10</w:t>
+          </w:r>
+          <w:r>
+            <w:fldChar w:fldCharType="end"/>
+          </w:r>
+          <w:r>
+            <w:fldChar w:fldCharType="end"/>
+          </w:r>
+        </w:p>
+        <w:p>
+          <w:pPr>
+            <w:pStyle w:val="9"/>
+            <w:tabs>
+              <w:tab w:val="right" w:leader="dot" w:pos="9026"/>
+            </w:tabs>
+          </w:pPr>
+          <w:r>
+            <w:fldChar w:fldCharType="begin"/>
+          </w:r>
+          <w:r>
+            <w:instrText xml:space="preserve"> HYPERLINK \l _Toc28378 </w:instrText>
+          </w:r>
+          <w:r>
+            <w:fldChar w:fldCharType="separate"/>
+          </w:r>
+          <w:r>
+            <w:t>12. 验收标准</w:t>
+          </w:r>
+          <w:r>
+            <w:tab/>
+          </w:r>
+          <w:r>
+            <w:fldChar w:fldCharType="begin"/>
+          </w:r>
+          <w:r>
+            <w:instrText xml:space="preserve"> PAGEREF _Toc28378 \h </w:instrText>
+          </w:r>
+          <w:r>
+            <w:fldChar w:fldCharType="separate"/>
+          </w:r>
+          <w:r>
+            <w:t>10</w:t>
           </w:r>
           <w:r>
             <w:fldChar w:fldCharType="end"/>
@@ -1077,7 +1296,7 @@
       <w:pPr>
         <w:pStyle w:val="2"/>
       </w:pPr>
-      <w:bookmarkStart w:id="0" w:name="_Toc30658"/>
+      <w:bookmarkStart w:id="0" w:name="_Toc29762"/>
       <w:r>
         <w:t>1. 项目概述</w:t>
       </w:r>
@@ -1147,7 +1366,7 @@
       <w:pPr>
         <w:pStyle w:val="3"/>
       </w:pPr>
-      <w:bookmarkStart w:id="1" w:name="_Toc20081"/>
+      <w:bookmarkStart w:id="1" w:name="_Toc1392"/>
       <w:r>
         <w:t>1.1 当前实现状态</w:t>
       </w:r>
@@ -1175,9 +1394,9 @@
         </w:tblCellMar>
       </w:tblPr>
       <w:tblGrid>
-        <w:gridCol w:w="4200"/>
+        <w:gridCol w:w="4000"/>
         <w:gridCol w:w="1400"/>
-        <w:gridCol w:w="3426"/>
+        <w:gridCol w:w="3626"/>
       </w:tblGrid>
       <w:tr>
         <w:tblPrEx>
@@ -1201,7 +1420,7 @@
         </w:trPr>
         <w:tc>
           <w:tcPr>
-            <w:tcW w:w="4200" w:type="dxa"/>
+            <w:tcW w:w="4000" w:type="dxa"/>
             <w:tcBorders>
               <w:top w:val="single" w:color="CCCCCC" w:sz="0" w:space="0"/>
               <w:left w:val="single" w:color="CCCCCC" w:sz="0" w:space="0"/>
@@ -1261,7 +1480,7 @@
         </w:tc>
         <w:tc>
           <w:tcPr>
-            <w:tcW w:w="3426" w:type="dxa"/>
+            <w:tcW w:w="3626" w:type="dxa"/>
             <w:tcBorders>
               <w:top w:val="single" w:color="CCCCCC" w:sz="0" w:space="0"/>
               <w:left w:val="single" w:color="CCCCCC" w:sz="0" w:space="0"/>
@@ -1309,7 +1528,7 @@
         </w:tblPrEx>
         <w:tc>
           <w:tcPr>
-            <w:tcW w:w="4200" w:type="dxa"/>
+            <w:tcW w:w="4000" w:type="dxa"/>
             <w:tcBorders>
               <w:top w:val="single" w:color="CCCCCC" w:sz="0" w:space="0"/>
               <w:left w:val="single" w:color="CCCCCC" w:sz="0" w:space="0"/>
@@ -1363,28 +1582,28 @@
         </w:tc>
         <w:tc>
           <w:tcPr>
-            <w:tcW w:w="3426" w:type="dxa"/>
-            <w:tcBorders>
-              <w:top w:val="single" w:color="CCCCCC" w:sz="0" w:space="0"/>
-              <w:left w:val="single" w:color="CCCCCC" w:sz="0" w:space="0"/>
-              <w:bottom w:val="single" w:color="CCCCCC" w:sz="0" w:space="0"/>
-              <w:right w:val="single" w:color="CCCCCC" w:sz="0" w:space="0"/>
-            </w:tcBorders>
-            <w:tcMar>
-              <w:top w:w="80" w:type="dxa"/>
-              <w:left w:w="120" w:type="dxa"/>
-              <w:bottom w:w="80" w:type="dxa"/>
-              <w:right w:w="120" w:type="dxa"/>
-            </w:tcMar>
-            <w:vAlign w:val="center"/>
-          </w:tcPr>
-          <w:p>
-            <w:r>
-              <w:rPr>
-                <w:sz w:val="20"/>
-                <w:szCs w:val="20"/>
-              </w:rPr>
-              <w:t>实时监控页 + 月度汇总页</w:t>
+            <w:tcW w:w="3626" w:type="dxa"/>
+            <w:tcBorders>
+              <w:top w:val="single" w:color="CCCCCC" w:sz="0" w:space="0"/>
+              <w:left w:val="single" w:color="CCCCCC" w:sz="0" w:space="0"/>
+              <w:bottom w:val="single" w:color="CCCCCC" w:sz="0" w:space="0"/>
+              <w:right w:val="single" w:color="CCCCCC" w:sz="0" w:space="0"/>
+            </w:tcBorders>
+            <w:tcMar>
+              <w:top w:w="80" w:type="dxa"/>
+              <w:left w:w="120" w:type="dxa"/>
+              <w:bottom w:w="80" w:type="dxa"/>
+              <w:right w:w="120" w:type="dxa"/>
+            </w:tcMar>
+            <w:vAlign w:val="center"/>
+          </w:tcPr>
+          <w:p>
+            <w:r>
+              <w:rPr>
+                <w:sz w:val="20"/>
+                <w:szCs w:val="20"/>
+              </w:rPr>
+              <w:t>实时监控 / 月度汇总 / 广告情报 三大视图</w:t>
             </w:r>
           </w:p>
         </w:tc>
@@ -1408,7 +1627,7 @@
         </w:tblPrEx>
         <w:tc>
           <w:tcPr>
-            <w:tcW w:w="4200" w:type="dxa"/>
+            <w:tcW w:w="4000" w:type="dxa"/>
             <w:tcBorders>
               <w:top w:val="single" w:color="CCCCCC" w:sz="0" w:space="0"/>
               <w:left w:val="single" w:color="CCCCCC" w:sz="0" w:space="0"/>
@@ -1462,7 +1681,7 @@
         </w:tc>
         <w:tc>
           <w:tcPr>
-            <w:tcW w:w="3426" w:type="dxa"/>
+            <w:tcW w:w="3626" w:type="dxa"/>
             <w:tcBorders>
               <w:top w:val="single" w:color="CCCCCC" w:sz="0" w:space="0"/>
               <w:left w:val="single" w:color="CCCCCC" w:sz="0" w:space="0"/>
@@ -1507,7 +1726,7 @@
         </w:tblPrEx>
         <w:tc>
           <w:tcPr>
-            <w:tcW w:w="4200" w:type="dxa"/>
+            <w:tcW w:w="4000" w:type="dxa"/>
             <w:tcBorders>
               <w:top w:val="single" w:color="CCCCCC" w:sz="0" w:space="0"/>
               <w:left w:val="single" w:color="CCCCCC" w:sz="0" w:space="0"/>
@@ -1561,7 +1780,7 @@
         </w:tc>
         <w:tc>
           <w:tcPr>
-            <w:tcW w:w="3426" w:type="dxa"/>
+            <w:tcW w:w="3626" w:type="dxa"/>
             <w:tcBorders>
               <w:top w:val="single" w:color="CCCCCC" w:sz="0" w:space="0"/>
               <w:left w:val="single" w:color="CCCCCC" w:sz="0" w:space="0"/>
@@ -1606,28 +1825,28 @@
         </w:tblPrEx>
         <w:tc>
           <w:tcPr>
-            <w:tcW w:w="4200" w:type="dxa"/>
-            <w:tcBorders>
-              <w:top w:val="single" w:color="CCCCCC" w:sz="0" w:space="0"/>
-              <w:left w:val="single" w:color="CCCCCC" w:sz="0" w:space="0"/>
-              <w:bottom w:val="single" w:color="CCCCCC" w:sz="0" w:space="0"/>
-              <w:right w:val="single" w:color="CCCCCC" w:sz="0" w:space="0"/>
-            </w:tcBorders>
-            <w:tcMar>
-              <w:top w:w="80" w:type="dxa"/>
-              <w:left w:w="120" w:type="dxa"/>
-              <w:bottom w:w="80" w:type="dxa"/>
-              <w:right w:w="120" w:type="dxa"/>
-            </w:tcMar>
-            <w:vAlign w:val="center"/>
-          </w:tcPr>
-          <w:p>
-            <w:r>
-              <w:rPr>
-                <w:sz w:val="20"/>
-                <w:szCs w:val="20"/>
-              </w:rPr>
-              <w:t>真实后端（采集/存储/调度）</w:t>
+            <w:tcW w:w="4000" w:type="dxa"/>
+            <w:tcBorders>
+              <w:top w:val="single" w:color="CCCCCC" w:sz="0" w:space="0"/>
+              <w:left w:val="single" w:color="CCCCCC" w:sz="0" w:space="0"/>
+              <w:bottom w:val="single" w:color="CCCCCC" w:sz="0" w:space="0"/>
+              <w:right w:val="single" w:color="CCCCCC" w:sz="0" w:space="0"/>
+            </w:tcBorders>
+            <w:tcMar>
+              <w:top w:w="80" w:type="dxa"/>
+              <w:left w:w="120" w:type="dxa"/>
+              <w:bottom w:w="80" w:type="dxa"/>
+              <w:right w:w="120" w:type="dxa"/>
+            </w:tcMar>
+            <w:vAlign w:val="center"/>
+          </w:tcPr>
+          <w:p>
+            <w:r>
+              <w:rPr>
+                <w:sz w:val="20"/>
+                <w:szCs w:val="20"/>
+              </w:rPr>
+              <w:t>主题/收藏/详情/自动刷新等体验功能</w:t>
             </w:r>
           </w:p>
         </w:tc>
@@ -1654,34 +1873,34 @@
                 <w:sz w:val="20"/>
                 <w:szCs w:val="20"/>
               </w:rPr>
-              <w:t>⬜ 待建</w:t>
-            </w:r>
-          </w:p>
-        </w:tc>
-        <w:tc>
-          <w:tcPr>
-            <w:tcW w:w="3426" w:type="dxa"/>
-            <w:tcBorders>
-              <w:top w:val="single" w:color="CCCCCC" w:sz="0" w:space="0"/>
-              <w:left w:val="single" w:color="CCCCCC" w:sz="0" w:space="0"/>
-              <w:bottom w:val="single" w:color="CCCCCC" w:sz="0" w:space="0"/>
-              <w:right w:val="single" w:color="CCCCCC" w:sz="0" w:space="0"/>
-            </w:tcBorders>
-            <w:tcMar>
-              <w:top w:w="80" w:type="dxa"/>
-              <w:left w:w="120" w:type="dxa"/>
-              <w:bottom w:w="80" w:type="dxa"/>
-              <w:right w:w="120" w:type="dxa"/>
-            </w:tcMar>
-            <w:vAlign w:val="center"/>
-          </w:tcPr>
-          <w:p>
-            <w:r>
-              <w:rPr>
-                <w:sz w:val="20"/>
-                <w:szCs w:val="20"/>
-              </w:rPr>
-              <w:t>实现 §5 接口契约即可对接，前端零改动</w:t>
+              <w:t>✅ 已完成</w:t>
+            </w:r>
+          </w:p>
+        </w:tc>
+        <w:tc>
+          <w:tcPr>
+            <w:tcW w:w="3626" w:type="dxa"/>
+            <w:tcBorders>
+              <w:top w:val="single" w:color="CCCCCC" w:sz="0" w:space="0"/>
+              <w:left w:val="single" w:color="CCCCCC" w:sz="0" w:space="0"/>
+              <w:bottom w:val="single" w:color="CCCCCC" w:sz="0" w:space="0"/>
+              <w:right w:val="single" w:color="CCCCCC" w:sz="0" w:space="0"/>
+            </w:tcBorders>
+            <w:tcMar>
+              <w:top w:w="80" w:type="dxa"/>
+              <w:left w:w="120" w:type="dxa"/>
+              <w:bottom w:w="80" w:type="dxa"/>
+              <w:right w:w="120" w:type="dxa"/>
+            </w:tcMar>
+            <w:vAlign w:val="center"/>
+          </w:tcPr>
+          <w:p>
+            <w:r>
+              <w:rPr>
+                <w:sz w:val="20"/>
+                <w:szCs w:val="20"/>
+              </w:rPr>
+              <w:t>见 §4.4</w:t>
             </w:r>
           </w:p>
         </w:tc>
@@ -1705,7 +1924,205 @@
         </w:tblPrEx>
         <w:tc>
           <w:tcPr>
-            <w:tcW w:w="4200" w:type="dxa"/>
+            <w:tcW w:w="4000" w:type="dxa"/>
+            <w:tcBorders>
+              <w:top w:val="single" w:color="CCCCCC" w:sz="0" w:space="0"/>
+              <w:left w:val="single" w:color="CCCCCC" w:sz="0" w:space="0"/>
+              <w:bottom w:val="single" w:color="CCCCCC" w:sz="0" w:space="0"/>
+              <w:right w:val="single" w:color="CCCCCC" w:sz="0" w:space="0"/>
+            </w:tcBorders>
+            <w:tcMar>
+              <w:top w:w="80" w:type="dxa"/>
+              <w:left w:w="120" w:type="dxa"/>
+              <w:bottom w:w="80" w:type="dxa"/>
+              <w:right w:w="120" w:type="dxa"/>
+            </w:tcMar>
+            <w:vAlign w:val="center"/>
+          </w:tcPr>
+          <w:p>
+            <w:r>
+              <w:rPr>
+                <w:sz w:val="20"/>
+                <w:szCs w:val="20"/>
+              </w:rPr>
+              <w:t>部署（Vercel + GitHub 自动部署）</w:t>
+            </w:r>
+          </w:p>
+        </w:tc>
+        <w:tc>
+          <w:tcPr>
+            <w:tcW w:w="1400" w:type="dxa"/>
+            <w:tcBorders>
+              <w:top w:val="single" w:color="CCCCCC" w:sz="0" w:space="0"/>
+              <w:left w:val="single" w:color="CCCCCC" w:sz="0" w:space="0"/>
+              <w:bottom w:val="single" w:color="CCCCCC" w:sz="0" w:space="0"/>
+              <w:right w:val="single" w:color="CCCCCC" w:sz="0" w:space="0"/>
+            </w:tcBorders>
+            <w:tcMar>
+              <w:top w:w="80" w:type="dxa"/>
+              <w:left w:w="120" w:type="dxa"/>
+              <w:bottom w:w="80" w:type="dxa"/>
+              <w:right w:w="120" w:type="dxa"/>
+            </w:tcMar>
+            <w:vAlign w:val="center"/>
+          </w:tcPr>
+          <w:p>
+            <w:r>
+              <w:rPr>
+                <w:sz w:val="20"/>
+                <w:szCs w:val="20"/>
+              </w:rPr>
+              <w:t>✅ 已完成</w:t>
+            </w:r>
+          </w:p>
+        </w:tc>
+        <w:tc>
+          <w:tcPr>
+            <w:tcW w:w="3626" w:type="dxa"/>
+            <w:tcBorders>
+              <w:top w:val="single" w:color="CCCCCC" w:sz="0" w:space="0"/>
+              <w:left w:val="single" w:color="CCCCCC" w:sz="0" w:space="0"/>
+              <w:bottom w:val="single" w:color="CCCCCC" w:sz="0" w:space="0"/>
+              <w:right w:val="single" w:color="CCCCCC" w:sz="0" w:space="0"/>
+            </w:tcBorders>
+            <w:tcMar>
+              <w:top w:w="80" w:type="dxa"/>
+              <w:left w:w="120" w:type="dxa"/>
+              <w:bottom w:w="80" w:type="dxa"/>
+              <w:right w:w="120" w:type="dxa"/>
+            </w:tcMar>
+            <w:vAlign w:val="center"/>
+          </w:tcPr>
+          <w:p>
+            <w:r>
+              <w:rPr>
+                <w:sz w:val="20"/>
+                <w:szCs w:val="20"/>
+              </w:rPr>
+              <w:t>见 §9</w:t>
+            </w:r>
+          </w:p>
+        </w:tc>
+      </w:tr>
+      <w:tr>
+        <w:tblPrEx>
+          <w:tblBorders>
+            <w:top w:val="single" w:color="auto" w:sz="4" w:space="0"/>
+            <w:left w:val="single" w:color="auto" w:sz="4" w:space="0"/>
+            <w:bottom w:val="single" w:color="auto" w:sz="4" w:space="0"/>
+            <w:right w:val="single" w:color="auto" w:sz="4" w:space="0"/>
+            <w:insideH w:val="single" w:color="auto" w:sz="4" w:space="0"/>
+            <w:insideV w:val="single" w:color="auto" w:sz="4" w:space="0"/>
+          </w:tblBorders>
+          <w:tblCellMar>
+            <w:top w:w="0" w:type="dxa"/>
+            <w:left w:w="10" w:type="dxa"/>
+            <w:bottom w:w="0" w:type="dxa"/>
+            <w:right w:w="10" w:type="dxa"/>
+          </w:tblCellMar>
+        </w:tblPrEx>
+        <w:tc>
+          <w:tcPr>
+            <w:tcW w:w="4000" w:type="dxa"/>
+            <w:tcBorders>
+              <w:top w:val="single" w:color="CCCCCC" w:sz="0" w:space="0"/>
+              <w:left w:val="single" w:color="CCCCCC" w:sz="0" w:space="0"/>
+              <w:bottom w:val="single" w:color="CCCCCC" w:sz="0" w:space="0"/>
+              <w:right w:val="single" w:color="CCCCCC" w:sz="0" w:space="0"/>
+            </w:tcBorders>
+            <w:tcMar>
+              <w:top w:w="80" w:type="dxa"/>
+              <w:left w:w="120" w:type="dxa"/>
+              <w:bottom w:w="80" w:type="dxa"/>
+              <w:right w:w="120" w:type="dxa"/>
+            </w:tcMar>
+            <w:vAlign w:val="center"/>
+          </w:tcPr>
+          <w:p>
+            <w:r>
+              <w:rPr>
+                <w:sz w:val="20"/>
+                <w:szCs w:val="20"/>
+              </w:rPr>
+              <w:t>真实后端（采集/存储/调度）</w:t>
+            </w:r>
+          </w:p>
+        </w:tc>
+        <w:tc>
+          <w:tcPr>
+            <w:tcW w:w="1400" w:type="dxa"/>
+            <w:tcBorders>
+              <w:top w:val="single" w:color="CCCCCC" w:sz="0" w:space="0"/>
+              <w:left w:val="single" w:color="CCCCCC" w:sz="0" w:space="0"/>
+              <w:bottom w:val="single" w:color="CCCCCC" w:sz="0" w:space="0"/>
+              <w:right w:val="single" w:color="CCCCCC" w:sz="0" w:space="0"/>
+            </w:tcBorders>
+            <w:tcMar>
+              <w:top w:w="80" w:type="dxa"/>
+              <w:left w:w="120" w:type="dxa"/>
+              <w:bottom w:w="80" w:type="dxa"/>
+              <w:right w:w="120" w:type="dxa"/>
+            </w:tcMar>
+            <w:vAlign w:val="center"/>
+          </w:tcPr>
+          <w:p>
+            <w:r>
+              <w:rPr>
+                <w:sz w:val="20"/>
+                <w:szCs w:val="20"/>
+              </w:rPr>
+              <w:t>⬜ 待建</w:t>
+            </w:r>
+          </w:p>
+        </w:tc>
+        <w:tc>
+          <w:tcPr>
+            <w:tcW w:w="3626" w:type="dxa"/>
+            <w:tcBorders>
+              <w:top w:val="single" w:color="CCCCCC" w:sz="0" w:space="0"/>
+              <w:left w:val="single" w:color="CCCCCC" w:sz="0" w:space="0"/>
+              <w:bottom w:val="single" w:color="CCCCCC" w:sz="0" w:space="0"/>
+              <w:right w:val="single" w:color="CCCCCC" w:sz="0" w:space="0"/>
+            </w:tcBorders>
+            <w:tcMar>
+              <w:top w:w="80" w:type="dxa"/>
+              <w:left w:w="120" w:type="dxa"/>
+              <w:bottom w:w="80" w:type="dxa"/>
+              <w:right w:w="120" w:type="dxa"/>
+            </w:tcMar>
+            <w:vAlign w:val="center"/>
+          </w:tcPr>
+          <w:p>
+            <w:r>
+              <w:rPr>
+                <w:sz w:val="20"/>
+                <w:szCs w:val="20"/>
+              </w:rPr>
+              <w:t>实现 §5 接口契约即可对接，前端零改动</w:t>
+            </w:r>
+          </w:p>
+        </w:tc>
+      </w:tr>
+      <w:tr>
+        <w:tblPrEx>
+          <w:tblBorders>
+            <w:top w:val="single" w:color="auto" w:sz="4" w:space="0"/>
+            <w:left w:val="single" w:color="auto" w:sz="4" w:space="0"/>
+            <w:bottom w:val="single" w:color="auto" w:sz="4" w:space="0"/>
+            <w:right w:val="single" w:color="auto" w:sz="4" w:space="0"/>
+            <w:insideH w:val="single" w:color="auto" w:sz="4" w:space="0"/>
+            <w:insideV w:val="single" w:color="auto" w:sz="4" w:space="0"/>
+          </w:tblBorders>
+          <w:tblCellMar>
+            <w:top w:w="0" w:type="dxa"/>
+            <w:left w:w="10" w:type="dxa"/>
+            <w:bottom w:w="0" w:type="dxa"/>
+            <w:right w:w="10" w:type="dxa"/>
+          </w:tblCellMar>
+        </w:tblPrEx>
+        <w:tc>
+          <w:tcPr>
+            <w:tcW w:w="4000" w:type="dxa"/>
             <w:tcBorders>
               <w:top w:val="single" w:color="CCCCCC" w:sz="0" w:space="0"/>
               <w:left w:val="single" w:color="CCCCCC" w:sz="0" w:space="0"/>
@@ -1759,7 +2176,7 @@
         </w:tc>
         <w:tc>
           <w:tcPr>
-            <w:tcW w:w="3426" w:type="dxa"/>
+            <w:tcW w:w="3626" w:type="dxa"/>
             <w:tcBorders>
               <w:top w:val="single" w:color="CCCCCC" w:sz="0" w:space="0"/>
               <w:left w:val="single" w:color="CCCCCC" w:sz="0" w:space="0"/>
@@ -1781,6 +2198,105 @@
                 <w:szCs w:val="20"/>
               </w:rPr>
               <w:t>见 §6</w:t>
+            </w:r>
+          </w:p>
+        </w:tc>
+      </w:tr>
+      <w:tr>
+        <w:tblPrEx>
+          <w:tblBorders>
+            <w:top w:val="single" w:color="auto" w:sz="4" w:space="0"/>
+            <w:left w:val="single" w:color="auto" w:sz="4" w:space="0"/>
+            <w:bottom w:val="single" w:color="auto" w:sz="4" w:space="0"/>
+            <w:right w:val="single" w:color="auto" w:sz="4" w:space="0"/>
+            <w:insideH w:val="single" w:color="auto" w:sz="4" w:space="0"/>
+            <w:insideV w:val="single" w:color="auto" w:sz="4" w:space="0"/>
+          </w:tblBorders>
+          <w:tblCellMar>
+            <w:top w:w="0" w:type="dxa"/>
+            <w:left w:w="10" w:type="dxa"/>
+            <w:bottom w:w="0" w:type="dxa"/>
+            <w:right w:w="10" w:type="dxa"/>
+          </w:tblCellMar>
+        </w:tblPrEx>
+        <w:tc>
+          <w:tcPr>
+            <w:tcW w:w="4000" w:type="dxa"/>
+            <w:tcBorders>
+              <w:top w:val="single" w:color="CCCCCC" w:sz="0" w:space="0"/>
+              <w:left w:val="single" w:color="CCCCCC" w:sz="0" w:space="0"/>
+              <w:bottom w:val="single" w:color="CCCCCC" w:sz="0" w:space="0"/>
+              <w:right w:val="single" w:color="CCCCCC" w:sz="0" w:space="0"/>
+            </w:tcBorders>
+            <w:tcMar>
+              <w:top w:w="80" w:type="dxa"/>
+              <w:left w:w="120" w:type="dxa"/>
+              <w:bottom w:w="80" w:type="dxa"/>
+              <w:right w:w="120" w:type="dxa"/>
+            </w:tcMar>
+            <w:vAlign w:val="center"/>
+          </w:tcPr>
+          <w:p>
+            <w:r>
+              <w:rPr>
+                <w:sz w:val="20"/>
+                <w:szCs w:val="20"/>
+              </w:rPr>
+              <w:t>历史快照 / velocity 趋势曲线</w:t>
+            </w:r>
+          </w:p>
+        </w:tc>
+        <w:tc>
+          <w:tcPr>
+            <w:tcW w:w="1400" w:type="dxa"/>
+            <w:tcBorders>
+              <w:top w:val="single" w:color="CCCCCC" w:sz="0" w:space="0"/>
+              <w:left w:val="single" w:color="CCCCCC" w:sz="0" w:space="0"/>
+              <w:bottom w:val="single" w:color="CCCCCC" w:sz="0" w:space="0"/>
+              <w:right w:val="single" w:color="CCCCCC" w:sz="0" w:space="0"/>
+            </w:tcBorders>
+            <w:tcMar>
+              <w:top w:w="80" w:type="dxa"/>
+              <w:left w:w="120" w:type="dxa"/>
+              <w:bottom w:w="80" w:type="dxa"/>
+              <w:right w:w="120" w:type="dxa"/>
+            </w:tcMar>
+            <w:vAlign w:val="center"/>
+          </w:tcPr>
+          <w:p>
+            <w:r>
+              <w:rPr>
+                <w:sz w:val="20"/>
+                <w:szCs w:val="20"/>
+              </w:rPr>
+              <w:t>⬜ 待建</w:t>
+            </w:r>
+          </w:p>
+        </w:tc>
+        <w:tc>
+          <w:tcPr>
+            <w:tcW w:w="3626" w:type="dxa"/>
+            <w:tcBorders>
+              <w:top w:val="single" w:color="CCCCCC" w:sz="0" w:space="0"/>
+              <w:left w:val="single" w:color="CCCCCC" w:sz="0" w:space="0"/>
+              <w:bottom w:val="single" w:color="CCCCCC" w:sz="0" w:space="0"/>
+              <w:right w:val="single" w:color="CCCCCC" w:sz="0" w:space="0"/>
+            </w:tcBorders>
+            <w:tcMar>
+              <w:top w:w="80" w:type="dxa"/>
+              <w:left w:w="120" w:type="dxa"/>
+              <w:bottom w:w="80" w:type="dxa"/>
+              <w:right w:w="120" w:type="dxa"/>
+            </w:tcMar>
+            <w:vAlign w:val="center"/>
+          </w:tcPr>
+          <w:p>
+            <w:r>
+              <w:rPr>
+                <w:sz w:val="20"/>
+                <w:szCs w:val="20"/>
+              </w:rPr>
+              <w:t>依赖后端存储</w:t>
             </w:r>
           </w:p>
         </w:tc>
@@ -1796,14 +2312,14 @@
           <w:iCs/>
           <w:color w:val="666666"/>
         </w:rPr>
-        <w:t>切换方式：配置环境变量 VITE_API_BASE_URL 指向真实后端，前端自动改走真实 API。</w:t>
+        <w:t>数据源切换：配置环境变量 VITE_API_BASE_URL 指向真实后端，前端自动改走真实 API。</w:t>
       </w:r>
     </w:p>
     <w:p>
       <w:pPr>
         <w:pStyle w:val="2"/>
       </w:pPr>
-      <w:bookmarkStart w:id="2" w:name="_Toc4490"/>
+      <w:bookmarkStart w:id="2" w:name="_Toc275"/>
       <w:r>
         <w:t>2. 范围与合规边界（必读）</w:t>
       </w:r>
@@ -1813,7 +2329,7 @@
       <w:pPr>
         <w:pStyle w:val="3"/>
       </w:pPr>
-      <w:bookmarkStart w:id="3" w:name="_Toc24831"/>
+      <w:bookmarkStart w:id="3" w:name="_Toc1749"/>
       <w:r>
         <w:t>2.1 范围内</w:t>
       </w:r>
@@ -1860,16 +2376,6 @@
     </w:p>
     <w:p>
       <w:pPr>
-        <w:pStyle w:val="3"/>
-      </w:pPr>
-      <w:bookmarkStart w:id="4" w:name="_Toc7636"/>
-      <w:r>
-        <w:t>2.2 红线</w:t>
-      </w:r>
-      <w:bookmarkEnd w:id="4"/>
-    </w:p>
-    <w:p>
-      <w:pPr>
         <w:pStyle w:val="18"/>
         <w:numPr>
           <w:ilvl w:val="0"/>
@@ -1878,8 +2384,18 @@
         <w:spacing w:after="60" w:line="300" w:lineRule="auto"/>
       </w:pPr>
       <w:r>
-        <w:t>不批量下载/存储/再分发受版权内容；展示媒体只用官方 API 允许的方式（缩略图/嵌入/授权调用）。</w:t>
-      </w:r>
+        <w:t>广告情报：通过 Meta 广告资料库查询某品类正在投放的广告。</w:t>
+      </w:r>
+    </w:p>
+    <w:p>
+      <w:pPr>
+        <w:pStyle w:val="3"/>
+      </w:pPr>
+      <w:bookmarkStart w:id="4" w:name="_Toc14586"/>
+      <w:r>
+        <w:t>2.2 红线</w:t>
+      </w:r>
+      <w:bookmarkEnd w:id="4"/>
     </w:p>
     <w:p>
       <w:pPr>
@@ -1891,7 +2407,7 @@
         <w:spacing w:after="60" w:line="300" w:lineRule="auto"/>
       </w:pPr>
       <w:r>
-        <w:t>遵守各平台 ToS、robots、速率限制；限流要做指数退避（带 jitter）。</w:t>
+        <w:t>不批量下载/存储/再分发受版权内容；展示媒体只用官方 API 允许的方式（缩略图/嵌入/授权调用）。</w:t>
       </w:r>
     </w:p>
     <w:p>
@@ -1904,6 +2420,19 @@
         <w:spacing w:after="60" w:line="300" w:lineRule="auto"/>
       </w:pPr>
       <w:r>
+        <w:t>遵守各平台 ToS、robots、速率限制；限流要做指数退避（带 jitter）。</w:t>
+      </w:r>
+    </w:p>
+    <w:p>
+      <w:pPr>
+        <w:pStyle w:val="18"/>
+        <w:numPr>
+          <w:ilvl w:val="0"/>
+          <w:numId w:val="2"/>
+        </w:numPr>
+        <w:spacing w:after="60" w:line="300" w:lineRule="auto"/>
+      </w:pPr>
+      <w:r>
         <w:t>他人内容真实点击率是私有数据，无法获取。本平台用公开信号（绝对热度 + 上升速度 + 互动率）作为受欢迎程度的代理指标。</w:t>
       </w:r>
     </w:p>
@@ -1911,7 +2440,7 @@
       <w:pPr>
         <w:pStyle w:val="2"/>
       </w:pPr>
-      <w:bookmarkStart w:id="5" w:name="_Toc17768"/>
+      <w:bookmarkStart w:id="5" w:name="_Toc4092"/>
       <w:r>
         <w:t>3. 核心指标定义</w:t>
       </w:r>
@@ -2597,6 +3126,34 @@
     </w:p>
     <w:p>
       <w:pPr>
+        <w:spacing w:after="120" w:line="300" w:lineRule="auto"/>
+      </w:pPr>
+      <w:r>
+        <w:t>默认权重 velocity:popularity:engagement = 0.5 : 0.3 : 0.2（velocity 最高），可通过环境变量 VITE_WEIGHT_VELOCITY/POPULARITY/ENGAGEMENT 覆盖。</w:t>
+      </w:r>
+    </w:p>
+    <w:p>
+      <w:pPr>
+        <w:pStyle w:val="2"/>
+      </w:pPr>
+      <w:bookmarkStart w:id="6" w:name="_Toc23443"/>
+      <w:r>
+        <w:t>4. 功能需求</w:t>
+      </w:r>
+      <w:bookmarkEnd w:id="6"/>
+    </w:p>
+    <w:p>
+      <w:pPr>
+        <w:pStyle w:val="3"/>
+      </w:pPr>
+      <w:bookmarkStart w:id="7" w:name="_Toc31787"/>
+      <w:r>
+        <w:t>4.1 实时监控页（✅ 已实现）</w:t>
+      </w:r>
+      <w:bookmarkEnd w:id="7"/>
+    </w:p>
+    <w:p>
+      <w:pPr>
         <w:pStyle w:val="18"/>
         <w:numPr>
           <w:ilvl w:val="0"/>
@@ -2605,25 +3162,7 @@
         <w:spacing w:after="60" w:line="300" w:lineRule="auto"/>
       </w:pPr>
       <w:r>
-        <w:rPr>
-          <w:b w:val="0"/>
-          <w:bCs w:val="0"/>
-        </w:rPr>
-        <w:t xml:space="preserve">默认权重 </w:t>
-      </w:r>
-      <w:r>
-        <w:rPr>
-          <w:b/>
-          <w:bCs/>
-        </w:rPr>
-        <w:t>velocity:popularity:engagement = 0.5 : 0.3 : 0.2</w:t>
-      </w:r>
-      <w:r>
-        <w:rPr>
-          <w:b w:val="0"/>
-          <w:bCs w:val="0"/>
-        </w:rPr>
-        <w:t>（velocity 最高）。</w:t>
+        <w:t>综合榜 + 分平台榜：平台 Tab（综合/YouTube/Reddit/Hacker News/Google News/TMDb/Giphy）。</w:t>
       </w:r>
     </w:p>
     <w:p>
@@ -2636,41 +3175,8 @@
         <w:spacing w:after="60" w:line="300" w:lineRule="auto"/>
       </w:pPr>
       <w:r>
-        <w:t>可通过环境变量覆盖：VITE_WEIGHT_VELOCITY / VITE_WEIGHT_POPULARITY / VITE_WEIGHT_ENGAGEMENT。</w:t>
-      </w:r>
-    </w:p>
-    <w:p>
-      <w:pPr>
-        <w:spacing w:after="120" w:line="300" w:lineRule="auto"/>
-      </w:pPr>
-      <w:r>
-        <w:rPr>
-          <w:i/>
-          <w:iCs/>
-          <w:color w:val="666666"/>
-        </w:rPr>
-        <w:t>注：composite_score 与跨平台去重合并已在前端服务层实现；后端只需提供归一化后的三项原始指标，也可由后端算好直接返回。</w:t>
-      </w:r>
-    </w:p>
-    <w:p>
-      <w:pPr>
-        <w:pStyle w:val="2"/>
-      </w:pPr>
-      <w:bookmarkStart w:id="6" w:name="_Toc21857"/>
-      <w:r>
-        <w:t>4. 功能需求</w:t>
-      </w:r>
-      <w:bookmarkEnd w:id="6"/>
-    </w:p>
-    <w:p>
-      <w:pPr>
-        <w:pStyle w:val="3"/>
-      </w:pPr>
-      <w:bookmarkStart w:id="7" w:name="_Toc28294"/>
-      <w:r>
-        <w:t>4.1 实时监控页（✅ 已实现）</w:t>
-      </w:r>
-      <w:bookmarkEnd w:id="7"/>
+        <w:t>分类筛选：全部/新闻/科技/娱乐/社交/梗图。</w:t>
+      </w:r>
     </w:p>
     <w:p>
       <w:pPr>
@@ -2682,7 +3188,7 @@
         <w:spacing w:after="60" w:line="300" w:lineRule="auto"/>
       </w:pPr>
       <w:r>
-        <w:t>综合榜 + 分平台榜：平台 Tab 切换（综合/YouTube/Reddit/Hacker News/Google News/TMDb/Giphy）。</w:t>
+        <w:t>关键词搜索：按标题/作者过滤。</w:t>
       </w:r>
     </w:p>
     <w:p>
@@ -2695,7 +3201,7 @@
         <w:spacing w:after="60" w:line="300" w:lineRule="auto"/>
       </w:pPr>
       <w:r>
-        <w:t>分类筛选：全部/新闻/科技/娱乐/社交/梗图。</w:t>
+        <w:t>多维排序：综合分/绝对热度/上升速度/互动率/最新发布。</w:t>
       </w:r>
     </w:p>
     <w:p>
@@ -2708,7 +3214,7 @@
         <w:spacing w:after="60" w:line="300" w:lineRule="auto"/>
       </w:pPr>
       <w:r>
-        <w:t>关键词搜索：按标题/作者过滤。</w:t>
+        <w:t>状态筛选：点击指标卡（快速上升/新冒出/已回落）筛选榜单，再点取消；选中态高亮。</w:t>
       </w:r>
     </w:p>
     <w:p>
@@ -2721,7 +3227,7 @@
         <w:spacing w:after="60" w:line="300" w:lineRule="auto"/>
       </w:pPr>
       <w:r>
-        <w:t>多维排序：综合分/绝对热度/上升速度/互动率/最新发布。</w:t>
+        <w:t>指标卡：当前热点数、快速上升、新冒出、已回落；数值与占比由实时数据计算。</w:t>
       </w:r>
     </w:p>
     <w:p>
@@ -2734,7 +3240,7 @@
         <w:spacing w:after="60" w:line="300" w:lineRule="auto"/>
       </w:pPr>
       <w:r>
-        <w:t>状态筛选：点击指标卡（快速上升/新冒出/已回落）筛选榜单，再点取消。</w:t>
+        <w:t>热点变化追踪：每条标注 新冒出/上升/持续/回落 四种状态。</w:t>
       </w:r>
     </w:p>
     <w:p>
@@ -2747,7 +3253,7 @@
         <w:spacing w:after="60" w:line="300" w:lineRule="auto"/>
       </w:pPr>
       <w:r>
-        <w:t>指标卡：当前热点数、快速上升、新冒出、已回落；数值与占比由实时数据计算。</w:t>
+        <w:t>跨平台去重可视化：同一话题被多平台收录时合并，用彩色平台标签展示“N 平台在火”。</w:t>
       </w:r>
     </w:p>
     <w:p>
@@ -2760,7 +3266,7 @@
         <w:spacing w:after="60" w:line="300" w:lineRule="auto"/>
       </w:pPr>
       <w:r>
-        <w:t>热点变化追踪：每条标注 新冒出/上升/持续/回落 四种状态。</w:t>
+        <w:t>梗图画廊：分类选“梗图”时切换为网格大图卡片（综合分/速度角标、收藏、详情），仅用合规预览。</w:t>
       </w:r>
     </w:p>
     <w:p>
@@ -2773,7 +3279,7 @@
         <w:spacing w:after="60" w:line="300" w:lineRule="auto"/>
       </w:pPr>
       <w:r>
-        <w:t>梗图预览：meme 类展示官方允许的缩略图（带加载失败兜底）。</w:t>
+        <w:t>热点详情抽屉：点条目弹出侧栏，展示完整指标、跨平台来源、作者/时间、原文链接、收藏按钮。</w:t>
       </w:r>
     </w:p>
     <w:p>
@@ -2786,7 +3292,7 @@
         <w:spacing w:after="60" w:line="300" w:lineRule="auto"/>
       </w:pPr>
       <w:r>
-        <w:t>跨平台来源标记：去重合并后，同一话题出现在多平台时显示“N 平台”。</w:t>
+        <w:t>自动刷新：可选 手动/30秒/1分钟/5分钟 轮询采集。</w:t>
       </w:r>
     </w:p>
     <w:p>
@@ -2812,7 +3318,7 @@
         <w:spacing w:after="60" w:line="300" w:lineRule="auto"/>
       </w:pPr>
       <w:r>
-        <w:t>手动刷新 + 采集时间 + 数据来源标记（模拟/实时）。</w:t>
+        <w:t>数据源状态条：展示各源成功/失败与条数，单源失败明确标红并提示已跳过。</w:t>
       </w:r>
     </w:p>
     <w:p>
@@ -2832,7 +3338,7 @@
       <w:pPr>
         <w:pStyle w:val="3"/>
       </w:pPr>
-      <w:bookmarkStart w:id="8" w:name="_Toc28762"/>
+      <w:bookmarkStart w:id="8" w:name="_Toc28859"/>
       <w:r>
         <w:t>4.2 月度汇总页（✅ 已实现）</w:t>
       </w:r>
@@ -2848,7 +3354,7 @@
         <w:spacing w:after="60" w:line="300" w:lineRule="auto"/>
       </w:pPr>
       <w:r>
-        <w:t>KPI 卡：本月总热点、平均日活跃热点、最高热度话题、新增梗图数（点击可定位到对应图表）。</w:t>
+        <w:t>月份选择：可切换月份（当前 mock 提供多月数据），切换时数据联动。</w:t>
       </w:r>
     </w:p>
     <w:p>
@@ -2861,7 +3367,7 @@
         <w:spacing w:after="60" w:line="300" w:lineRule="auto"/>
       </w:pPr>
       <w:r>
-        <w:t>图表：每日热点趋势（折线）、平台分布（饼图）、分类表现（柱状）、Top 10 话题（榜单）。</w:t>
+        <w:t>KPI 卡：本月总热点、平均日活跃热点、最高热度话题、新增梗图数（点击定位到对应图表）。</w:t>
       </w:r>
     </w:p>
     <w:p>
@@ -2874,18 +3380,8 @@
         <w:spacing w:after="60" w:line="300" w:lineRule="auto"/>
       </w:pPr>
       <w:r>
-        <w:t>附加统计：最活跃时段、平均生命周期、跨平台重复率。</w:t>
-      </w:r>
-    </w:p>
-    <w:p>
-      <w:pPr>
-        <w:pStyle w:val="3"/>
-      </w:pPr>
-      <w:bookmarkStart w:id="9" w:name="_Toc18888"/>
-      <w:r>
-        <w:t>4.3 待建（后端 / 扩展）</w:t>
-      </w:r>
-      <w:bookmarkEnd w:id="9"/>
+        <w:t>图表：每日热点趋势（折线）、平台分布（饼图）、分类表现（柱状）、Top 10 话题（榜单）。</w:t>
+      </w:r>
     </w:p>
     <w:p>
       <w:pPr>
@@ -2897,8 +3393,18 @@
         <w:spacing w:after="60" w:line="300" w:lineRule="auto"/>
       </w:pPr>
       <w:r>
-        <w:t>多渠道采集（Adapter 架构）：每源一个 Adapter，统一 fetch(limit) -&gt; List[TrendItem]；加新平台不改主流程；单源失败隔离 + 日志告警。</w:t>
-      </w:r>
+        <w:t>附加统计：最活跃时段、平均生命周期、跨平台重复率。</w:t>
+      </w:r>
+    </w:p>
+    <w:p>
+      <w:pPr>
+        <w:pStyle w:val="3"/>
+      </w:pPr>
+      <w:bookmarkStart w:id="9" w:name="_Toc11955"/>
+      <w:r>
+        <w:t>4.3 广告情报页（✅ 已实现）</w:t>
+      </w:r>
+      <w:bookmarkEnd w:id="9"/>
     </w:p>
     <w:p>
       <w:pPr>
@@ -2910,7 +3416,7 @@
         <w:spacing w:after="60" w:line="300" w:lineRule="auto"/>
       </w:pPr>
       <w:r>
-        <w:t>去重合并：URL + 归一化标题（可加 pHash 辅助），合并保留多平台来源。</w:t>
+        <w:t>调用 Meta 广告资料库口径，展示正在投放的广告作为“已被市场验证”的信号。</w:t>
       </w:r>
     </w:p>
     <w:p>
@@ -2923,7 +3429,7 @@
         <w:spacing w:after="60" w:line="300" w:lineRule="auto"/>
       </w:pPr>
       <w:r>
-        <w:t>历史快照与变化追踪：每次采集入库，供 velocity 与状态判定。</w:t>
+        <w:t>筛选：关键词（广告主/文案）+ 品类 + 投放地区。</w:t>
       </w:r>
     </w:p>
     <w:p>
@@ -2936,8 +3442,18 @@
         <w:spacing w:after="60" w:line="300" w:lineRule="auto"/>
       </w:pPr>
       <w:r>
-        <w:t>调度：定时采集（可配频率，如每小时/30 分钟）+ 手动触发。</w:t>
-      </w:r>
+        <w:t>广告卡片：广告主、投放中状态、标题/文案、版位、地区、起投时间、触达量级、CTA、合规预览图、广告库链接。</w:t>
+      </w:r>
+    </w:p>
+    <w:p>
+      <w:pPr>
+        <w:pStyle w:val="3"/>
+      </w:pPr>
+      <w:bookmarkStart w:id="10" w:name="_Toc1473"/>
+      <w:r>
+        <w:t>4.4 通用 / 体验（✅ 已实现）</w:t>
+      </w:r>
+      <w:bookmarkEnd w:id="10"/>
     </w:p>
     <w:p>
       <w:pPr>
@@ -2949,7 +3465,7 @@
         <w:spacing w:after="60" w:line="300" w:lineRule="auto"/>
       </w:pPr>
       <w:r>
-        <w:t>存储：结构化数据入库（热点条目、历史快照、来源映射）；媒体仅存合规来源预览。</w:t>
+        <w:t>明暗主题切换：一键切换，记忆偏好，默认跟随系统。</w:t>
       </w:r>
     </w:p>
     <w:p>
@@ -2962,6 +3478,120 @@
         <w:spacing w:after="60" w:line="300" w:lineRule="auto"/>
       </w:pPr>
       <w:r>
+        <w:t>选题清单：行内/详情加星收藏；右上角入口带计数；清单支持加备注、导出 JSON/CSV、移除、清空（本地持久化）。</w:t>
+      </w:r>
+    </w:p>
+    <w:p>
+      <w:pPr>
+        <w:pStyle w:val="18"/>
+        <w:numPr>
+          <w:ilvl w:val="0"/>
+          <w:numId w:val="2"/>
+        </w:numPr>
+        <w:spacing w:after="60" w:line="300" w:lineRule="auto"/>
+      </w:pPr>
+      <w:r>
+        <w:t>响应式适配：手机宽度下导航变图标、指标卡两列、工具栏换行，无横向滚动。</w:t>
+      </w:r>
+    </w:p>
+    <w:p>
+      <w:pPr>
+        <w:pStyle w:val="18"/>
+        <w:numPr>
+          <w:ilvl w:val="0"/>
+          <w:numId w:val="2"/>
+        </w:numPr>
+        <w:spacing w:after="60" w:line="300" w:lineRule="auto"/>
+      </w:pPr>
+      <w:r>
+        <w:t>首屏性能：重型视图（含 recharts）懒加载 + 代码分割，首屏 JS 约 103KB（gzip 33KB）。</w:t>
+      </w:r>
+    </w:p>
+    <w:p>
+      <w:pPr>
+        <w:pStyle w:val="3"/>
+      </w:pPr>
+      <w:bookmarkStart w:id="11" w:name="_Toc25057"/>
+      <w:r>
+        <w:t>4.5 待建（后端 / 扩展）</w:t>
+      </w:r>
+      <w:bookmarkEnd w:id="11"/>
+    </w:p>
+    <w:p>
+      <w:pPr>
+        <w:pStyle w:val="18"/>
+        <w:numPr>
+          <w:ilvl w:val="0"/>
+          <w:numId w:val="2"/>
+        </w:numPr>
+        <w:spacing w:after="60" w:line="300" w:lineRule="auto"/>
+      </w:pPr>
+      <w:r>
+        <w:t>多渠道采集（Adapter 架构）：每源一个 Adapter，统一 fetch(limit) -&gt; List[TrendItem]；加新平台不改主流程；单源失败隔离 + 日志告警。</w:t>
+      </w:r>
+    </w:p>
+    <w:p>
+      <w:pPr>
+        <w:pStyle w:val="18"/>
+        <w:numPr>
+          <w:ilvl w:val="0"/>
+          <w:numId w:val="2"/>
+        </w:numPr>
+        <w:spacing w:after="60" w:line="300" w:lineRule="auto"/>
+      </w:pPr>
+      <w:r>
+        <w:t>历史快照与变化追踪：每次采集入库，供 velocity 计算与“新/升/稳/降”判定，并支撑单条热点的历史趋势曲线。</w:t>
+      </w:r>
+    </w:p>
+    <w:p>
+      <w:pPr>
+        <w:pStyle w:val="18"/>
+        <w:numPr>
+          <w:ilvl w:val="0"/>
+          <w:numId w:val="2"/>
+        </w:numPr>
+        <w:spacing w:after="60" w:line="300" w:lineRule="auto"/>
+      </w:pPr>
+      <w:r>
+        <w:t>调度：定时采集（可配频率）+ 手动触发。</w:t>
+      </w:r>
+    </w:p>
+    <w:p>
+      <w:pPr>
+        <w:pStyle w:val="18"/>
+        <w:numPr>
+          <w:ilvl w:val="0"/>
+          <w:numId w:val="2"/>
+        </w:numPr>
+        <w:spacing w:after="60" w:line="300" w:lineRule="auto"/>
+      </w:pPr>
+      <w:r>
+        <w:t>存储：结构化数据入库（热点条目、历史快照、来源映射）；媒体仅存合规来源预览。</w:t>
+      </w:r>
+    </w:p>
+    <w:p>
+      <w:pPr>
+        <w:pStyle w:val="18"/>
+        <w:numPr>
+          <w:ilvl w:val="0"/>
+          <w:numId w:val="2"/>
+        </w:numPr>
+        <w:spacing w:after="60" w:line="300" w:lineRule="auto"/>
+      </w:pPr>
+      <w:r>
+        <w:t>日期区间筛选（月度页，在按月之上）。</w:t>
+      </w:r>
+    </w:p>
+    <w:p>
+      <w:pPr>
+        <w:pStyle w:val="18"/>
+        <w:numPr>
+          <w:ilvl w:val="0"/>
+          <w:numId w:val="2"/>
+        </w:numPr>
+        <w:spacing w:after="60" w:line="300" w:lineRule="auto"/>
+      </w:pPr>
+      <w:r>
         <w:t>（P3）以图搜图/语义检索：仅对合规素材库。</w:t>
       </w:r>
     </w:p>
@@ -2969,37 +3599,29 @@
       <w:pPr>
         <w:pStyle w:val="2"/>
       </w:pPr>
-      <w:bookmarkStart w:id="10" w:name="_Toc3246"/>
+      <w:bookmarkStart w:id="12" w:name="_Toc11540"/>
       <w:r>
         <w:t>5. 接口契约（前后端对接）</w:t>
       </w:r>
-      <w:bookmarkEnd w:id="10"/>
+      <w:bookmarkEnd w:id="12"/>
     </w:p>
     <w:p>
       <w:pPr>
         <w:spacing w:after="120" w:line="300" w:lineRule="auto"/>
       </w:pPr>
       <w:r>
-        <w:t>前端服务层 client.ts 已按以下契约实现。后端实现这两个端点并设置 VITE_API_BASE_URL 即可对接，前端无需改动。</w:t>
+        <w:t>前端服务层 client.ts、ads.ts 已按以下契约实现。后端实现这些端点并设置 VITE_API_BASE_URL 即可对接，前端无需改动。</w:t>
       </w:r>
     </w:p>
     <w:p>
       <w:pPr>
         <w:pStyle w:val="3"/>
       </w:pPr>
-      <w:bookmarkStart w:id="11" w:name="_Toc21146"/>
+      <w:bookmarkStart w:id="13" w:name="_Toc25206"/>
       <w:r>
         <w:t>5.1 GET /trends — 实时热点榜</w:t>
       </w:r>
-      <w:bookmarkEnd w:id="11"/>
-    </w:p>
-    <w:p>
-      <w:pPr>
-        <w:spacing w:after="120" w:line="300" w:lineRule="auto"/>
-      </w:pPr>
-      <w:r>
-        <w:t>响应：</w:t>
-      </w:r>
+      <w:bookmarkEnd w:id="13"/>
     </w:p>
     <w:tbl>
       <w:tblPr>
@@ -3082,7 +3704,7 @@
                 <w:sz w:val="18"/>
                 <w:szCs w:val="18"/>
               </w:rPr>
-              <w:t xml:space="preserve">  "raw": [ /* TrendItem[]，见 5.3 */ ],</w:t>
+              <w:t xml:space="preserve">  "raw": [ /* TrendItem[]，见 5.4 */ ],</w:t>
             </w:r>
           </w:p>
           <w:p>
@@ -3175,19 +3797,29 @@
       <w:pPr>
         <w:pStyle w:val="3"/>
       </w:pPr>
-      <w:bookmarkStart w:id="12" w:name="_Toc8305"/>
-      <w:r>
-        <w:t>5.2 GET /monthly — 月度汇总</w:t>
-      </w:r>
-      <w:bookmarkEnd w:id="12"/>
+      <w:bookmarkStart w:id="14" w:name="_Toc7248"/>
+      <w:r>
+        <w:t>5.2 GET /monthly?month=YYYY-MM — 月度汇总</w:t>
+      </w:r>
+      <w:bookmarkEnd w:id="14"/>
     </w:p>
     <w:p>
       <w:pPr>
         <w:spacing w:after="120" w:line="300" w:lineRule="auto"/>
       </w:pPr>
       <w:r>
-        <w:t>返回 MonthlyStats 结构（字段见 types.ts）：</w:t>
-      </w:r>
+        <w:t>返回 MonthlyStats：{ month, dailyTrends[], platformDistribution[], categoryPerformance[], topTopics[], summary{} }</w:t>
+      </w:r>
+    </w:p>
+    <w:p>
+      <w:pPr>
+        <w:pStyle w:val="3"/>
+      </w:pPr>
+      <w:bookmarkStart w:id="15" w:name="_Toc17395"/>
+      <w:r>
+        <w:t>5.3 GET /ads?q=&amp;category=&amp;region= — 广告情报</w:t>
+      </w:r>
+      <w:bookmarkEnd w:id="15"/>
     </w:p>
     <w:tbl>
       <w:tblPr>
@@ -3257,7 +3889,7 @@
                 <w:sz w:val="18"/>
                 <w:szCs w:val="18"/>
               </w:rPr>
-              <w:t>{ month, dailyTrends[], platformDistribution[],</w:t>
+              <w:t>{</w:t>
             </w:r>
           </w:p>
           <w:p>
@@ -3270,7 +3902,33 @@
                 <w:sz w:val="18"/>
                 <w:szCs w:val="18"/>
               </w:rPr>
-              <w:t xml:space="preserve">  categoryPerformance[], topTopics[], summary{} }</w:t>
+              <w:t xml:space="preserve">  "ads": [ /* AdItem[]，见 5.5 */ ],</w:t>
+            </w:r>
+          </w:p>
+          <w:p>
+            <w:pPr>
+              <w:spacing w:after="0" w:line="240" w:lineRule="auto"/>
+            </w:pPr>
+            <w:r>
+              <w:rPr>
+                <w:rFonts w:ascii="Consolas" w:hAnsi="Consolas" w:eastAsia="Consolas" w:cs="Consolas"/>
+                <w:sz w:val="18"/>
+                <w:szCs w:val="18"/>
+              </w:rPr>
+              <w:t xml:space="preserve">  "fetched_at": "2026-06-03T10:00:00Z"</w:t>
+            </w:r>
+          </w:p>
+          <w:p>
+            <w:pPr>
+              <w:spacing w:after="0" w:line="240" w:lineRule="auto"/>
+            </w:pPr>
+            <w:r>
+              <w:rPr>
+                <w:rFonts w:ascii="Consolas" w:hAnsi="Consolas" w:eastAsia="Consolas" w:cs="Consolas"/>
+                <w:sz w:val="18"/>
+                <w:szCs w:val="18"/>
+              </w:rPr>
+              <w:t>}</w:t>
             </w:r>
           </w:p>
         </w:tc>
@@ -3285,11 +3943,11 @@
       <w:pPr>
         <w:pStyle w:val="3"/>
       </w:pPr>
-      <w:bookmarkStart w:id="13" w:name="_Toc13767"/>
-      <w:r>
-        <w:t>5.3 TrendItem 数据结构（统一 Schema）</w:t>
-      </w:r>
-      <w:bookmarkEnd w:id="13"/>
+      <w:bookmarkStart w:id="16" w:name="_Toc25569"/>
+      <w:r>
+        <w:t>5.4 TrendItem 数据结构</w:t>
+      </w:r>
+      <w:bookmarkEnd w:id="16"/>
     </w:p>
     <w:tbl>
       <w:tblPr>
@@ -3567,7 +4225,7 @@
                 <w:sz w:val="18"/>
                 <w:szCs w:val="18"/>
               </w:rPr>
-              <w:t xml:space="preserve">  extra?: Record&lt;string, unknown&gt;; // 各平台特有字段</w:t>
+              <w:t xml:space="preserve">  extra?: Record&lt;string, unknown&gt;;</w:t>
             </w:r>
           </w:p>
           <w:p>
@@ -3588,44 +4246,294 @@
     </w:tbl>
     <w:p>
       <w:pPr>
-        <w:spacing w:after="120" w:line="300" w:lineRule="auto"/>
-      </w:pPr>
-      <w:r>
-        <w:rPr>
-          <w:i/>
-          <w:iCs/>
-          <w:color w:val="666666"/>
-        </w:rPr>
-        <w:t>说明：后端最少只需给 popularity / velocity / engagement_rate 三项归一化指标 + 基础元数据；composite_score、去重、排序前端服务层会处理。statuses 用于可观测性（展示单源采集成败）。</w:t>
-      </w:r>
-    </w:p>
+        <w:spacing w:after="80"/>
+      </w:pPr>
+    </w:p>
+    <w:p>
+      <w:pPr>
+        <w:pStyle w:val="3"/>
+      </w:pPr>
+      <w:bookmarkStart w:id="17" w:name="_Toc15425"/>
+      <w:r>
+        <w:t>5.5 AdItem 数据结构</w:t>
+      </w:r>
+      <w:bookmarkEnd w:id="17"/>
+    </w:p>
+    <w:tbl>
+      <w:tblPr>
+        <w:tblStyle w:val="13"/>
+        <w:tblW w:w="9026" w:type="dxa"/>
+        <w:tblInd w:w="0" w:type="dxa"/>
+        <w:tblBorders>
+          <w:top w:val="single" w:color="auto" w:sz="4" w:space="0"/>
+          <w:left w:val="single" w:color="auto" w:sz="4" w:space="0"/>
+          <w:bottom w:val="single" w:color="auto" w:sz="4" w:space="0"/>
+          <w:right w:val="single" w:color="auto" w:sz="4" w:space="0"/>
+          <w:insideH w:val="single" w:color="auto" w:sz="4" w:space="0"/>
+          <w:insideV w:val="single" w:color="auto" w:sz="4" w:space="0"/>
+        </w:tblBorders>
+        <w:tblLayout w:type="autofit"/>
+        <w:tblCellMar>
+          <w:top w:w="0" w:type="dxa"/>
+          <w:left w:w="10" w:type="dxa"/>
+          <w:bottom w:w="0" w:type="dxa"/>
+          <w:right w:w="10" w:type="dxa"/>
+        </w:tblCellMar>
+      </w:tblPr>
+      <w:tblGrid>
+        <w:gridCol w:w="9026"/>
+      </w:tblGrid>
+      <w:tr>
+        <w:tblPrEx>
+          <w:tblBorders>
+            <w:top w:val="single" w:color="auto" w:sz="4" w:space="0"/>
+            <w:left w:val="single" w:color="auto" w:sz="4" w:space="0"/>
+            <w:bottom w:val="single" w:color="auto" w:sz="4" w:space="0"/>
+            <w:right w:val="single" w:color="auto" w:sz="4" w:space="0"/>
+            <w:insideH w:val="single" w:color="auto" w:sz="4" w:space="0"/>
+            <w:insideV w:val="single" w:color="auto" w:sz="4" w:space="0"/>
+          </w:tblBorders>
+          <w:tblCellMar>
+            <w:top w:w="0" w:type="dxa"/>
+            <w:left w:w="10" w:type="dxa"/>
+            <w:bottom w:w="0" w:type="dxa"/>
+            <w:right w:w="10" w:type="dxa"/>
+          </w:tblCellMar>
+        </w:tblPrEx>
+        <w:tc>
+          <w:tcPr>
+            <w:tcW w:w="9026" w:type="dxa"/>
+            <w:tcBorders>
+              <w:top w:val="single" w:color="CCCCCC" w:sz="0" w:space="0"/>
+              <w:left w:val="single" w:color="CCCCCC" w:sz="0" w:space="0"/>
+              <w:bottom w:val="single" w:color="CCCCCC" w:sz="0" w:space="0"/>
+              <w:right w:val="single" w:color="CCCCCC" w:sz="0" w:space="0"/>
+            </w:tcBorders>
+            <w:shd w:val="clear" w:color="auto" w:fill="F4F5F7"/>
+            <w:tcMar>
+              <w:top w:w="120" w:type="dxa"/>
+              <w:left w:w="160" w:type="dxa"/>
+              <w:bottom w:w="120" w:type="dxa"/>
+              <w:right w:w="160" w:type="dxa"/>
+            </w:tcMar>
+          </w:tcPr>
+          <w:p>
+            <w:pPr>
+              <w:spacing w:after="0" w:line="240" w:lineRule="auto"/>
+            </w:pPr>
+            <w:r>
+              <w:rPr>
+                <w:rFonts w:ascii="Consolas" w:hAnsi="Consolas" w:eastAsia="Consolas" w:cs="Consolas"/>
+                <w:sz w:val="18"/>
+                <w:szCs w:val="18"/>
+              </w:rPr>
+              <w:t>interface AdItem {</w:t>
+            </w:r>
+          </w:p>
+          <w:p>
+            <w:pPr>
+              <w:spacing w:after="0" w:line="240" w:lineRule="auto"/>
+            </w:pPr>
+            <w:r>
+              <w:rPr>
+                <w:rFonts w:ascii="Consolas" w:hAnsi="Consolas" w:eastAsia="Consolas" w:cs="Consolas"/>
+                <w:sz w:val="18"/>
+                <w:szCs w:val="18"/>
+              </w:rPr>
+              <w:t xml:space="preserve">  id: string;</w:t>
+            </w:r>
+          </w:p>
+          <w:p>
+            <w:pPr>
+              <w:spacing w:after="0" w:line="240" w:lineRule="auto"/>
+            </w:pPr>
+            <w:r>
+              <w:rPr>
+                <w:rFonts w:ascii="Consolas" w:hAnsi="Consolas" w:eastAsia="Consolas" w:cs="Consolas"/>
+                <w:sz w:val="18"/>
+                <w:szCs w:val="18"/>
+              </w:rPr>
+              <w:t xml:space="preserve">  advertiser: string;              // 投放主体/主页名</w:t>
+            </w:r>
+          </w:p>
+          <w:p>
+            <w:pPr>
+              <w:spacing w:after="0" w:line="240" w:lineRule="auto"/>
+            </w:pPr>
+            <w:r>
+              <w:rPr>
+                <w:rFonts w:ascii="Consolas" w:hAnsi="Consolas" w:eastAsia="Consolas" w:cs="Consolas"/>
+                <w:sz w:val="18"/>
+                <w:szCs w:val="18"/>
+              </w:rPr>
+              <w:t xml:space="preserve">  category: Category | 'commerce' | 'other';</w:t>
+            </w:r>
+          </w:p>
+          <w:p>
+            <w:pPr>
+              <w:spacing w:after="0" w:line="240" w:lineRule="auto"/>
+            </w:pPr>
+            <w:r>
+              <w:rPr>
+                <w:rFonts w:ascii="Consolas" w:hAnsi="Consolas" w:eastAsia="Consolas" w:cs="Consolas"/>
+                <w:sz w:val="18"/>
+                <w:szCs w:val="18"/>
+              </w:rPr>
+              <w:t xml:space="preserve">  platforms: ('facebook'|'instagram'|'messenger'|'audience_network')[];</w:t>
+            </w:r>
+          </w:p>
+          <w:p>
+            <w:pPr>
+              <w:spacing w:after="0" w:line="240" w:lineRule="auto"/>
+            </w:pPr>
+            <w:r>
+              <w:rPr>
+                <w:rFonts w:ascii="Consolas" w:hAnsi="Consolas" w:eastAsia="Consolas" w:cs="Consolas"/>
+                <w:sz w:val="18"/>
+                <w:szCs w:val="18"/>
+              </w:rPr>
+              <w:t xml:space="preserve">  headline: string;</w:t>
+            </w:r>
+          </w:p>
+          <w:p>
+            <w:pPr>
+              <w:spacing w:after="0" w:line="240" w:lineRule="auto"/>
+            </w:pPr>
+            <w:r>
+              <w:rPr>
+                <w:rFonts w:ascii="Consolas" w:hAnsi="Consolas" w:eastAsia="Consolas" w:cs="Consolas"/>
+                <w:sz w:val="18"/>
+                <w:szCs w:val="18"/>
+              </w:rPr>
+              <w:t xml:space="preserve">  body: string;</w:t>
+            </w:r>
+          </w:p>
+          <w:p>
+            <w:pPr>
+              <w:spacing w:after="0" w:line="240" w:lineRule="auto"/>
+            </w:pPr>
+            <w:r>
+              <w:rPr>
+                <w:rFonts w:ascii="Consolas" w:hAnsi="Consolas" w:eastAsia="Consolas" w:cs="Consolas"/>
+                <w:sz w:val="18"/>
+                <w:szCs w:val="18"/>
+              </w:rPr>
+              <w:t xml:space="preserve">  cta: string;                     // 如 "Shop Now"</w:t>
+            </w:r>
+          </w:p>
+          <w:p>
+            <w:pPr>
+              <w:spacing w:after="0" w:line="240" w:lineRule="auto"/>
+            </w:pPr>
+            <w:r>
+              <w:rPr>
+                <w:rFonts w:ascii="Consolas" w:hAnsi="Consolas" w:eastAsia="Consolas" w:cs="Consolas"/>
+                <w:sz w:val="18"/>
+                <w:szCs w:val="18"/>
+              </w:rPr>
+              <w:t xml:space="preserve">  media_url?: string | null;       // 合规预览图</w:t>
+            </w:r>
+          </w:p>
+          <w:p>
+            <w:pPr>
+              <w:spacing w:after="0" w:line="240" w:lineRule="auto"/>
+            </w:pPr>
+            <w:r>
+              <w:rPr>
+                <w:rFonts w:ascii="Consolas" w:hAnsi="Consolas" w:eastAsia="Consolas" w:cs="Consolas"/>
+                <w:sz w:val="18"/>
+                <w:szCs w:val="18"/>
+              </w:rPr>
+              <w:t xml:space="preserve">  link?: string;                   // 广告库/落地页链接</w:t>
+            </w:r>
+          </w:p>
+          <w:p>
+            <w:pPr>
+              <w:spacing w:after="0" w:line="240" w:lineRule="auto"/>
+            </w:pPr>
+            <w:r>
+              <w:rPr>
+                <w:rFonts w:ascii="Consolas" w:hAnsi="Consolas" w:eastAsia="Consolas" w:cs="Consolas"/>
+                <w:sz w:val="18"/>
+                <w:szCs w:val="18"/>
+              </w:rPr>
+              <w:t xml:space="preserve">  status: 'active' | 'inactive';</w:t>
+            </w:r>
+          </w:p>
+          <w:p>
+            <w:pPr>
+              <w:spacing w:after="0" w:line="240" w:lineRule="auto"/>
+            </w:pPr>
+            <w:r>
+              <w:rPr>
+                <w:rFonts w:ascii="Consolas" w:hAnsi="Consolas" w:eastAsia="Consolas" w:cs="Consolas"/>
+                <w:sz w:val="18"/>
+                <w:szCs w:val="18"/>
+              </w:rPr>
+              <w:t xml:space="preserve">  started_at: string;</w:t>
+            </w:r>
+          </w:p>
+          <w:p>
+            <w:pPr>
+              <w:spacing w:after="0" w:line="240" w:lineRule="auto"/>
+            </w:pPr>
+            <w:r>
+              <w:rPr>
+                <w:rFonts w:ascii="Consolas" w:hAnsi="Consolas" w:eastAsia="Consolas" w:cs="Consolas"/>
+                <w:sz w:val="18"/>
+                <w:szCs w:val="18"/>
+              </w:rPr>
+              <w:t xml:space="preserve">  regions: string[];               // 如 ["US","JP"]</w:t>
+            </w:r>
+          </w:p>
+          <w:p>
+            <w:pPr>
+              <w:spacing w:after="0" w:line="240" w:lineRule="auto"/>
+            </w:pPr>
+            <w:r>
+              <w:rPr>
+                <w:rFonts w:ascii="Consolas" w:hAnsi="Consolas" w:eastAsia="Consolas" w:cs="Consolas"/>
+                <w:sz w:val="18"/>
+                <w:szCs w:val="18"/>
+              </w:rPr>
+              <w:t xml:space="preserve">  reach?: string;                  // 触达量级区间</w:t>
+            </w:r>
+          </w:p>
+          <w:p>
+            <w:pPr>
+              <w:spacing w:after="0" w:line="240" w:lineRule="auto"/>
+            </w:pPr>
+            <w:r>
+              <w:rPr>
+                <w:rFonts w:ascii="Consolas" w:hAnsi="Consolas" w:eastAsia="Consolas" w:cs="Consolas"/>
+                <w:sz w:val="18"/>
+                <w:szCs w:val="18"/>
+              </w:rPr>
+              <w:t>}</w:t>
+            </w:r>
+          </w:p>
+        </w:tc>
+      </w:tr>
+    </w:tbl>
     <w:p>
       <w:pPr>
         <w:pStyle w:val="2"/>
       </w:pPr>
-      <w:bookmarkStart w:id="14" w:name="_Toc8223"/>
+      <w:bookmarkStart w:id="18" w:name="_Toc21654"/>
       <w:r>
         <w:t>6. 外部数据源 API 清单（后端采集需申请）</w:t>
       </w:r>
-      <w:bookmarkEnd w:id="14"/>
-    </w:p>
-    <w:p>
-      <w:pPr>
-        <w:spacing w:after="120" w:line="300" w:lineRule="auto"/>
-      </w:pPr>
-      <w:r>
-        <w:t>优先级 A = 官方 API 好用且免费，优先做。当前看板的平台 Tab 正好对应 6 个 A 档源，为 MVP 必须项。</w:t>
-      </w:r>
+      <w:bookmarkEnd w:id="18"/>
     </w:p>
     <w:p>
       <w:pPr>
         <w:pStyle w:val="3"/>
       </w:pPr>
-      <w:bookmarkStart w:id="15" w:name="_Toc11581"/>
-      <w:r>
-        <w:t>6.1 MVP 必须（A 档）</w:t>
-      </w:r>
-      <w:bookmarkEnd w:id="15"/>
+      <w:bookmarkStart w:id="19" w:name="_Toc2414"/>
+      <w:r>
+        <w:t>6.1 MVP 必须（A 档，对应看板 6 个平台 Tab）</w:t>
+      </w:r>
+      <w:bookmarkEnd w:id="19"/>
     </w:p>
     <w:tbl>
       <w:tblPr>
@@ -3651,7 +4559,7 @@
       <w:tblGrid>
         <w:gridCol w:w="1091"/>
         <w:gridCol w:w="1060"/>
-        <w:gridCol w:w="4387"/>
+        <w:gridCol w:w="2762"/>
         <w:gridCol w:w="865"/>
         <w:gridCol w:w="440"/>
         <w:gridCol w:w="3695"/>
@@ -3738,7 +4646,7 @@
         </w:tc>
         <w:tc>
           <w:tcPr>
-            <w:tcW w:w="2526" w:type="dxa"/>
+            <w:tcW w:w="2426" w:type="dxa"/>
             <w:tcBorders>
               <w:top w:val="single" w:color="CCCCCC" w:sz="0" w:space="0"/>
               <w:left w:val="single" w:color="CCCCCC" w:sz="0" w:space="0"/>
@@ -3768,7 +4676,7 @@
         </w:tc>
         <w:tc>
           <w:tcPr>
-            <w:tcW w:w="800" w:type="dxa"/>
+            <w:tcW w:w="700" w:type="dxa"/>
             <w:tcBorders>
               <w:top w:val="single" w:color="CCCCCC" w:sz="0" w:space="0"/>
               <w:left w:val="single" w:color="CCCCCC" w:sz="0" w:space="0"/>
@@ -3828,7 +4736,7 @@
         </w:tc>
         <w:tc>
           <w:tcPr>
-            <w:tcW w:w="2596" w:type="dxa"/>
+            <w:tcW w:w="2696" w:type="dxa"/>
             <w:tcBorders>
               <w:top w:val="single" w:color="CCCCCC" w:sz="0" w:space="0"/>
               <w:left w:val="single" w:color="CCCCCC" w:sz="0" w:space="0"/>
@@ -3930,34 +4838,34 @@
         </w:tc>
         <w:tc>
           <w:tcPr>
-            <w:tcW w:w="2526" w:type="dxa"/>
-            <w:tcBorders>
-              <w:top w:val="single" w:color="CCCCCC" w:sz="0" w:space="0"/>
-              <w:left w:val="single" w:color="CCCCCC" w:sz="0" w:space="0"/>
-              <w:bottom w:val="single" w:color="CCCCCC" w:sz="0" w:space="0"/>
-              <w:right w:val="single" w:color="CCCCCC" w:sz="0" w:space="0"/>
-            </w:tcBorders>
-            <w:tcMar>
-              <w:top w:w="80" w:type="dxa"/>
-              <w:left w:w="120" w:type="dxa"/>
-              <w:bottom w:w="80" w:type="dxa"/>
-              <w:right w:w="120" w:type="dxa"/>
-            </w:tcMar>
-            <w:vAlign w:val="center"/>
-          </w:tcPr>
-          <w:p>
-            <w:r>
-              <w:rPr>
-                <w:sz w:val="20"/>
-                <w:szCs w:val="20"/>
-              </w:rPr>
-              <w:t>Data API v3 videos?chart=mostPopular&amp;part=snippet,statistics</w:t>
-            </w:r>
-          </w:p>
-        </w:tc>
-        <w:tc>
-          <w:tcPr>
-            <w:tcW w:w="800" w:type="dxa"/>
+            <w:tcW w:w="2426" w:type="dxa"/>
+            <w:tcBorders>
+              <w:top w:val="single" w:color="CCCCCC" w:sz="0" w:space="0"/>
+              <w:left w:val="single" w:color="CCCCCC" w:sz="0" w:space="0"/>
+              <w:bottom w:val="single" w:color="CCCCCC" w:sz="0" w:space="0"/>
+              <w:right w:val="single" w:color="CCCCCC" w:sz="0" w:space="0"/>
+            </w:tcBorders>
+            <w:tcMar>
+              <w:top w:w="80" w:type="dxa"/>
+              <w:left w:w="120" w:type="dxa"/>
+              <w:bottom w:w="80" w:type="dxa"/>
+              <w:right w:w="120" w:type="dxa"/>
+            </w:tcMar>
+            <w:vAlign w:val="center"/>
+          </w:tcPr>
+          <w:p>
+            <w:r>
+              <w:rPr>
+                <w:sz w:val="20"/>
+                <w:szCs w:val="20"/>
+              </w:rPr>
+              <w:t>Data API v3 videos?chart=mostPopular</w:t>
+            </w:r>
+          </w:p>
+        </w:tc>
+        <w:tc>
+          <w:tcPr>
+            <w:tcW w:w="700" w:type="dxa"/>
             <w:tcBorders>
               <w:top w:val="single" w:color="CCCCCC" w:sz="0" w:space="0"/>
               <w:left w:val="single" w:color="CCCCCC" w:sz="0" w:space="0"/>
@@ -4005,13 +4913,13 @@
                 <w:sz w:val="20"/>
                 <w:szCs w:val="20"/>
               </w:rPr>
-              <w:t>免费/日1万配额</w:t>
-            </w:r>
-          </w:p>
-        </w:tc>
-        <w:tc>
-          <w:tcPr>
-            <w:tcW w:w="2596" w:type="dxa"/>
+              <w:t>免费/日1万</w:t>
+            </w:r>
+          </w:p>
+        </w:tc>
+        <w:tc>
+          <w:tcPr>
+            <w:tcW w:w="2696" w:type="dxa"/>
             <w:tcBorders>
               <w:top w:val="single" w:color="CCCCCC" w:sz="0" w:space="0"/>
               <w:left w:val="single" w:color="CCCCCC" w:sz="0" w:space="0"/>
@@ -4110,34 +5018,34 @@
         </w:tc>
         <w:tc>
           <w:tcPr>
-            <w:tcW w:w="2526" w:type="dxa"/>
-            <w:tcBorders>
-              <w:top w:val="single" w:color="CCCCCC" w:sz="0" w:space="0"/>
-              <w:left w:val="single" w:color="CCCCCC" w:sz="0" w:space="0"/>
-              <w:bottom w:val="single" w:color="CCCCCC" w:sz="0" w:space="0"/>
-              <w:right w:val="single" w:color="CCCCCC" w:sz="0" w:space="0"/>
-            </w:tcBorders>
-            <w:tcMar>
-              <w:top w:w="80" w:type="dxa"/>
-              <w:left w:w="120" w:type="dxa"/>
-              <w:bottom w:w="80" w:type="dxa"/>
-              <w:right w:w="120" w:type="dxa"/>
-            </w:tcMar>
-            <w:vAlign w:val="center"/>
-          </w:tcPr>
-          <w:p>
-            <w:r>
-              <w:rPr>
-                <w:sz w:val="20"/>
-                <w:szCs w:val="20"/>
-              </w:rPr>
-              <w:t>/r/{sub}/hot（OAuth）或公开 .json（带 UA）</w:t>
-            </w:r>
-          </w:p>
-        </w:tc>
-        <w:tc>
-          <w:tcPr>
-            <w:tcW w:w="800" w:type="dxa"/>
+            <w:tcW w:w="2426" w:type="dxa"/>
+            <w:tcBorders>
+              <w:top w:val="single" w:color="CCCCCC" w:sz="0" w:space="0"/>
+              <w:left w:val="single" w:color="CCCCCC" w:sz="0" w:space="0"/>
+              <w:bottom w:val="single" w:color="CCCCCC" w:sz="0" w:space="0"/>
+              <w:right w:val="single" w:color="CCCCCC" w:sz="0" w:space="0"/>
+            </w:tcBorders>
+            <w:tcMar>
+              <w:top w:w="80" w:type="dxa"/>
+              <w:left w:w="120" w:type="dxa"/>
+              <w:bottom w:w="80" w:type="dxa"/>
+              <w:right w:w="120" w:type="dxa"/>
+            </w:tcMar>
+            <w:vAlign w:val="center"/>
+          </w:tcPr>
+          <w:p>
+            <w:r>
+              <w:rPr>
+                <w:sz w:val="20"/>
+                <w:szCs w:val="20"/>
+              </w:rPr>
+              <w:t>/r/{sub}/hot（OAuth）或公开 .json</w:t>
+            </w:r>
+          </w:p>
+        </w:tc>
+        <w:tc>
+          <w:tcPr>
+            <w:tcW w:w="700" w:type="dxa"/>
             <w:tcBorders>
               <w:top w:val="single" w:color="CCCCCC" w:sz="0" w:space="0"/>
               <w:left w:val="single" w:color="CCCCCC" w:sz="0" w:space="0"/>
@@ -4191,7 +5099,7 @@
         </w:tc>
         <w:tc>
           <w:tcPr>
-            <w:tcW w:w="2596" w:type="dxa"/>
+            <w:tcW w:w="2696" w:type="dxa"/>
             <w:tcBorders>
               <w:top w:val="single" w:color="CCCCCC" w:sz="0" w:space="0"/>
               <w:left w:val="single" w:color="CCCCCC" w:sz="0" w:space="0"/>
@@ -4290,34 +5198,34 @@
         </w:tc>
         <w:tc>
           <w:tcPr>
-            <w:tcW w:w="2526" w:type="dxa"/>
-            <w:tcBorders>
-              <w:top w:val="single" w:color="CCCCCC" w:sz="0" w:space="0"/>
-              <w:left w:val="single" w:color="CCCCCC" w:sz="0" w:space="0"/>
-              <w:bottom w:val="single" w:color="CCCCCC" w:sz="0" w:space="0"/>
-              <w:right w:val="single" w:color="CCCCCC" w:sz="0" w:space="0"/>
-            </w:tcBorders>
-            <w:tcMar>
-              <w:top w:w="80" w:type="dxa"/>
-              <w:left w:w="120" w:type="dxa"/>
-              <w:bottom w:w="80" w:type="dxa"/>
-              <w:right w:w="120" w:type="dxa"/>
-            </w:tcMar>
-            <w:vAlign w:val="center"/>
-          </w:tcPr>
-          <w:p>
-            <w:r>
-              <w:rPr>
-                <w:sz w:val="20"/>
-                <w:szCs w:val="20"/>
-              </w:rPr>
-              <w:t>Firebase API topstories + item/{id}</w:t>
-            </w:r>
-          </w:p>
-        </w:tc>
-        <w:tc>
-          <w:tcPr>
-            <w:tcW w:w="800" w:type="dxa"/>
+            <w:tcW w:w="2426" w:type="dxa"/>
+            <w:tcBorders>
+              <w:top w:val="single" w:color="CCCCCC" w:sz="0" w:space="0"/>
+              <w:left w:val="single" w:color="CCCCCC" w:sz="0" w:space="0"/>
+              <w:bottom w:val="single" w:color="CCCCCC" w:sz="0" w:space="0"/>
+              <w:right w:val="single" w:color="CCCCCC" w:sz="0" w:space="0"/>
+            </w:tcBorders>
+            <w:tcMar>
+              <w:top w:w="80" w:type="dxa"/>
+              <w:left w:w="120" w:type="dxa"/>
+              <w:bottom w:w="80" w:type="dxa"/>
+              <w:right w:w="120" w:type="dxa"/>
+            </w:tcMar>
+            <w:vAlign w:val="center"/>
+          </w:tcPr>
+          <w:p>
+            <w:r>
+              <w:rPr>
+                <w:sz w:val="20"/>
+                <w:szCs w:val="20"/>
+              </w:rPr>
+              <w:t>Firebase topstories + item/{id}</w:t>
+            </w:r>
+          </w:p>
+        </w:tc>
+        <w:tc>
+          <w:tcPr>
+            <w:tcW w:w="700" w:type="dxa"/>
             <w:tcBorders>
               <w:top w:val="single" w:color="CCCCCC" w:sz="0" w:space="0"/>
               <w:left w:val="single" w:color="CCCCCC" w:sz="0" w:space="0"/>
@@ -4371,7 +5279,7 @@
         </w:tc>
         <w:tc>
           <w:tcPr>
-            <w:tcW w:w="2596" w:type="dxa"/>
+            <w:tcW w:w="2696" w:type="dxa"/>
             <w:tcBorders>
               <w:top w:val="single" w:color="CCCCCC" w:sz="0" w:space="0"/>
               <w:left w:val="single" w:color="CCCCCC" w:sz="0" w:space="0"/>
@@ -4470,34 +5378,34 @@
         </w:tc>
         <w:tc>
           <w:tcPr>
-            <w:tcW w:w="2526" w:type="dxa"/>
-            <w:tcBorders>
-              <w:top w:val="single" w:color="CCCCCC" w:sz="0" w:space="0"/>
-              <w:left w:val="single" w:color="CCCCCC" w:sz="0" w:space="0"/>
-              <w:bottom w:val="single" w:color="CCCCCC" w:sz="0" w:space="0"/>
-              <w:right w:val="single" w:color="CCCCCC" w:sz="0" w:space="0"/>
-            </w:tcBorders>
-            <w:tcMar>
-              <w:top w:w="80" w:type="dxa"/>
-              <w:left w:w="120" w:type="dxa"/>
-              <w:bottom w:w="80" w:type="dxa"/>
-              <w:right w:w="120" w:type="dxa"/>
-            </w:tcMar>
-            <w:vAlign w:val="center"/>
-          </w:tcPr>
-          <w:p>
-            <w:r>
-              <w:rPr>
-                <w:sz w:val="20"/>
-                <w:szCs w:val="20"/>
-              </w:rPr>
-              <w:t>RSS news.google.com/rss?hl=&amp;gl=&amp;ceid=</w:t>
-            </w:r>
-          </w:p>
-        </w:tc>
-        <w:tc>
-          <w:tcPr>
-            <w:tcW w:w="800" w:type="dxa"/>
+            <w:tcW w:w="2426" w:type="dxa"/>
+            <w:tcBorders>
+              <w:top w:val="single" w:color="CCCCCC" w:sz="0" w:space="0"/>
+              <w:left w:val="single" w:color="CCCCCC" w:sz="0" w:space="0"/>
+              <w:bottom w:val="single" w:color="CCCCCC" w:sz="0" w:space="0"/>
+              <w:right w:val="single" w:color="CCCCCC" w:sz="0" w:space="0"/>
+            </w:tcBorders>
+            <w:tcMar>
+              <w:top w:w="80" w:type="dxa"/>
+              <w:left w:w="120" w:type="dxa"/>
+              <w:bottom w:w="80" w:type="dxa"/>
+              <w:right w:w="120" w:type="dxa"/>
+            </w:tcMar>
+            <w:vAlign w:val="center"/>
+          </w:tcPr>
+          <w:p>
+            <w:r>
+              <w:rPr>
+                <w:sz w:val="20"/>
+                <w:szCs w:val="20"/>
+              </w:rPr>
+              <w:t>RSS news.google.com/rss</w:t>
+            </w:r>
+          </w:p>
+        </w:tc>
+        <w:tc>
+          <w:tcPr>
+            <w:tcW w:w="700" w:type="dxa"/>
             <w:tcBorders>
               <w:top w:val="single" w:color="CCCCCC" w:sz="0" w:space="0"/>
               <w:left w:val="single" w:color="CCCCCC" w:sz="0" w:space="0"/>
@@ -4551,28 +5459,28 @@
         </w:tc>
         <w:tc>
           <w:tcPr>
-            <w:tcW w:w="2596" w:type="dxa"/>
-            <w:tcBorders>
-              <w:top w:val="single" w:color="CCCCCC" w:sz="0" w:space="0"/>
-              <w:left w:val="single" w:color="CCCCCC" w:sz="0" w:space="0"/>
-              <w:bottom w:val="single" w:color="CCCCCC" w:sz="0" w:space="0"/>
-              <w:right w:val="single" w:color="CCCCCC" w:sz="0" w:space="0"/>
-            </w:tcBorders>
-            <w:tcMar>
-              <w:top w:w="80" w:type="dxa"/>
-              <w:left w:w="120" w:type="dxa"/>
-              <w:bottom w:w="80" w:type="dxa"/>
-              <w:right w:w="120" w:type="dxa"/>
-            </w:tcMar>
-            <w:vAlign w:val="center"/>
-          </w:tcPr>
-          <w:p>
-            <w:r>
-              <w:rPr>
-                <w:sz w:val="20"/>
-                <w:szCs w:val="20"/>
-              </w:rPr>
-              <w:t>无热度数字，popularity 用排名位次代理</w:t>
+            <w:tcW w:w="2696" w:type="dxa"/>
+            <w:tcBorders>
+              <w:top w:val="single" w:color="CCCCCC" w:sz="0" w:space="0"/>
+              <w:left w:val="single" w:color="CCCCCC" w:sz="0" w:space="0"/>
+              <w:bottom w:val="single" w:color="CCCCCC" w:sz="0" w:space="0"/>
+              <w:right w:val="single" w:color="CCCCCC" w:sz="0" w:space="0"/>
+            </w:tcBorders>
+            <w:tcMar>
+              <w:top w:w="80" w:type="dxa"/>
+              <w:left w:w="120" w:type="dxa"/>
+              <w:bottom w:w="80" w:type="dxa"/>
+              <w:right w:w="120" w:type="dxa"/>
+            </w:tcMar>
+            <w:vAlign w:val="center"/>
+          </w:tcPr>
+          <w:p>
+            <w:r>
+              <w:rPr>
+                <w:sz w:val="20"/>
+                <w:szCs w:val="20"/>
+              </w:rPr>
+              <w:t>无热度数字，用排名位次代理</w:t>
             </w:r>
           </w:p>
         </w:tc>
@@ -4650,7 +5558,7 @@
         </w:tc>
         <w:tc>
           <w:tcPr>
-            <w:tcW w:w="2526" w:type="dxa"/>
+            <w:tcW w:w="2426" w:type="dxa"/>
             <w:tcBorders>
               <w:top w:val="single" w:color="CCCCCC" w:sz="0" w:space="0"/>
               <w:left w:val="single" w:color="CCCCCC" w:sz="0" w:space="0"/>
@@ -4677,7 +5585,7 @@
         </w:tc>
         <w:tc>
           <w:tcPr>
-            <w:tcW w:w="800" w:type="dxa"/>
+            <w:tcW w:w="700" w:type="dxa"/>
             <w:tcBorders>
               <w:top w:val="single" w:color="CCCCCC" w:sz="0" w:space="0"/>
               <w:left w:val="single" w:color="CCCCCC" w:sz="0" w:space="0"/>
@@ -4731,7 +5639,7 @@
         </w:tc>
         <w:tc>
           <w:tcPr>
-            <w:tcW w:w="2596" w:type="dxa"/>
+            <w:tcW w:w="2696" w:type="dxa"/>
             <w:tcBorders>
               <w:top w:val="single" w:color="CCCCCC" w:sz="0" w:space="0"/>
               <w:left w:val="single" w:color="CCCCCC" w:sz="0" w:space="0"/>
@@ -4830,7 +5738,7 @@
         </w:tc>
         <w:tc>
           <w:tcPr>
-            <w:tcW w:w="2526" w:type="dxa"/>
+            <w:tcW w:w="2426" w:type="dxa"/>
             <w:tcBorders>
               <w:top w:val="single" w:color="CCCCCC" w:sz="0" w:space="0"/>
               <w:left w:val="single" w:color="CCCCCC" w:sz="0" w:space="0"/>
@@ -4857,7 +5765,7 @@
         </w:tc>
         <w:tc>
           <w:tcPr>
-            <w:tcW w:w="800" w:type="dxa"/>
+            <w:tcW w:w="700" w:type="dxa"/>
             <w:tcBorders>
               <w:top w:val="single" w:color="CCCCCC" w:sz="0" w:space="0"/>
               <w:left w:val="single" w:color="CCCCCC" w:sz="0" w:space="0"/>
@@ -4911,7 +5819,7 @@
         </w:tc>
         <w:tc>
           <w:tcPr>
-            <w:tcW w:w="2596" w:type="dxa"/>
+            <w:tcW w:w="2696" w:type="dxa"/>
             <w:tcBorders>
               <w:top w:val="single" w:color="CCCCCC" w:sz="0" w:space="0"/>
               <w:left w:val="single" w:color="CCCCCC" w:sz="0" w:space="0"/>
@@ -4947,11 +5855,11 @@
       <w:pPr>
         <w:pStyle w:val="3"/>
       </w:pPr>
-      <w:bookmarkStart w:id="16" w:name="_Toc32741"/>
-      <w:r>
-        <w:t>6.2 扩展（B/C 档，后续按需）</w:t>
-      </w:r>
-      <w:bookmarkEnd w:id="16"/>
+      <w:bookmarkStart w:id="20" w:name="_Toc2766"/>
+      <w:r>
+        <w:t>6.2 广告情报 &amp; 扩展（B/C 档）</w:t>
+      </w:r>
+      <w:bookmarkEnd w:id="20"/>
     </w:p>
     <w:p>
       <w:pPr>
@@ -4963,7 +5871,7 @@
         <w:spacing w:after="60" w:line="300" w:lineRule="auto"/>
       </w:pPr>
       <w:r>
-        <w:t>Tenor（trending GIF，Google，免费 key）、Imgflip（梗图模板 get_memes，免 key）。</w:t>
+        <w:t>Meta 广告资料库（广告情报页数据源，需访问令牌）。</w:t>
       </w:r>
     </w:p>
     <w:p>
@@ -4976,7 +5884,7 @@
         <w:spacing w:after="60" w:line="300" w:lineRule="auto"/>
       </w:pPr>
       <w:r>
-        <w:t>Meta 广告资料库（在投广告情报，需访问令牌）。</w:t>
+        <w:t>Tenor、Imgflip（梗图，免费/免 key）。</w:t>
       </w:r>
     </w:p>
     <w:p>
@@ -4989,8 +5897,98 @@
         <w:spacing w:after="60" w:line="300" w:lineRule="auto"/>
       </w:pPr>
       <w:r>
-        <w:t>X/Twitter（API v2，按量付费 ~$0.005/条，慎用，需配额控制）。</w:t>
-      </w:r>
+        <w:t>X/Twitter（API v2，按量付费，慎用）、Pinterest、TikTok（无官方公开 API，需第三方）。</w:t>
+      </w:r>
+    </w:p>
+    <w:p>
+      <w:pPr>
+        <w:pStyle w:val="3"/>
+      </w:pPr>
+      <w:bookmarkStart w:id="21" w:name="_Toc6821"/>
+      <w:r>
+        <w:t>6.3 密钥管理</w:t>
+      </w:r>
+      <w:bookmarkEnd w:id="21"/>
+    </w:p>
+    <w:p>
+      <w:pPr>
+        <w:spacing w:after="120" w:line="300" w:lineRule="auto"/>
+      </w:pPr>
+      <w:r>
+        <w:t>所有 API key 走环境变量 / secret 管理，不进代码库。</w:t>
+      </w:r>
+    </w:p>
+    <w:p>
+      <w:pPr>
+        <w:pStyle w:val="2"/>
+      </w:pPr>
+      <w:bookmarkStart w:id="22" w:name="_Toc5170"/>
+      <w:r>
+        <w:t>7. 关键实现要点（非 API，但必须）</w:t>
+      </w:r>
+      <w:bookmarkEnd w:id="22"/>
+    </w:p>
+    <w:p>
+      <w:pPr>
+        <w:pStyle w:val="18"/>
+        <w:numPr>
+          <w:ilvl w:val="0"/>
+          <w:numId w:val="1"/>
+        </w:numPr>
+        <w:spacing w:after="60" w:line="300" w:lineRule="auto"/>
+      </w:pPr>
+      <w:r>
+        <w:t>velocity / status / 历史趋势曲线依赖历史快照：需要后端存储每次采集结果，不是单个接口能给。</w:t>
+      </w:r>
+    </w:p>
+    <w:p>
+      <w:pPr>
+        <w:pStyle w:val="18"/>
+        <w:numPr>
+          <w:ilvl w:val="0"/>
+          <w:numId w:val="1"/>
+        </w:numPr>
+        <w:spacing w:after="60" w:line="300" w:lineRule="auto"/>
+      </w:pPr>
+      <w:r>
+        <w:t>容错：单源失败隔离、超时控制、速率限制 + 指数退避（带 jitter）。</w:t>
+      </w:r>
+    </w:p>
+    <w:p>
+      <w:pPr>
+        <w:pStyle w:val="18"/>
+        <w:numPr>
+          <w:ilvl w:val="0"/>
+          <w:numId w:val="1"/>
+        </w:numPr>
+        <w:spacing w:after="60" w:line="300" w:lineRule="auto"/>
+      </w:pPr>
+      <w:r>
+        <w:t>幂等：重复运行不产生脏数据（去重键 URL + 归一化标题）。</w:t>
+      </w:r>
+    </w:p>
+    <w:p>
+      <w:pPr>
+        <w:pStyle w:val="18"/>
+        <w:numPr>
+          <w:ilvl w:val="0"/>
+          <w:numId w:val="1"/>
+        </w:numPr>
+        <w:spacing w:after="60" w:line="300" w:lineRule="auto"/>
+      </w:pPr>
+      <w:r>
+        <w:t>可观测：每源采集状态、成功条数、失败原因有日志，并通过 statuses 透传给前端。</w:t>
+      </w:r>
+    </w:p>
+    <w:p>
+      <w:pPr>
+        <w:pStyle w:val="2"/>
+      </w:pPr>
+      <w:bookmarkStart w:id="23" w:name="_Toc15747"/>
+      <w:r>
+        <w:t>8. 非功能需求</w:t>
+      </w:r>
+      <w:bookmarkEnd w:id="23"/>
     </w:p>
     <w:p>
       <w:pPr>
@@ -5002,98 +6000,8 @@
         <w:spacing w:after="60" w:line="300" w:lineRule="auto"/>
       </w:pPr>
       <w:r>
-        <w:t>Pinterest（OAuth，免费层有限）、TikTok（无官方公开 API，需第三方数据商）。</w:t>
-      </w:r>
-    </w:p>
-    <w:p>
-      <w:pPr>
-        <w:pStyle w:val="3"/>
-      </w:pPr>
-      <w:bookmarkStart w:id="17" w:name="_Toc16025"/>
-      <w:r>
-        <w:t>6.3 密钥管理</w:t>
-      </w:r>
-      <w:bookmarkEnd w:id="17"/>
-    </w:p>
-    <w:p>
-      <w:pPr>
-        <w:spacing w:after="120" w:line="300" w:lineRule="auto"/>
-      </w:pPr>
-      <w:r>
-        <w:t>所有 API key 走环境变量 / secret 管理，不进代码库。</w:t>
-      </w:r>
-    </w:p>
-    <w:p>
-      <w:pPr>
-        <w:pStyle w:val="2"/>
-      </w:pPr>
-      <w:bookmarkStart w:id="18" w:name="_Toc12393"/>
-      <w:r>
-        <w:t>7. 关键实现要点（非 API，但必须）</w:t>
-      </w:r>
-      <w:bookmarkEnd w:id="18"/>
-    </w:p>
-    <w:p>
-      <w:pPr>
-        <w:pStyle w:val="18"/>
-        <w:numPr>
-          <w:ilvl w:val="0"/>
-          <w:numId w:val="1"/>
-        </w:numPr>
-        <w:spacing w:after="60" w:line="300" w:lineRule="auto"/>
-      </w:pPr>
-      <w:r>
-        <w:t>velocity 与 status 依赖历史快照：需要后端存储每次采集结果（同一内容两次热度差/时间间隔），不是单个接口能给。</w:t>
-      </w:r>
-    </w:p>
-    <w:p>
-      <w:pPr>
-        <w:pStyle w:val="18"/>
-        <w:numPr>
-          <w:ilvl w:val="0"/>
-          <w:numId w:val="1"/>
-        </w:numPr>
-        <w:spacing w:after="60" w:line="300" w:lineRule="auto"/>
-      </w:pPr>
-      <w:r>
-        <w:t>容错：单源失败隔离、超时控制、速率限制 + 指数退避（带 jitter）。</w:t>
-      </w:r>
-    </w:p>
-    <w:p>
-      <w:pPr>
-        <w:pStyle w:val="18"/>
-        <w:numPr>
-          <w:ilvl w:val="0"/>
-          <w:numId w:val="1"/>
-        </w:numPr>
-        <w:spacing w:after="60" w:line="300" w:lineRule="auto"/>
-      </w:pPr>
-      <w:r>
-        <w:t>幂等：重复运行不产生脏数据（靠去重键 URL + 归一化标题）。</w:t>
-      </w:r>
-    </w:p>
-    <w:p>
-      <w:pPr>
-        <w:pStyle w:val="18"/>
-        <w:numPr>
-          <w:ilvl w:val="0"/>
-          <w:numId w:val="1"/>
-        </w:numPr>
-        <w:spacing w:after="60" w:line="300" w:lineRule="auto"/>
-      </w:pPr>
-      <w:r>
-        <w:t>可观测：每源采集状态、成功条数、失败原因有日志，并通过 statuses 透传给前端。</w:t>
-      </w:r>
-    </w:p>
-    <w:p>
-      <w:pPr>
-        <w:pStyle w:val="2"/>
-      </w:pPr>
-      <w:bookmarkStart w:id="19" w:name="_Toc7009"/>
-      <w:r>
-        <w:t>8. 非功能需求</w:t>
-      </w:r>
-      <w:bookmarkEnd w:id="19"/>
+        <w:t>可扩展：新增平台只需加 Adapter，主流程不改。</w:t>
+      </w:r>
     </w:p>
     <w:p>
       <w:pPr>
@@ -5105,7 +6013,7 @@
         <w:spacing w:after="60" w:line="300" w:lineRule="auto"/>
       </w:pPr>
       <w:r>
-        <w:t>可扩展：新增平台只需加 Adapter，主流程不改。</w:t>
+        <w:t>合规：遵守各平台 ToS/robots/速率；媒体处理遵守 §2 红线。</w:t>
       </w:r>
     </w:p>
     <w:p>
@@ -5118,7 +6026,7 @@
         <w:spacing w:after="60" w:line="300" w:lineRule="auto"/>
       </w:pPr>
       <w:r>
-        <w:t>合规：遵守各平台 ToS/robots/速率；媒体处理遵守 §2 红线。</w:t>
+        <w:t>可配置：目标地区/语言、采集频率、关键词、权重走配置，不写死。</w:t>
       </w:r>
     </w:p>
     <w:p>
@@ -5131,7 +6039,7 @@
         <w:spacing w:after="60" w:line="300" w:lineRule="auto"/>
       </w:pPr>
       <w:r>
-        <w:t>可配置：目标地区/语言、采集频率、关键词、权重走配置，不写死。</w:t>
+        <w:t>性能：前端代码分割 + 懒加载；后端采集异步 + 并发控制。</w:t>
       </w:r>
     </w:p>
     <w:p>
@@ -5144,18 +6052,93 @@
         <w:spacing w:after="60" w:line="300" w:lineRule="auto"/>
       </w:pPr>
       <w:r>
-        <w:t>性能：前端首屏含加载态；后端采集异步 + 并发控制。</w:t>
+        <w:t>可用性：响应式适配，支持移动端查看；明暗主题。</w:t>
       </w:r>
     </w:p>
     <w:p>
       <w:pPr>
         <w:pStyle w:val="2"/>
       </w:pPr>
-      <w:bookmarkStart w:id="20" w:name="_Toc31404"/>
-      <w:r>
-        <w:t>9. 里程碑</w:t>
-      </w:r>
-      <w:bookmarkEnd w:id="20"/>
+      <w:bookmarkStart w:id="24" w:name="_Toc3094"/>
+      <w:r>
+        <w:t>9. 部署与运维（✅ 前端已上线）</w:t>
+      </w:r>
+      <w:bookmarkEnd w:id="24"/>
+    </w:p>
+    <w:p>
+      <w:pPr>
+        <w:pStyle w:val="18"/>
+        <w:numPr>
+          <w:ilvl w:val="0"/>
+          <w:numId w:val="2"/>
+        </w:numPr>
+        <w:spacing w:after="60" w:line="300" w:lineRule="auto"/>
+      </w:pPr>
+      <w:r>
+        <w:t>前端：纯静态站，npm run build 产出 dist/。</w:t>
+      </w:r>
+    </w:p>
+    <w:p>
+      <w:pPr>
+        <w:pStyle w:val="18"/>
+        <w:numPr>
+          <w:ilvl w:val="0"/>
+          <w:numId w:val="2"/>
+        </w:numPr>
+        <w:spacing w:after="60" w:line="300" w:lineRule="auto"/>
+      </w:pPr>
+      <w:r>
+        <w:t>托管：GitHub 仓库 wudiming-cmd/hot-topic-monitor → Vercel 自动部署（vercel.json 已配置构建命令与 SPA 重写）；每次 git push 自动重新发布。</w:t>
+      </w:r>
+    </w:p>
+    <w:p>
+      <w:pPr>
+        <w:pStyle w:val="18"/>
+        <w:numPr>
+          <w:ilvl w:val="0"/>
+          <w:numId w:val="2"/>
+        </w:numPr>
+        <w:spacing w:after="60" w:line="300" w:lineRule="auto"/>
+      </w:pPr>
+      <w:r>
+        <w:t>配置：netlify.toml / vercel.json 已就位；真实后端就绪后在托管平台设置 VITE_API_BASE_URL 环境变量即可切换。</w:t>
+      </w:r>
+    </w:p>
+    <w:p>
+      <w:pPr>
+        <w:pStyle w:val="18"/>
+        <w:numPr>
+          <w:ilvl w:val="0"/>
+          <w:numId w:val="2"/>
+        </w:numPr>
+        <w:spacing w:after="60" w:line="300" w:lineRule="auto"/>
+      </w:pPr>
+      <w:r>
+        <w:t>访问控制：如需公开访问，关闭 Vercel 的 Deployment Protection。</w:t>
+      </w:r>
+    </w:p>
+    <w:p>
+      <w:pPr>
+        <w:pStyle w:val="18"/>
+        <w:numPr>
+          <w:ilvl w:val="0"/>
+          <w:numId w:val="2"/>
+        </w:numPr>
+        <w:spacing w:after="60" w:line="300" w:lineRule="auto"/>
+      </w:pPr>
+      <w:r>
+        <w:t>后端（待建）：建议独立服务（Python/Node），提供 §5 接口；媒体走对象存储；数据库 PostgreSQL（MVP 可 SQLite）。</w:t>
+      </w:r>
+    </w:p>
+    <w:p>
+      <w:pPr>
+        <w:pStyle w:val="2"/>
+      </w:pPr>
+      <w:bookmarkStart w:id="25" w:name="_Toc23416"/>
+      <w:r>
+        <w:t>10. 里程碑</w:t>
+      </w:r>
+      <w:bookmarkEnd w:id="25"/>
     </w:p>
     <w:tbl>
       <w:tblPr>
@@ -5361,7 +6344,7 @@
                 <w:sz w:val="20"/>
                 <w:szCs w:val="20"/>
               </w:rPr>
-              <w:t>看板 UI + 服务层 + mock 数据 + 打分/去重/排序/导出</w:t>
+              <w:t>看板 UI + 服务层 + mock + 打分/去重/排序/导出 + 三大视图 + 体验功能 + 部署</w:t>
             </w:r>
           </w:p>
         </w:tc>
@@ -5460,7 +6443,7 @@
                 <w:sz w:val="20"/>
                 <w:szCs w:val="20"/>
               </w:rPr>
-              <w:t>A 档源 Adapter（先接免 key 的 Hacker News 跑通链路）+ 归一化 + 入库 + /trends /monthly</w:t>
+              <w:t>A 档源 Adapter（先接免 key 的 Hacker News）+ 归一化 + 入库 + /trends /monthly</w:t>
             </w:r>
           </w:p>
         </w:tc>
@@ -5559,7 +6542,7 @@
                 <w:sz w:val="20"/>
                 <w:szCs w:val="20"/>
               </w:rPr>
-              <w:t>定时调度 + 历史快照 + velocity/status 计算 + 梗图源（Giphy/Tenor/Imgflip）</w:t>
+              <w:t>定时调度 + 历史快照 + velocity/status + 趋势曲线 + 梗图源 + /ads（Meta）</w:t>
             </w:r>
           </w:p>
         </w:tc>
@@ -5658,7 +6641,7 @@
                 <w:sz w:val="20"/>
                 <w:szCs w:val="20"/>
               </w:rPr>
-              <w:t>Meta 广告资料库 + B/C 档（X 控量/Pinterest/TikTok）+ 以图搜图</w:t>
+              <w:t>B/C 档（X 控量/Pinterest/TikTok）+ 日期区间 + 以图搜图</w:t>
             </w:r>
           </w:p>
         </w:tc>
@@ -5695,11 +6678,11 @@
       <w:pPr>
         <w:pStyle w:val="2"/>
       </w:pPr>
-      <w:bookmarkStart w:id="21" w:name="_Toc6115"/>
-      <w:r>
-        <w:t>10. 交付物</w:t>
-      </w:r>
-      <w:bookmarkEnd w:id="21"/>
+      <w:bookmarkStart w:id="26" w:name="_Toc11249"/>
+      <w:r>
+        <w:t>11. 交付物</w:t>
+      </w:r>
+      <w:bookmarkEnd w:id="26"/>
     </w:p>
     <w:p>
       <w:pPr>
@@ -5711,7 +6694,7 @@
         <w:spacing w:after="60" w:line="300" w:lineRule="auto"/>
       </w:pPr>
       <w:r>
-        <w:t>完整源码 + README（安装、配置、运行）。— 前端 ✅</w:t>
+        <w:t>前端源码 + README（安装、配置、运行、部署）。— ✅</w:t>
       </w:r>
     </w:p>
     <w:p>
@@ -5724,7 +6707,7 @@
         <w:spacing w:after="60" w:line="300" w:lineRule="auto"/>
       </w:pPr>
       <w:r>
-        <w:t>后端服务实现 /trends、/monthly 两个接口（契约见 §5）。</w:t>
+        <w:t>后端服务实现 /trends、/monthly、/ads（契约见 §5）。</w:t>
       </w:r>
     </w:p>
     <w:p>
@@ -5770,11 +6753,11 @@
       <w:pPr>
         <w:pStyle w:val="2"/>
       </w:pPr>
-      <w:bookmarkStart w:id="22" w:name="_Toc31722"/>
-      <w:r>
-        <w:t>11. 验收标准</w:t>
-      </w:r>
-      <w:bookmarkEnd w:id="22"/>
+      <w:bookmarkStart w:id="27" w:name="_Toc28378"/>
+      <w:r>
+        <w:t>12. 验收标准</w:t>
+      </w:r>
+      <w:bookmarkEnd w:id="27"/>
     </w:p>
     <w:p>
       <w:pPr>
@@ -5799,7 +6782,7 @@
         <w:spacing w:after="60" w:line="300" w:lineRule="auto"/>
       </w:pPr>
       <w:r>
-        <w:t>总榜按 composite_score 正确排序，同一话题/梗跨平台已去重合并。</w:t>
+        <w:t>总榜按 composite_score 正确排序，同一话题/梗跨平台已去重合并并可视化。</w:t>
       </w:r>
     </w:p>
     <w:p>
@@ -5826,6 +6809,19 @@
       </w:pPr>
       <w:r>
         <w:t>梗图模块返回当下 trending 的梗（经官方 API），仅用合规预览。</w:t>
+      </w:r>
+    </w:p>
+    <w:p>
+      <w:pPr>
+        <w:pStyle w:val="18"/>
+        <w:numPr>
+          <w:ilvl w:val="0"/>
+          <w:numId w:val="2"/>
+        </w:numPr>
+        <w:spacing w:after="60" w:line="300" w:lineRule="auto"/>
+      </w:pPr>
+      <w:r>
+        <w:t>广告情报页能按关键词/品类/地区返回在投广告。</w:t>
       </w:r>
     </w:p>
     <w:p>
@@ -5979,7 +6975,7 @@
         <w:sz w:val="16"/>
         <w:szCs w:val="16"/>
       </w:rPr>
-      <w:t>多平台热点监测平台 · 需求文档 v2.0</w:t>
+      <w:t>多平台热点监测平台 · 需求文档 v3.0</w:t>
     </w:r>
   </w:p>
 </w:hdr>
@@ -5988,9 +6984,23 @@
 <file path=word/numbering.xml><?xml version="1.0" encoding="utf-8"?>
 <w:numbering xmlns:wpc="http://schemas.microsoft.com/office/word/2010/wordprocessingCanvas" xmlns:mc="http://schemas.openxmlformats.org/markup-compatibility/2006" xmlns:o="urn:schemas-microsoft-com:office:office" xmlns:r="http://schemas.openxmlformats.org/officeDocument/2006/relationships" xmlns:m="http://schemas.openxmlformats.org/officeDocument/2006/math" xmlns:v="urn:schemas-microsoft-com:vml" xmlns:wp14="http://schemas.microsoft.com/office/word/2010/wordprocessingDrawing" xmlns:wp="http://schemas.openxmlformats.org/drawingml/2006/wordprocessingDrawing" xmlns:w10="urn:schemas-microsoft-com:office:word" xmlns:w="http://schemas.openxmlformats.org/wordprocessingml/2006/main" xmlns:w14="http://schemas.microsoft.com/office/word/2010/wordml" xmlns:wpg="http://schemas.microsoft.com/office/word/2010/wordprocessingGroup" xmlns:wpi="http://schemas.microsoft.com/office/word/2010/wordprocessingInk" xmlns:wne="http://schemas.microsoft.com/office/word/2006/wordml" xmlns:wps="http://schemas.microsoft.com/office/word/2010/wordprocessingShape" xmlns:wpsCustomData="http://www.wps.cn/officeDocument/2013/wpsCustomData" mc:Ignorable="w14 wp14">
   <w:abstractNum w:abstractNumId="0">
-    <w:nsid w:val="9CE2462B"/>
+    <w:nsid w:val="F857C2EF"/>
     <w:multiLevelType w:val="singleLevel"/>
-    <w:tmpl w:val="9CE2462B"/>
+    <w:tmpl w:val="F857C2EF"/>
+    <w:lvl w:ilvl="0" w:tentative="0">
+      <w:start w:val="1"/>
+      <w:numFmt w:val="bullet"/>
+      <w:lvlText w:val="•"/>
+      <w:lvlJc w:val="left"/>
+      <w:pPr>
+        <w:ind w:left="480" w:hanging="280"/>
+      </w:pPr>
+    </w:lvl>
+  </w:abstractNum>
+  <w:abstractNum w:abstractNumId="1">
+    <w:nsid w:val="0AE0044D"/>
+    <w:multiLevelType w:val="singleLevel"/>
+    <w:tmpl w:val="0AE0044D"/>
     <w:lvl w:ilvl="0" w:tentative="0">
       <w:start w:val="1"/>
       <w:numFmt w:val="decimal"/>
@@ -6001,28 +7011,14 @@
       </w:pPr>
     </w:lvl>
   </w:abstractNum>
-  <w:abstractNum w:abstractNumId="1">
-    <w:nsid w:val="DD0DC168"/>
-    <w:multiLevelType w:val="singleLevel"/>
-    <w:tmpl w:val="DD0DC168"/>
-    <w:lvl w:ilvl="0" w:tentative="0">
-      <w:start w:val="1"/>
-      <w:numFmt w:val="bullet"/>
-      <w:lvlText w:val="•"/>
-      <w:lvlJc w:val="left"/>
-      <w:pPr>
-        <w:ind w:left="480" w:hanging="280"/>
-      </w:pPr>
-    </w:lvl>
-  </w:abstractNum>
   <w:num w:numId="1">
-    <w:abstractNumId w:val="0"/>
+    <w:abstractNumId w:val="1"/>
     <w:lvlOverride w:ilvl="0">
       <w:startOverride w:val="1"/>
     </w:lvlOverride>
   </w:num>
   <w:num w:numId="2">
-    <w:abstractNumId w:val="1"/>
+    <w:abstractNumId w:val="0"/>
     <w:lvlOverride w:ilvl="0">
       <w:startOverride w:val="1"/>
     </w:lvlOverride>
@@ -6079,12 +7075,12 @@
     <w:lsdException w:unhideWhenUsed="0" w:uiPriority="0" w:semiHidden="0" w:name="table of figures"/>
     <w:lsdException w:unhideWhenUsed="0" w:uiPriority="0" w:semiHidden="0" w:name="envelope address"/>
     <w:lsdException w:unhideWhenUsed="0" w:uiPriority="0" w:semiHidden="0" w:name="envelope return"/>
-    <w:lsdException w:uiPriority="99" w:name="footnote reference"/>
+    <w:lsdException w:qFormat="1" w:uiPriority="99" w:name="footnote reference"/>
     <w:lsdException w:unhideWhenUsed="0" w:uiPriority="0" w:semiHidden="0" w:name="annotation reference"/>
     <w:lsdException w:unhideWhenUsed="0" w:uiPriority="0" w:semiHidden="0" w:name="line number"/>
     <w:lsdException w:unhideWhenUsed="0" w:uiPriority="0" w:semiHidden="0" w:name="page number"/>
-    <w:lsdException w:uiPriority="99" w:name="endnote reference"/>
-    <w:lsdException w:uiPriority="99" w:name="endnote text"/>
+    <w:lsdException w:qFormat="1" w:uiPriority="99" w:name="endnote reference"/>
+    <w:lsdException w:qFormat="1" w:uiPriority="99" w:name="endnote text"/>
     <w:lsdException w:unhideWhenUsed="0" w:uiPriority="0" w:semiHidden="0" w:name="table of authorities"/>
     <w:lsdException w:unhideWhenUsed="0" w:uiPriority="0" w:semiHidden="0" w:name="macro"/>
     <w:lsdException w:unhideWhenUsed="0" w:uiPriority="0" w:semiHidden="0" w:name="toa heading"/>
@@ -6126,7 +7122,7 @@
     <w:lsdException w:unhideWhenUsed="0" w:uiPriority="0" w:semiHidden="0" w:name="Body Text Indent 2"/>
     <w:lsdException w:unhideWhenUsed="0" w:uiPriority="0" w:semiHidden="0" w:name="Body Text Indent 3"/>
     <w:lsdException w:unhideWhenUsed="0" w:uiPriority="0" w:semiHidden="0" w:name="Block Text"/>
-    <w:lsdException w:uiPriority="99" w:semiHidden="0" w:name="Hyperlink"/>
+    <w:lsdException w:qFormat="1" w:uiPriority="99" w:semiHidden="0" w:name="Hyperlink"/>
     <w:lsdException w:unhideWhenUsed="0" w:uiPriority="0" w:semiHidden="0" w:name="FollowedHyperlink"/>
     <w:lsdException w:qFormat="1" w:unhideWhenUsed="0" w:uiPriority="0" w:semiHidden="0" w:name="Strong"/>
     <w:lsdException w:qFormat="1" w:unhideWhenUsed="0" w:uiPriority="0" w:semiHidden="0" w:name="Emphasis"/>
@@ -6414,6 +7410,7 @@
     <w:link w:val="20"/>
     <w:semiHidden/>
     <w:unhideWhenUsed/>
+    <w:qFormat/>
     <w:uiPriority w:val="99"/>
     <w:pPr>
       <w:spacing w:after="0" w:line="240" w:lineRule="auto"/>
@@ -6469,6 +7466,7 @@
     <w:name w:val="endnote reference"/>
     <w:semiHidden/>
     <w:unhideWhenUsed/>
+    <w:qFormat/>
     <w:uiPriority w:val="99"/>
     <w:rPr>
       <w:vertAlign w:val="superscript"/>
@@ -6477,6 +7475,7 @@
   <w:style w:type="character" w:styleId="16">
     <w:name w:val="Hyperlink"/>
     <w:unhideWhenUsed/>
+    <w:qFormat/>
     <w:uiPriority w:val="99"/>
     <w:rPr>
       <w:color w:val="0563C1"/>
@@ -6487,6 +7486,7 @@
     <w:name w:val="footnote reference"/>
     <w:semiHidden/>
     <w:unhideWhenUsed/>
+    <w:qFormat/>
     <w:uiPriority w:val="99"/>
     <w:rPr>
       <w:vertAlign w:val="superscript"/>
@@ -6507,6 +7507,7 @@
     <w:link w:val="10"/>
     <w:semiHidden/>
     <w:unhideWhenUsed/>
+    <w:qFormat/>
     <w:uiPriority w:val="99"/>
     <w:rPr>
       <w:sz w:val="20"/>
@@ -6518,6 +7519,7 @@
     <w:link w:val="8"/>
     <w:semiHidden/>
     <w:unhideWhenUsed/>
+    <w:qFormat/>
     <w:uiPriority w:val="99"/>
     <w:rPr>
       <w:sz w:val="20"/>

--- a/docs/平台需求文档.docx
+++ b/docs/平台需求文档.docx
@@ -111,7 +111,7 @@
     <w:sdt>
       <w:sdtPr>
         <w:alias w:val="Table of Contents"/>
-        <w:id w:val="147453885"/>
+        <w:id w:val="147451929"/>
       </w:sdtPr>
       <w:sdtContent>
         <w:p>
@@ -143,7 +143,7 @@
             <w:fldChar w:fldCharType="begin"/>
           </w:r>
           <w:r>
-            <w:instrText xml:space="preserve"> HYPERLINK \l _Toc29762 </w:instrText>
+            <w:instrText xml:space="preserve"> HYPERLINK \l _Toc31718 </w:instrText>
           </w:r>
           <w:r>
             <w:fldChar w:fldCharType="separate"/>
@@ -158,7 +158,7 @@
             <w:fldChar w:fldCharType="begin"/>
           </w:r>
           <w:r>
-            <w:instrText xml:space="preserve"> PAGEREF _Toc29762 \h </w:instrText>
+            <w:instrText xml:space="preserve"> PAGEREF _Toc31718 \h </w:instrText>
           </w:r>
           <w:r>
             <w:fldChar w:fldCharType="separate"/>
@@ -184,7 +184,7 @@
             <w:fldChar w:fldCharType="begin"/>
           </w:r>
           <w:r>
-            <w:instrText xml:space="preserve"> HYPERLINK \l _Toc1392 </w:instrText>
+            <w:instrText xml:space="preserve"> HYPERLINK \l _Toc17159 </w:instrText>
           </w:r>
           <w:r>
             <w:fldChar w:fldCharType="separate"/>
@@ -199,7 +199,7 @@
             <w:fldChar w:fldCharType="begin"/>
           </w:r>
           <w:r>
-            <w:instrText xml:space="preserve"> PAGEREF _Toc1392 \h </w:instrText>
+            <w:instrText xml:space="preserve"> PAGEREF _Toc17159 \h </w:instrText>
           </w:r>
           <w:r>
             <w:fldChar w:fldCharType="separate"/>
@@ -225,7 +225,7 @@
             <w:fldChar w:fldCharType="begin"/>
           </w:r>
           <w:r>
-            <w:instrText xml:space="preserve"> HYPERLINK \l _Toc275 </w:instrText>
+            <w:instrText xml:space="preserve"> HYPERLINK \l _Toc18546 </w:instrText>
           </w:r>
           <w:r>
             <w:fldChar w:fldCharType="separate"/>
@@ -240,7 +240,7 @@
             <w:fldChar w:fldCharType="begin"/>
           </w:r>
           <w:r>
-            <w:instrText xml:space="preserve"> PAGEREF _Toc275 \h </w:instrText>
+            <w:instrText xml:space="preserve"> PAGEREF _Toc18546 \h </w:instrText>
           </w:r>
           <w:r>
             <w:fldChar w:fldCharType="separate"/>
@@ -266,7 +266,7 @@
             <w:fldChar w:fldCharType="begin"/>
           </w:r>
           <w:r>
-            <w:instrText xml:space="preserve"> HYPERLINK \l _Toc1749 </w:instrText>
+            <w:instrText xml:space="preserve"> HYPERLINK \l _Toc30522 </w:instrText>
           </w:r>
           <w:r>
             <w:fldChar w:fldCharType="separate"/>
@@ -281,7 +281,7 @@
             <w:fldChar w:fldCharType="begin"/>
           </w:r>
           <w:r>
-            <w:instrText xml:space="preserve"> PAGEREF _Toc1749 \h </w:instrText>
+            <w:instrText xml:space="preserve"> PAGEREF _Toc30522 \h </w:instrText>
           </w:r>
           <w:r>
             <w:fldChar w:fldCharType="separate"/>
@@ -307,7 +307,7 @@
             <w:fldChar w:fldCharType="begin"/>
           </w:r>
           <w:r>
-            <w:instrText xml:space="preserve"> HYPERLINK \l _Toc14586 </w:instrText>
+            <w:instrText xml:space="preserve"> HYPERLINK \l _Toc32632 </w:instrText>
           </w:r>
           <w:r>
             <w:fldChar w:fldCharType="separate"/>
@@ -322,7 +322,7 @@
             <w:fldChar w:fldCharType="begin"/>
           </w:r>
           <w:r>
-            <w:instrText xml:space="preserve"> PAGEREF _Toc14586 \h </w:instrText>
+            <w:instrText xml:space="preserve"> PAGEREF _Toc32632 \h </w:instrText>
           </w:r>
           <w:r>
             <w:fldChar w:fldCharType="separate"/>
@@ -348,7 +348,7 @@
             <w:fldChar w:fldCharType="begin"/>
           </w:r>
           <w:r>
-            <w:instrText xml:space="preserve"> HYPERLINK \l _Toc4092 </w:instrText>
+            <w:instrText xml:space="preserve"> HYPERLINK \l _Toc29675 </w:instrText>
           </w:r>
           <w:r>
             <w:fldChar w:fldCharType="separate"/>
@@ -363,7 +363,7 @@
             <w:fldChar w:fldCharType="begin"/>
           </w:r>
           <w:r>
-            <w:instrText xml:space="preserve"> PAGEREF _Toc4092 \h </w:instrText>
+            <w:instrText xml:space="preserve"> PAGEREF _Toc29675 \h </w:instrText>
           </w:r>
           <w:r>
             <w:fldChar w:fldCharType="separate"/>
@@ -389,7 +389,7 @@
             <w:fldChar w:fldCharType="begin"/>
           </w:r>
           <w:r>
-            <w:instrText xml:space="preserve"> HYPERLINK \l _Toc23443 </w:instrText>
+            <w:instrText xml:space="preserve"> HYPERLINK \l _Toc20025 </w:instrText>
           </w:r>
           <w:r>
             <w:fldChar w:fldCharType="separate"/>
@@ -404,7 +404,7 @@
             <w:fldChar w:fldCharType="begin"/>
           </w:r>
           <w:r>
-            <w:instrText xml:space="preserve"> PAGEREF _Toc23443 \h </w:instrText>
+            <w:instrText xml:space="preserve"> PAGEREF _Toc20025 \h </w:instrText>
           </w:r>
           <w:r>
             <w:fldChar w:fldCharType="separate"/>
@@ -430,7 +430,7 @@
             <w:fldChar w:fldCharType="begin"/>
           </w:r>
           <w:r>
-            <w:instrText xml:space="preserve"> HYPERLINK \l _Toc31787 </w:instrText>
+            <w:instrText xml:space="preserve"> HYPERLINK \l _Toc15053 </w:instrText>
           </w:r>
           <w:r>
             <w:fldChar w:fldCharType="separate"/>
@@ -445,7 +445,7 @@
             <w:fldChar w:fldCharType="begin"/>
           </w:r>
           <w:r>
-            <w:instrText xml:space="preserve"> PAGEREF _Toc31787 \h </w:instrText>
+            <w:instrText xml:space="preserve"> PAGEREF _Toc15053 \h </w:instrText>
           </w:r>
           <w:r>
             <w:fldChar w:fldCharType="separate"/>
@@ -471,7 +471,7 @@
             <w:fldChar w:fldCharType="begin"/>
           </w:r>
           <w:r>
-            <w:instrText xml:space="preserve"> HYPERLINK \l _Toc28859 </w:instrText>
+            <w:instrText xml:space="preserve"> HYPERLINK \l _Toc23365 </w:instrText>
           </w:r>
           <w:r>
             <w:fldChar w:fldCharType="separate"/>
@@ -486,7 +486,7 @@
             <w:fldChar w:fldCharType="begin"/>
           </w:r>
           <w:r>
-            <w:instrText xml:space="preserve"> PAGEREF _Toc28859 \h </w:instrText>
+            <w:instrText xml:space="preserve"> PAGEREF _Toc23365 \h </w:instrText>
           </w:r>
           <w:r>
             <w:fldChar w:fldCharType="separate"/>
@@ -512,7 +512,7 @@
             <w:fldChar w:fldCharType="begin"/>
           </w:r>
           <w:r>
-            <w:instrText xml:space="preserve"> HYPERLINK \l _Toc11955 </w:instrText>
+            <w:instrText xml:space="preserve"> HYPERLINK \l _Toc32047 </w:instrText>
           </w:r>
           <w:r>
             <w:fldChar w:fldCharType="separate"/>
@@ -527,7 +527,7 @@
             <w:fldChar w:fldCharType="begin"/>
           </w:r>
           <w:r>
-            <w:instrText xml:space="preserve"> PAGEREF _Toc11955 \h </w:instrText>
+            <w:instrText xml:space="preserve"> PAGEREF _Toc32047 \h </w:instrText>
           </w:r>
           <w:r>
             <w:fldChar w:fldCharType="separate"/>
@@ -553,7 +553,7 @@
             <w:fldChar w:fldCharType="begin"/>
           </w:r>
           <w:r>
-            <w:instrText xml:space="preserve"> HYPERLINK \l _Toc1473 </w:instrText>
+            <w:instrText xml:space="preserve"> HYPERLINK \l _Toc11182 </w:instrText>
           </w:r>
           <w:r>
             <w:fldChar w:fldCharType="separate"/>
@@ -568,7 +568,7 @@
             <w:fldChar w:fldCharType="begin"/>
           </w:r>
           <w:r>
-            <w:instrText xml:space="preserve"> PAGEREF _Toc1473 \h </w:instrText>
+            <w:instrText xml:space="preserve"> PAGEREF _Toc11182 \h </w:instrText>
           </w:r>
           <w:r>
             <w:fldChar w:fldCharType="separate"/>
@@ -594,7 +594,7 @@
             <w:fldChar w:fldCharType="begin"/>
           </w:r>
           <w:r>
-            <w:instrText xml:space="preserve"> HYPERLINK \l _Toc25057 </w:instrText>
+            <w:instrText xml:space="preserve"> HYPERLINK \l _Toc18673 </w:instrText>
           </w:r>
           <w:r>
             <w:fldChar w:fldCharType="separate"/>
@@ -609,7 +609,7 @@
             <w:fldChar w:fldCharType="begin"/>
           </w:r>
           <w:r>
-            <w:instrText xml:space="preserve"> PAGEREF _Toc25057 \h </w:instrText>
+            <w:instrText xml:space="preserve"> PAGEREF _Toc18673 \h </w:instrText>
           </w:r>
           <w:r>
             <w:fldChar w:fldCharType="separate"/>
@@ -635,7 +635,7 @@
             <w:fldChar w:fldCharType="begin"/>
           </w:r>
           <w:r>
-            <w:instrText xml:space="preserve"> HYPERLINK \l _Toc11540 </w:instrText>
+            <w:instrText xml:space="preserve"> HYPERLINK \l _Toc1687 </w:instrText>
           </w:r>
           <w:r>
             <w:fldChar w:fldCharType="separate"/>
@@ -650,7 +650,7 @@
             <w:fldChar w:fldCharType="begin"/>
           </w:r>
           <w:r>
-            <w:instrText xml:space="preserve"> PAGEREF _Toc11540 \h </w:instrText>
+            <w:instrText xml:space="preserve"> PAGEREF _Toc1687 \h </w:instrText>
           </w:r>
           <w:r>
             <w:fldChar w:fldCharType="separate"/>
@@ -676,7 +676,7 @@
             <w:fldChar w:fldCharType="begin"/>
           </w:r>
           <w:r>
-            <w:instrText xml:space="preserve"> HYPERLINK \l _Toc25206 </w:instrText>
+            <w:instrText xml:space="preserve"> HYPERLINK \l _Toc7751 </w:instrText>
           </w:r>
           <w:r>
             <w:fldChar w:fldCharType="separate"/>
@@ -691,13 +691,13 @@
             <w:fldChar w:fldCharType="begin"/>
           </w:r>
           <w:r>
-            <w:instrText xml:space="preserve"> PAGEREF _Toc25206 \h </w:instrText>
+            <w:instrText xml:space="preserve"> PAGEREF _Toc7751 \h </w:instrText>
           </w:r>
           <w:r>
             <w:fldChar w:fldCharType="separate"/>
           </w:r>
           <w:r>
-            <w:t>6</w:t>
+            <w:t>7</w:t>
           </w:r>
           <w:r>
             <w:fldChar w:fldCharType="end"/>
@@ -717,7 +717,7 @@
             <w:fldChar w:fldCharType="begin"/>
           </w:r>
           <w:r>
-            <w:instrText xml:space="preserve"> HYPERLINK \l _Toc7248 </w:instrText>
+            <w:instrText xml:space="preserve"> HYPERLINK \l _Toc29314 </w:instrText>
           </w:r>
           <w:r>
             <w:fldChar w:fldCharType="separate"/>
@@ -732,7 +732,7 @@
             <w:fldChar w:fldCharType="begin"/>
           </w:r>
           <w:r>
-            <w:instrText xml:space="preserve"> PAGEREF _Toc7248 \h </w:instrText>
+            <w:instrText xml:space="preserve"> PAGEREF _Toc29314 \h </w:instrText>
           </w:r>
           <w:r>
             <w:fldChar w:fldCharType="separate"/>
@@ -758,7 +758,7 @@
             <w:fldChar w:fldCharType="begin"/>
           </w:r>
           <w:r>
-            <w:instrText xml:space="preserve"> HYPERLINK \l _Toc17395 </w:instrText>
+            <w:instrText xml:space="preserve"> HYPERLINK \l _Toc15456 </w:instrText>
           </w:r>
           <w:r>
             <w:fldChar w:fldCharType="separate"/>
@@ -773,7 +773,7 @@
             <w:fldChar w:fldCharType="begin"/>
           </w:r>
           <w:r>
-            <w:instrText xml:space="preserve"> PAGEREF _Toc17395 \h </w:instrText>
+            <w:instrText xml:space="preserve"> PAGEREF _Toc15456 \h </w:instrText>
           </w:r>
           <w:r>
             <w:fldChar w:fldCharType="separate"/>
@@ -799,7 +799,7 @@
             <w:fldChar w:fldCharType="begin"/>
           </w:r>
           <w:r>
-            <w:instrText xml:space="preserve"> HYPERLINK \l _Toc25569 </w:instrText>
+            <w:instrText xml:space="preserve"> HYPERLINK \l _Toc459 </w:instrText>
           </w:r>
           <w:r>
             <w:fldChar w:fldCharType="separate"/>
@@ -814,7 +814,7 @@
             <w:fldChar w:fldCharType="begin"/>
           </w:r>
           <w:r>
-            <w:instrText xml:space="preserve"> PAGEREF _Toc25569 \h </w:instrText>
+            <w:instrText xml:space="preserve"> PAGEREF _Toc459 \h </w:instrText>
           </w:r>
           <w:r>
             <w:fldChar w:fldCharType="separate"/>
@@ -840,7 +840,7 @@
             <w:fldChar w:fldCharType="begin"/>
           </w:r>
           <w:r>
-            <w:instrText xml:space="preserve"> HYPERLINK \l _Toc15425 </w:instrText>
+            <w:instrText xml:space="preserve"> HYPERLINK \l _Toc9318 </w:instrText>
           </w:r>
           <w:r>
             <w:fldChar w:fldCharType="separate"/>
@@ -855,7 +855,7 @@
             <w:fldChar w:fldCharType="begin"/>
           </w:r>
           <w:r>
-            <w:instrText xml:space="preserve"> PAGEREF _Toc15425 \h </w:instrText>
+            <w:instrText xml:space="preserve"> PAGEREF _Toc9318 \h </w:instrText>
           </w:r>
           <w:r>
             <w:fldChar w:fldCharType="separate"/>
@@ -881,7 +881,7 @@
             <w:fldChar w:fldCharType="begin"/>
           </w:r>
           <w:r>
-            <w:instrText xml:space="preserve"> HYPERLINK \l _Toc21654 </w:instrText>
+            <w:instrText xml:space="preserve"> HYPERLINK \l _Toc4143 </w:instrText>
           </w:r>
           <w:r>
             <w:fldChar w:fldCharType="separate"/>
@@ -896,7 +896,7 @@
             <w:fldChar w:fldCharType="begin"/>
           </w:r>
           <w:r>
-            <w:instrText xml:space="preserve"> PAGEREF _Toc21654 \h </w:instrText>
+            <w:instrText xml:space="preserve"> PAGEREF _Toc4143 \h </w:instrText>
           </w:r>
           <w:r>
             <w:fldChar w:fldCharType="separate"/>
@@ -922,7 +922,7 @@
             <w:fldChar w:fldCharType="begin"/>
           </w:r>
           <w:r>
-            <w:instrText xml:space="preserve"> HYPERLINK \l _Toc2414 </w:instrText>
+            <w:instrText xml:space="preserve"> HYPERLINK \l _Toc3452 </w:instrText>
           </w:r>
           <w:r>
             <w:fldChar w:fldCharType="separate"/>
@@ -937,7 +937,7 @@
             <w:fldChar w:fldCharType="begin"/>
           </w:r>
           <w:r>
-            <w:instrText xml:space="preserve"> PAGEREF _Toc2414 \h </w:instrText>
+            <w:instrText xml:space="preserve"> PAGEREF _Toc3452 \h </w:instrText>
           </w:r>
           <w:r>
             <w:fldChar w:fldCharType="separate"/>
@@ -963,7 +963,7 @@
             <w:fldChar w:fldCharType="begin"/>
           </w:r>
           <w:r>
-            <w:instrText xml:space="preserve"> HYPERLINK \l _Toc2766 </w:instrText>
+            <w:instrText xml:space="preserve"> HYPERLINK \l _Toc24909 </w:instrText>
           </w:r>
           <w:r>
             <w:fldChar w:fldCharType="separate"/>
@@ -978,7 +978,7 @@
             <w:fldChar w:fldCharType="begin"/>
           </w:r>
           <w:r>
-            <w:instrText xml:space="preserve"> PAGEREF _Toc2766 \h </w:instrText>
+            <w:instrText xml:space="preserve"> PAGEREF _Toc24909 \h </w:instrText>
           </w:r>
           <w:r>
             <w:fldChar w:fldCharType="separate"/>
@@ -1004,7 +1004,7 @@
             <w:fldChar w:fldCharType="begin"/>
           </w:r>
           <w:r>
-            <w:instrText xml:space="preserve"> HYPERLINK \l _Toc6821 </w:instrText>
+            <w:instrText xml:space="preserve"> HYPERLINK \l _Toc6558 </w:instrText>
           </w:r>
           <w:r>
             <w:fldChar w:fldCharType="separate"/>
@@ -1019,7 +1019,7 @@
             <w:fldChar w:fldCharType="begin"/>
           </w:r>
           <w:r>
-            <w:instrText xml:space="preserve"> PAGEREF _Toc6821 \h </w:instrText>
+            <w:instrText xml:space="preserve"> PAGEREF _Toc6558 \h </w:instrText>
           </w:r>
           <w:r>
             <w:fldChar w:fldCharType="separate"/>
@@ -1045,7 +1045,7 @@
             <w:fldChar w:fldCharType="begin"/>
           </w:r>
           <w:r>
-            <w:instrText xml:space="preserve"> HYPERLINK \l _Toc5170 </w:instrText>
+            <w:instrText xml:space="preserve"> HYPERLINK \l _Toc20619 </w:instrText>
           </w:r>
           <w:r>
             <w:fldChar w:fldCharType="separate"/>
@@ -1060,7 +1060,7 @@
             <w:fldChar w:fldCharType="begin"/>
           </w:r>
           <w:r>
-            <w:instrText xml:space="preserve"> PAGEREF _Toc5170 \h </w:instrText>
+            <w:instrText xml:space="preserve"> PAGEREF _Toc20619 \h </w:instrText>
           </w:r>
           <w:r>
             <w:fldChar w:fldCharType="separate"/>
@@ -1086,7 +1086,7 @@
             <w:fldChar w:fldCharType="begin"/>
           </w:r>
           <w:r>
-            <w:instrText xml:space="preserve"> HYPERLINK \l _Toc15747 </w:instrText>
+            <w:instrText xml:space="preserve"> HYPERLINK \l _Toc23187 </w:instrText>
           </w:r>
           <w:r>
             <w:fldChar w:fldCharType="separate"/>
@@ -1101,7 +1101,7 @@
             <w:fldChar w:fldCharType="begin"/>
           </w:r>
           <w:r>
-            <w:instrText xml:space="preserve"> PAGEREF _Toc15747 \h </w:instrText>
+            <w:instrText xml:space="preserve"> PAGEREF _Toc23187 \h </w:instrText>
           </w:r>
           <w:r>
             <w:fldChar w:fldCharType="separate"/>
@@ -1127,7 +1127,7 @@
             <w:fldChar w:fldCharType="begin"/>
           </w:r>
           <w:r>
-            <w:instrText xml:space="preserve"> HYPERLINK \l _Toc3094 </w:instrText>
+            <w:instrText xml:space="preserve"> HYPERLINK \l _Toc1220 </w:instrText>
           </w:r>
           <w:r>
             <w:fldChar w:fldCharType="separate"/>
@@ -1142,13 +1142,13 @@
             <w:fldChar w:fldCharType="begin"/>
           </w:r>
           <w:r>
-            <w:instrText xml:space="preserve"> PAGEREF _Toc3094 \h </w:instrText>
+            <w:instrText xml:space="preserve"> PAGEREF _Toc1220 \h </w:instrText>
           </w:r>
           <w:r>
             <w:fldChar w:fldCharType="separate"/>
           </w:r>
           <w:r>
-            <w:t>9</w:t>
+            <w:t>10</w:t>
           </w:r>
           <w:r>
             <w:fldChar w:fldCharType="end"/>
@@ -1168,7 +1168,7 @@
             <w:fldChar w:fldCharType="begin"/>
           </w:r>
           <w:r>
-            <w:instrText xml:space="preserve"> HYPERLINK \l _Toc23416 </w:instrText>
+            <w:instrText xml:space="preserve"> HYPERLINK \l _Toc28490 </w:instrText>
           </w:r>
           <w:r>
             <w:fldChar w:fldCharType="separate"/>
@@ -1183,7 +1183,7 @@
             <w:fldChar w:fldCharType="begin"/>
           </w:r>
           <w:r>
-            <w:instrText xml:space="preserve"> PAGEREF _Toc23416 \h </w:instrText>
+            <w:instrText xml:space="preserve"> PAGEREF _Toc28490 \h </w:instrText>
           </w:r>
           <w:r>
             <w:fldChar w:fldCharType="separate"/>
@@ -1209,7 +1209,7 @@
             <w:fldChar w:fldCharType="begin"/>
           </w:r>
           <w:r>
-            <w:instrText xml:space="preserve"> HYPERLINK \l _Toc11249 </w:instrText>
+            <w:instrText xml:space="preserve"> HYPERLINK \l _Toc28317 </w:instrText>
           </w:r>
           <w:r>
             <w:fldChar w:fldCharType="separate"/>
@@ -1224,7 +1224,7 @@
             <w:fldChar w:fldCharType="begin"/>
           </w:r>
           <w:r>
-            <w:instrText xml:space="preserve"> PAGEREF _Toc11249 \h </w:instrText>
+            <w:instrText xml:space="preserve"> PAGEREF _Toc28317 \h </w:instrText>
           </w:r>
           <w:r>
             <w:fldChar w:fldCharType="separate"/>
@@ -1250,7 +1250,7 @@
             <w:fldChar w:fldCharType="begin"/>
           </w:r>
           <w:r>
-            <w:instrText xml:space="preserve"> HYPERLINK \l _Toc28378 </w:instrText>
+            <w:instrText xml:space="preserve"> HYPERLINK \l _Toc1377 </w:instrText>
           </w:r>
           <w:r>
             <w:fldChar w:fldCharType="separate"/>
@@ -1265,13 +1265,13 @@
             <w:fldChar w:fldCharType="begin"/>
           </w:r>
           <w:r>
-            <w:instrText xml:space="preserve"> PAGEREF _Toc28378 \h </w:instrText>
+            <w:instrText xml:space="preserve"> PAGEREF _Toc1377 \h </w:instrText>
           </w:r>
           <w:r>
             <w:fldChar w:fldCharType="separate"/>
           </w:r>
           <w:r>
-            <w:t>10</w:t>
+            <w:t>11</w:t>
           </w:r>
           <w:r>
             <w:fldChar w:fldCharType="end"/>
@@ -1296,7 +1296,7 @@
       <w:pPr>
         <w:pStyle w:val="2"/>
       </w:pPr>
-      <w:bookmarkStart w:id="0" w:name="_Toc29762"/>
+      <w:bookmarkStart w:id="0" w:name="_Toc31718"/>
       <w:r>
         <w:t>1. 项目概述</w:t>
       </w:r>
@@ -1366,7 +1366,7 @@
       <w:pPr>
         <w:pStyle w:val="3"/>
       </w:pPr>
-      <w:bookmarkStart w:id="1" w:name="_Toc1392"/>
+      <w:bookmarkStart w:id="1" w:name="_Toc17159"/>
       <w:r>
         <w:t>1.1 当前实现状态</w:t>
       </w:r>
@@ -2319,7 +2319,7 @@
       <w:pPr>
         <w:pStyle w:val="2"/>
       </w:pPr>
-      <w:bookmarkStart w:id="2" w:name="_Toc275"/>
+      <w:bookmarkStart w:id="2" w:name="_Toc18546"/>
       <w:r>
         <w:t>2. 范围与合规边界（必读）</w:t>
       </w:r>
@@ -2329,7 +2329,7 @@
       <w:pPr>
         <w:pStyle w:val="3"/>
       </w:pPr>
-      <w:bookmarkStart w:id="3" w:name="_Toc1749"/>
+      <w:bookmarkStart w:id="3" w:name="_Toc30522"/>
       <w:r>
         <w:t>2.1 范围内</w:t>
       </w:r>
@@ -2391,7 +2391,7 @@
       <w:pPr>
         <w:pStyle w:val="3"/>
       </w:pPr>
-      <w:bookmarkStart w:id="4" w:name="_Toc14586"/>
+      <w:bookmarkStart w:id="4" w:name="_Toc32632"/>
       <w:r>
         <w:t>2.2 红线</w:t>
       </w:r>
@@ -2440,7 +2440,7 @@
       <w:pPr>
         <w:pStyle w:val="2"/>
       </w:pPr>
-      <w:bookmarkStart w:id="5" w:name="_Toc4092"/>
+      <w:bookmarkStart w:id="5" w:name="_Toc29675"/>
       <w:r>
         <w:t>3. 核心指标定义</w:t>
       </w:r>
@@ -3136,7 +3136,7 @@
       <w:pPr>
         <w:pStyle w:val="2"/>
       </w:pPr>
-      <w:bookmarkStart w:id="6" w:name="_Toc23443"/>
+      <w:bookmarkStart w:id="6" w:name="_Toc20025"/>
       <w:r>
         <w:t>4. 功能需求</w:t>
       </w:r>
@@ -3146,7 +3146,7 @@
       <w:pPr>
         <w:pStyle w:val="3"/>
       </w:pPr>
-      <w:bookmarkStart w:id="7" w:name="_Toc31787"/>
+      <w:bookmarkStart w:id="7" w:name="_Toc15053"/>
       <w:r>
         <w:t>4.1 实时监控页（✅ 已实现）</w:t>
       </w:r>
@@ -3162,7 +3162,7 @@
         <w:spacing w:after="60" w:line="300" w:lineRule="auto"/>
       </w:pPr>
       <w:r>
-        <w:t>综合榜 + 分平台榜：平台 Tab（综合/YouTube/Reddit/Hacker News/Google News/TMDb/Giphy）。</w:t>
+        <w:t>综合榜 + 分平台榜：平台 Tab（综合/YouTube/Reddit/Hacker News/Google News/TMDb/Giphy/TikTok/Facebook）。TikTok/Facebook 已就绪,真实数据 TikTok 需第三方、Facebook 以广告资料库为主(见 §6.2)。</w:t>
       </w:r>
     </w:p>
     <w:p>
@@ -3338,7 +3338,7 @@
       <w:pPr>
         <w:pStyle w:val="3"/>
       </w:pPr>
-      <w:bookmarkStart w:id="8" w:name="_Toc28859"/>
+      <w:bookmarkStart w:id="8" w:name="_Toc23365"/>
       <w:r>
         <w:t>4.2 月度汇总页（✅ 已实现）</w:t>
       </w:r>
@@ -3400,7 +3400,7 @@
       <w:pPr>
         <w:pStyle w:val="3"/>
       </w:pPr>
-      <w:bookmarkStart w:id="9" w:name="_Toc11955"/>
+      <w:bookmarkStart w:id="9" w:name="_Toc32047"/>
       <w:r>
         <w:t>4.3 广告情报页（✅ 已实现）</w:t>
       </w:r>
@@ -3449,7 +3449,7 @@
       <w:pPr>
         <w:pStyle w:val="3"/>
       </w:pPr>
-      <w:bookmarkStart w:id="10" w:name="_Toc1473"/>
+      <w:bookmarkStart w:id="10" w:name="_Toc11182"/>
       <w:r>
         <w:t>4.4 通用 / 体验（✅ 已实现）</w:t>
       </w:r>
@@ -3511,7 +3511,7 @@
       <w:pPr>
         <w:pStyle w:val="3"/>
       </w:pPr>
-      <w:bookmarkStart w:id="11" w:name="_Toc25057"/>
+      <w:bookmarkStart w:id="11" w:name="_Toc18673"/>
       <w:r>
         <w:t>4.5 待建（后端 / 扩展）</w:t>
       </w:r>
@@ -3599,7 +3599,7 @@
       <w:pPr>
         <w:pStyle w:val="2"/>
       </w:pPr>
-      <w:bookmarkStart w:id="12" w:name="_Toc11540"/>
+      <w:bookmarkStart w:id="12" w:name="_Toc1687"/>
       <w:r>
         <w:t>5. 接口契约（前后端对接）</w:t>
       </w:r>
@@ -3617,7 +3617,7 @@
       <w:pPr>
         <w:pStyle w:val="3"/>
       </w:pPr>
-      <w:bookmarkStart w:id="13" w:name="_Toc25206"/>
+      <w:bookmarkStart w:id="13" w:name="_Toc7751"/>
       <w:r>
         <w:t>5.1 GET /trends — 实时热点榜</w:t>
       </w:r>
@@ -3797,7 +3797,7 @@
       <w:pPr>
         <w:pStyle w:val="3"/>
       </w:pPr>
-      <w:bookmarkStart w:id="14" w:name="_Toc7248"/>
+      <w:bookmarkStart w:id="14" w:name="_Toc29314"/>
       <w:r>
         <w:t>5.2 GET /monthly?month=YYYY-MM — 月度汇总</w:t>
       </w:r>
@@ -3815,7 +3815,7 @@
       <w:pPr>
         <w:pStyle w:val="3"/>
       </w:pPr>
-      <w:bookmarkStart w:id="15" w:name="_Toc17395"/>
+      <w:bookmarkStart w:id="15" w:name="_Toc15456"/>
       <w:r>
         <w:t>5.3 GET /ads?q=&amp;category=&amp;region= — 广告情报</w:t>
       </w:r>
@@ -3943,7 +3943,7 @@
       <w:pPr>
         <w:pStyle w:val="3"/>
       </w:pPr>
-      <w:bookmarkStart w:id="16" w:name="_Toc25569"/>
+      <w:bookmarkStart w:id="16" w:name="_Toc459"/>
       <w:r>
         <w:t>5.4 TrendItem 数据结构</w:t>
       </w:r>
@@ -4253,7 +4253,7 @@
       <w:pPr>
         <w:pStyle w:val="3"/>
       </w:pPr>
-      <w:bookmarkStart w:id="17" w:name="_Toc15425"/>
+      <w:bookmarkStart w:id="17" w:name="_Toc9318"/>
       <w:r>
         <w:t>5.5 AdItem 数据结构</w:t>
       </w:r>
@@ -4519,7 +4519,7 @@
       <w:pPr>
         <w:pStyle w:val="2"/>
       </w:pPr>
-      <w:bookmarkStart w:id="18" w:name="_Toc21654"/>
+      <w:bookmarkStart w:id="18" w:name="_Toc4143"/>
       <w:r>
         <w:t>6. 外部数据源 API 清单（后端采集需申请）</w:t>
       </w:r>
@@ -4529,7 +4529,7 @@
       <w:pPr>
         <w:pStyle w:val="3"/>
       </w:pPr>
-      <w:bookmarkStart w:id="19" w:name="_Toc2414"/>
+      <w:bookmarkStart w:id="19" w:name="_Toc3452"/>
       <w:r>
         <w:t>6.1 MVP 必须（A 档，对应看板 6 个平台 Tab）</w:t>
       </w:r>
@@ -5855,7 +5855,7 @@
       <w:pPr>
         <w:pStyle w:val="3"/>
       </w:pPr>
-      <w:bookmarkStart w:id="20" w:name="_Toc2766"/>
+      <w:bookmarkStart w:id="20" w:name="_Toc24909"/>
       <w:r>
         <w:t>6.2 广告情报 &amp; 扩展（B/C 档）</w:t>
       </w:r>
@@ -5884,7 +5884,7 @@
         <w:spacing w:after="60" w:line="300" w:lineRule="auto"/>
       </w:pPr>
       <w:r>
-        <w:t>Tenor、Imgflip（梗图，免费/免 key）。</w:t>
+        <w:t>TikTok（前端已就绪）：官方无公开热点 API，真实公开热点数据须走第三方数据商（如 Tikapi 等）。</w:t>
       </w:r>
     </w:p>
     <w:p>
@@ -5897,14 +5897,40 @@
         <w:spacing w:after="60" w:line="300" w:lineRule="auto"/>
       </w:pPr>
       <w:r>
-        <w:t>X/Twitter（API v2，按量付费，慎用）、Pinterest、TikTok（无官方公开 API，需第三方）。</w:t>
+        <w:t>Facebook（前端已就绪）：自然内容无官方热榜 API，FB 侧公开数据以广告资料库为主。</w:t>
+      </w:r>
+    </w:p>
+    <w:p>
+      <w:pPr>
+        <w:pStyle w:val="18"/>
+        <w:numPr>
+          <w:ilvl w:val="0"/>
+          <w:numId w:val="2"/>
+        </w:numPr>
+        <w:spacing w:after="60" w:line="300" w:lineRule="auto"/>
+      </w:pPr>
+      <w:r>
+        <w:t>Tenor、Imgflip（梗图，免费/免 key）。</w:t>
+      </w:r>
+    </w:p>
+    <w:p>
+      <w:pPr>
+        <w:pStyle w:val="18"/>
+        <w:numPr>
+          <w:ilvl w:val="0"/>
+          <w:numId w:val="2"/>
+        </w:numPr>
+        <w:spacing w:after="60" w:line="300" w:lineRule="auto"/>
+      </w:pPr>
+      <w:r>
+        <w:t>X/Twitter（API v2，按量付费，慎用）、Pinterest。</w:t>
       </w:r>
     </w:p>
     <w:p>
       <w:pPr>
         <w:pStyle w:val="3"/>
       </w:pPr>
-      <w:bookmarkStart w:id="21" w:name="_Toc6821"/>
+      <w:bookmarkStart w:id="21" w:name="_Toc6558"/>
       <w:r>
         <w:t>6.3 密钥管理</w:t>
       </w:r>
@@ -5922,7 +5948,7 @@
       <w:pPr>
         <w:pStyle w:val="2"/>
       </w:pPr>
-      <w:bookmarkStart w:id="22" w:name="_Toc5170"/>
+      <w:bookmarkStart w:id="22" w:name="_Toc20619"/>
       <w:r>
         <w:t>7. 关键实现要点（非 API，但必须）</w:t>
       </w:r>
@@ -5984,7 +6010,7 @@
       <w:pPr>
         <w:pStyle w:val="2"/>
       </w:pPr>
-      <w:bookmarkStart w:id="23" w:name="_Toc15747"/>
+      <w:bookmarkStart w:id="23" w:name="_Toc23187"/>
       <w:r>
         <w:t>8. 非功能需求</w:t>
       </w:r>
@@ -6059,7 +6085,7 @@
       <w:pPr>
         <w:pStyle w:val="2"/>
       </w:pPr>
-      <w:bookmarkStart w:id="24" w:name="_Toc3094"/>
+      <w:bookmarkStart w:id="24" w:name="_Toc1220"/>
       <w:r>
         <w:t>9. 部署与运维（✅ 前端已上线）</w:t>
       </w:r>
@@ -6134,7 +6160,7 @@
       <w:pPr>
         <w:pStyle w:val="2"/>
       </w:pPr>
-      <w:bookmarkStart w:id="25" w:name="_Toc23416"/>
+      <w:bookmarkStart w:id="25" w:name="_Toc28490"/>
       <w:r>
         <w:t>10. 里程碑</w:t>
       </w:r>
@@ -6678,7 +6704,7 @@
       <w:pPr>
         <w:pStyle w:val="2"/>
       </w:pPr>
-      <w:bookmarkStart w:id="26" w:name="_Toc11249"/>
+      <w:bookmarkStart w:id="26" w:name="_Toc28317"/>
       <w:r>
         <w:t>11. 交付物</w:t>
       </w:r>
@@ -6753,7 +6779,7 @@
       <w:pPr>
         <w:pStyle w:val="2"/>
       </w:pPr>
-      <w:bookmarkStart w:id="27" w:name="_Toc28378"/>
+      <w:bookmarkStart w:id="27" w:name="_Toc1377"/>
       <w:r>
         <w:t>12. 验收标准</w:t>
       </w:r>
@@ -6984,9 +7010,23 @@
 <file path=word/numbering.xml><?xml version="1.0" encoding="utf-8"?>
 <w:numbering xmlns:wpc="http://schemas.microsoft.com/office/word/2010/wordprocessingCanvas" xmlns:mc="http://schemas.openxmlformats.org/markup-compatibility/2006" xmlns:o="urn:schemas-microsoft-com:office:office" xmlns:r="http://schemas.openxmlformats.org/officeDocument/2006/relationships" xmlns:m="http://schemas.openxmlformats.org/officeDocument/2006/math" xmlns:v="urn:schemas-microsoft-com:vml" xmlns:wp14="http://schemas.microsoft.com/office/word/2010/wordprocessingDrawing" xmlns:wp="http://schemas.openxmlformats.org/drawingml/2006/wordprocessingDrawing" xmlns:w10="urn:schemas-microsoft-com:office:word" xmlns:w="http://schemas.openxmlformats.org/wordprocessingml/2006/main" xmlns:w14="http://schemas.microsoft.com/office/word/2010/wordml" xmlns:wpg="http://schemas.microsoft.com/office/word/2010/wordprocessingGroup" xmlns:wpi="http://schemas.microsoft.com/office/word/2010/wordprocessingInk" xmlns:wne="http://schemas.microsoft.com/office/word/2006/wordml" xmlns:wps="http://schemas.microsoft.com/office/word/2010/wordprocessingShape" xmlns:wpsCustomData="http://www.wps.cn/officeDocument/2013/wpsCustomData" mc:Ignorable="w14 wp14">
   <w:abstractNum w:abstractNumId="0">
-    <w:nsid w:val="F857C2EF"/>
+    <w:nsid w:val="860F21CA"/>
     <w:multiLevelType w:val="singleLevel"/>
-    <w:tmpl w:val="F857C2EF"/>
+    <w:tmpl w:val="860F21CA"/>
+    <w:lvl w:ilvl="0" w:tentative="0">
+      <w:start w:val="1"/>
+      <w:numFmt w:val="decimal"/>
+      <w:lvlText w:val="%1."/>
+      <w:lvlJc w:val="left"/>
+      <w:pPr>
+        <w:ind w:left="480" w:hanging="280"/>
+      </w:pPr>
+    </w:lvl>
+  </w:abstractNum>
+  <w:abstractNum w:abstractNumId="1">
+    <w:nsid w:val="759B6D17"/>
+    <w:multiLevelType w:val="singleLevel"/>
+    <w:tmpl w:val="759B6D17"/>
     <w:lvl w:ilvl="0" w:tentative="0">
       <w:start w:val="1"/>
       <w:numFmt w:val="bullet"/>
@@ -6997,28 +7037,14 @@
       </w:pPr>
     </w:lvl>
   </w:abstractNum>
-  <w:abstractNum w:abstractNumId="1">
-    <w:nsid w:val="0AE0044D"/>
-    <w:multiLevelType w:val="singleLevel"/>
-    <w:tmpl w:val="0AE0044D"/>
-    <w:lvl w:ilvl="0" w:tentative="0">
-      <w:start w:val="1"/>
-      <w:numFmt w:val="decimal"/>
-      <w:lvlText w:val="%1."/>
-      <w:lvlJc w:val="left"/>
-      <w:pPr>
-        <w:ind w:left="480" w:hanging="280"/>
-      </w:pPr>
-    </w:lvl>
-  </w:abstractNum>
   <w:num w:numId="1">
-    <w:abstractNumId w:val="1"/>
+    <w:abstractNumId w:val="0"/>
     <w:lvlOverride w:ilvl="0">
       <w:startOverride w:val="1"/>
     </w:lvlOverride>
   </w:num>
   <w:num w:numId="2">
-    <w:abstractNumId w:val="0"/>
+    <w:abstractNumId w:val="1"/>
     <w:lvlOverride w:ilvl="0">
       <w:startOverride w:val="1"/>
     </w:lvlOverride>
@@ -7066,7 +7092,7 @@
     <w:lsdException w:unhideWhenUsed="0" w:uiPriority="0" w:semiHidden="0" w:name="toc 8"/>
     <w:lsdException w:unhideWhenUsed="0" w:uiPriority="0" w:semiHidden="0" w:name="toc 9"/>
     <w:lsdException w:unhideWhenUsed="0" w:uiPriority="0" w:semiHidden="0" w:name="Normal Indent"/>
-    <w:lsdException w:qFormat="1" w:uiPriority="99" w:name="footnote text"/>
+    <w:lsdException w:uiPriority="99" w:name="footnote text"/>
     <w:lsdException w:unhideWhenUsed="0" w:uiPriority="0" w:semiHidden="0" w:name="annotation text"/>
     <w:lsdException w:unhideWhenUsed="0" w:uiPriority="0" w:semiHidden="0" w:name="header"/>
     <w:lsdException w:unhideWhenUsed="0" w:uiPriority="0" w:semiHidden="0" w:name="footer"/>
@@ -7075,12 +7101,12 @@
     <w:lsdException w:unhideWhenUsed="0" w:uiPriority="0" w:semiHidden="0" w:name="table of figures"/>
     <w:lsdException w:unhideWhenUsed="0" w:uiPriority="0" w:semiHidden="0" w:name="envelope address"/>
     <w:lsdException w:unhideWhenUsed="0" w:uiPriority="0" w:semiHidden="0" w:name="envelope return"/>
-    <w:lsdException w:qFormat="1" w:uiPriority="99" w:name="footnote reference"/>
+    <w:lsdException w:uiPriority="99" w:name="footnote reference"/>
     <w:lsdException w:unhideWhenUsed="0" w:uiPriority="0" w:semiHidden="0" w:name="annotation reference"/>
     <w:lsdException w:unhideWhenUsed="0" w:uiPriority="0" w:semiHidden="0" w:name="line number"/>
     <w:lsdException w:unhideWhenUsed="0" w:uiPriority="0" w:semiHidden="0" w:name="page number"/>
-    <w:lsdException w:qFormat="1" w:uiPriority="99" w:name="endnote reference"/>
-    <w:lsdException w:qFormat="1" w:uiPriority="99" w:name="endnote text"/>
+    <w:lsdException w:uiPriority="99" w:name="endnote reference"/>
+    <w:lsdException w:uiPriority="99" w:name="endnote text"/>
     <w:lsdException w:unhideWhenUsed="0" w:uiPriority="0" w:semiHidden="0" w:name="table of authorities"/>
     <w:lsdException w:unhideWhenUsed="0" w:uiPriority="0" w:semiHidden="0" w:name="macro"/>
     <w:lsdException w:unhideWhenUsed="0" w:uiPriority="0" w:semiHidden="0" w:name="toa heading"/>
@@ -7122,7 +7148,7 @@
     <w:lsdException w:unhideWhenUsed="0" w:uiPriority="0" w:semiHidden="0" w:name="Body Text Indent 2"/>
     <w:lsdException w:unhideWhenUsed="0" w:uiPriority="0" w:semiHidden="0" w:name="Body Text Indent 3"/>
     <w:lsdException w:unhideWhenUsed="0" w:uiPriority="0" w:semiHidden="0" w:name="Block Text"/>
-    <w:lsdException w:qFormat="1" w:uiPriority="99" w:semiHidden="0" w:name="Hyperlink"/>
+    <w:lsdException w:uiPriority="99" w:semiHidden="0" w:name="Hyperlink"/>
     <w:lsdException w:unhideWhenUsed="0" w:uiPriority="0" w:semiHidden="0" w:name="FollowedHyperlink"/>
     <w:lsdException w:qFormat="1" w:unhideWhenUsed="0" w:uiPriority="0" w:semiHidden="0" w:name="Strong"/>
     <w:lsdException w:qFormat="1" w:unhideWhenUsed="0" w:uiPriority="0" w:semiHidden="0" w:name="Emphasis"/>
@@ -7410,7 +7436,6 @@
     <w:link w:val="20"/>
     <w:semiHidden/>
     <w:unhideWhenUsed/>
-    <w:qFormat/>
     <w:uiPriority w:val="99"/>
     <w:pPr>
       <w:spacing w:after="0" w:line="240" w:lineRule="auto"/>
@@ -7432,7 +7457,6 @@
     <w:link w:val="19"/>
     <w:semiHidden/>
     <w:unhideWhenUsed/>
-    <w:qFormat/>
     <w:uiPriority w:val="99"/>
     <w:pPr>
       <w:spacing w:after="0" w:line="240" w:lineRule="auto"/>
@@ -7466,7 +7490,6 @@
     <w:name w:val="endnote reference"/>
     <w:semiHidden/>
     <w:unhideWhenUsed/>
-    <w:qFormat/>
     <w:uiPriority w:val="99"/>
     <w:rPr>
       <w:vertAlign w:val="superscript"/>
@@ -7475,7 +7498,6 @@
   <w:style w:type="character" w:styleId="16">
     <w:name w:val="Hyperlink"/>
     <w:unhideWhenUsed/>
-    <w:qFormat/>
     <w:uiPriority w:val="99"/>
     <w:rPr>
       <w:color w:val="0563C1"/>
@@ -7486,7 +7508,6 @@
     <w:name w:val="footnote reference"/>
     <w:semiHidden/>
     <w:unhideWhenUsed/>
-    <w:qFormat/>
     <w:uiPriority w:val="99"/>
     <w:rPr>
       <w:vertAlign w:val="superscript"/>
@@ -7507,7 +7528,6 @@
     <w:link w:val="10"/>
     <w:semiHidden/>
     <w:unhideWhenUsed/>
-    <w:qFormat/>
     <w:uiPriority w:val="99"/>
     <w:rPr>
       <w:sz w:val="20"/>
@@ -7519,7 +7539,6 @@
     <w:link w:val="8"/>
     <w:semiHidden/>
     <w:unhideWhenUsed/>
-    <w:qFormat/>
     <w:uiPriority w:val="99"/>
     <w:rPr>
       <w:sz w:val="20"/>

--- a/docs/平台需求文档.docx
+++ b/docs/平台需求文档.docx
@@ -111,7 +111,7 @@
     <w:sdt>
       <w:sdtPr>
         <w:alias w:val="Table of Contents"/>
-        <w:id w:val="147451929"/>
+        <w:id w:val="147483511"/>
       </w:sdtPr>
       <w:sdtContent>
         <w:p>
@@ -143,7 +143,7 @@
             <w:fldChar w:fldCharType="begin"/>
           </w:r>
           <w:r>
-            <w:instrText xml:space="preserve"> HYPERLINK \l _Toc31718 </w:instrText>
+            <w:instrText xml:space="preserve"> HYPERLINK \l _Toc136 </w:instrText>
           </w:r>
           <w:r>
             <w:fldChar w:fldCharType="separate"/>
@@ -158,7 +158,7 @@
             <w:fldChar w:fldCharType="begin"/>
           </w:r>
           <w:r>
-            <w:instrText xml:space="preserve"> PAGEREF _Toc31718 \h </w:instrText>
+            <w:instrText xml:space="preserve"> PAGEREF _Toc136 \h </w:instrText>
           </w:r>
           <w:r>
             <w:fldChar w:fldCharType="separate"/>
@@ -184,7 +184,7 @@
             <w:fldChar w:fldCharType="begin"/>
           </w:r>
           <w:r>
-            <w:instrText xml:space="preserve"> HYPERLINK \l _Toc17159 </w:instrText>
+            <w:instrText xml:space="preserve"> HYPERLINK \l _Toc19439 </w:instrText>
           </w:r>
           <w:r>
             <w:fldChar w:fldCharType="separate"/>
@@ -199,7 +199,7 @@
             <w:fldChar w:fldCharType="begin"/>
           </w:r>
           <w:r>
-            <w:instrText xml:space="preserve"> PAGEREF _Toc17159 \h </w:instrText>
+            <w:instrText xml:space="preserve"> PAGEREF _Toc19439 \h </w:instrText>
           </w:r>
           <w:r>
             <w:fldChar w:fldCharType="separate"/>
@@ -225,7 +225,7 @@
             <w:fldChar w:fldCharType="begin"/>
           </w:r>
           <w:r>
-            <w:instrText xml:space="preserve"> HYPERLINK \l _Toc18546 </w:instrText>
+            <w:instrText xml:space="preserve"> HYPERLINK \l _Toc15176 </w:instrText>
           </w:r>
           <w:r>
             <w:fldChar w:fldCharType="separate"/>
@@ -240,7 +240,7 @@
             <w:fldChar w:fldCharType="begin"/>
           </w:r>
           <w:r>
-            <w:instrText xml:space="preserve"> PAGEREF _Toc18546 \h </w:instrText>
+            <w:instrText xml:space="preserve"> PAGEREF _Toc15176 \h </w:instrText>
           </w:r>
           <w:r>
             <w:fldChar w:fldCharType="separate"/>
@@ -266,7 +266,7 @@
             <w:fldChar w:fldCharType="begin"/>
           </w:r>
           <w:r>
-            <w:instrText xml:space="preserve"> HYPERLINK \l _Toc30522 </w:instrText>
+            <w:instrText xml:space="preserve"> HYPERLINK \l _Toc16449 </w:instrText>
           </w:r>
           <w:r>
             <w:fldChar w:fldCharType="separate"/>
@@ -281,7 +281,7 @@
             <w:fldChar w:fldCharType="begin"/>
           </w:r>
           <w:r>
-            <w:instrText xml:space="preserve"> PAGEREF _Toc30522 \h </w:instrText>
+            <w:instrText xml:space="preserve"> PAGEREF _Toc16449 \h </w:instrText>
           </w:r>
           <w:r>
             <w:fldChar w:fldCharType="separate"/>
@@ -307,7 +307,7 @@
             <w:fldChar w:fldCharType="begin"/>
           </w:r>
           <w:r>
-            <w:instrText xml:space="preserve"> HYPERLINK \l _Toc32632 </w:instrText>
+            <w:instrText xml:space="preserve"> HYPERLINK \l _Toc8503 </w:instrText>
           </w:r>
           <w:r>
             <w:fldChar w:fldCharType="separate"/>
@@ -322,7 +322,7 @@
             <w:fldChar w:fldCharType="begin"/>
           </w:r>
           <w:r>
-            <w:instrText xml:space="preserve"> PAGEREF _Toc32632 \h </w:instrText>
+            <w:instrText xml:space="preserve"> PAGEREF _Toc8503 \h </w:instrText>
           </w:r>
           <w:r>
             <w:fldChar w:fldCharType="separate"/>
@@ -348,7 +348,7 @@
             <w:fldChar w:fldCharType="begin"/>
           </w:r>
           <w:r>
-            <w:instrText xml:space="preserve"> HYPERLINK \l _Toc29675 </w:instrText>
+            <w:instrText xml:space="preserve"> HYPERLINK \l _Toc13286 </w:instrText>
           </w:r>
           <w:r>
             <w:fldChar w:fldCharType="separate"/>
@@ -363,7 +363,7 @@
             <w:fldChar w:fldCharType="begin"/>
           </w:r>
           <w:r>
-            <w:instrText xml:space="preserve"> PAGEREF _Toc29675 \h </w:instrText>
+            <w:instrText xml:space="preserve"> PAGEREF _Toc13286 \h </w:instrText>
           </w:r>
           <w:r>
             <w:fldChar w:fldCharType="separate"/>
@@ -389,7 +389,7 @@
             <w:fldChar w:fldCharType="begin"/>
           </w:r>
           <w:r>
-            <w:instrText xml:space="preserve"> HYPERLINK \l _Toc20025 </w:instrText>
+            <w:instrText xml:space="preserve"> HYPERLINK \l _Toc2965 </w:instrText>
           </w:r>
           <w:r>
             <w:fldChar w:fldCharType="separate"/>
@@ -404,7 +404,7 @@
             <w:fldChar w:fldCharType="begin"/>
           </w:r>
           <w:r>
-            <w:instrText xml:space="preserve"> PAGEREF _Toc20025 \h </w:instrText>
+            <w:instrText xml:space="preserve"> PAGEREF _Toc2965 \h </w:instrText>
           </w:r>
           <w:r>
             <w:fldChar w:fldCharType="separate"/>
@@ -430,7 +430,7 @@
             <w:fldChar w:fldCharType="begin"/>
           </w:r>
           <w:r>
-            <w:instrText xml:space="preserve"> HYPERLINK \l _Toc15053 </w:instrText>
+            <w:instrText xml:space="preserve"> HYPERLINK \l _Toc1029 </w:instrText>
           </w:r>
           <w:r>
             <w:fldChar w:fldCharType="separate"/>
@@ -445,7 +445,7 @@
             <w:fldChar w:fldCharType="begin"/>
           </w:r>
           <w:r>
-            <w:instrText xml:space="preserve"> PAGEREF _Toc15053 \h </w:instrText>
+            <w:instrText xml:space="preserve"> PAGEREF _Toc1029 \h </w:instrText>
           </w:r>
           <w:r>
             <w:fldChar w:fldCharType="separate"/>
@@ -471,7 +471,7 @@
             <w:fldChar w:fldCharType="begin"/>
           </w:r>
           <w:r>
-            <w:instrText xml:space="preserve"> HYPERLINK \l _Toc23365 </w:instrText>
+            <w:instrText xml:space="preserve"> HYPERLINK \l _Toc20529 </w:instrText>
           </w:r>
           <w:r>
             <w:fldChar w:fldCharType="separate"/>
@@ -486,7 +486,7 @@
             <w:fldChar w:fldCharType="begin"/>
           </w:r>
           <w:r>
-            <w:instrText xml:space="preserve"> PAGEREF _Toc23365 \h </w:instrText>
+            <w:instrText xml:space="preserve"> PAGEREF _Toc20529 \h </w:instrText>
           </w:r>
           <w:r>
             <w:fldChar w:fldCharType="separate"/>
@@ -512,7 +512,7 @@
             <w:fldChar w:fldCharType="begin"/>
           </w:r>
           <w:r>
-            <w:instrText xml:space="preserve"> HYPERLINK \l _Toc32047 </w:instrText>
+            <w:instrText xml:space="preserve"> HYPERLINK \l _Toc28522 </w:instrText>
           </w:r>
           <w:r>
             <w:fldChar w:fldCharType="separate"/>
@@ -527,7 +527,7 @@
             <w:fldChar w:fldCharType="begin"/>
           </w:r>
           <w:r>
-            <w:instrText xml:space="preserve"> PAGEREF _Toc32047 \h </w:instrText>
+            <w:instrText xml:space="preserve"> PAGEREF _Toc28522 \h </w:instrText>
           </w:r>
           <w:r>
             <w:fldChar w:fldCharType="separate"/>
@@ -553,7 +553,7 @@
             <w:fldChar w:fldCharType="begin"/>
           </w:r>
           <w:r>
-            <w:instrText xml:space="preserve"> HYPERLINK \l _Toc11182 </w:instrText>
+            <w:instrText xml:space="preserve"> HYPERLINK \l _Toc23028 </w:instrText>
           </w:r>
           <w:r>
             <w:fldChar w:fldCharType="separate"/>
@@ -568,7 +568,7 @@
             <w:fldChar w:fldCharType="begin"/>
           </w:r>
           <w:r>
-            <w:instrText xml:space="preserve"> PAGEREF _Toc11182 \h </w:instrText>
+            <w:instrText xml:space="preserve"> PAGEREF _Toc23028 \h </w:instrText>
           </w:r>
           <w:r>
             <w:fldChar w:fldCharType="separate"/>
@@ -594,7 +594,7 @@
             <w:fldChar w:fldCharType="begin"/>
           </w:r>
           <w:r>
-            <w:instrText xml:space="preserve"> HYPERLINK \l _Toc18673 </w:instrText>
+            <w:instrText xml:space="preserve"> HYPERLINK \l _Toc1894 </w:instrText>
           </w:r>
           <w:r>
             <w:fldChar w:fldCharType="separate"/>
@@ -609,7 +609,7 @@
             <w:fldChar w:fldCharType="begin"/>
           </w:r>
           <w:r>
-            <w:instrText xml:space="preserve"> PAGEREF _Toc18673 \h </w:instrText>
+            <w:instrText xml:space="preserve"> PAGEREF _Toc1894 \h </w:instrText>
           </w:r>
           <w:r>
             <w:fldChar w:fldCharType="separate"/>
@@ -635,7 +635,7 @@
             <w:fldChar w:fldCharType="begin"/>
           </w:r>
           <w:r>
-            <w:instrText xml:space="preserve"> HYPERLINK \l _Toc1687 </w:instrText>
+            <w:instrText xml:space="preserve"> HYPERLINK \l _Toc9939 </w:instrText>
           </w:r>
           <w:r>
             <w:fldChar w:fldCharType="separate"/>
@@ -650,7 +650,7 @@
             <w:fldChar w:fldCharType="begin"/>
           </w:r>
           <w:r>
-            <w:instrText xml:space="preserve"> PAGEREF _Toc1687 \h </w:instrText>
+            <w:instrText xml:space="preserve"> PAGEREF _Toc9939 \h </w:instrText>
           </w:r>
           <w:r>
             <w:fldChar w:fldCharType="separate"/>
@@ -676,7 +676,7 @@
             <w:fldChar w:fldCharType="begin"/>
           </w:r>
           <w:r>
-            <w:instrText xml:space="preserve"> HYPERLINK \l _Toc7751 </w:instrText>
+            <w:instrText xml:space="preserve"> HYPERLINK \l _Toc17523 </w:instrText>
           </w:r>
           <w:r>
             <w:fldChar w:fldCharType="separate"/>
@@ -691,7 +691,7 @@
             <w:fldChar w:fldCharType="begin"/>
           </w:r>
           <w:r>
-            <w:instrText xml:space="preserve"> PAGEREF _Toc7751 \h </w:instrText>
+            <w:instrText xml:space="preserve"> PAGEREF _Toc17523 \h </w:instrText>
           </w:r>
           <w:r>
             <w:fldChar w:fldCharType="separate"/>
@@ -717,7 +717,7 @@
             <w:fldChar w:fldCharType="begin"/>
           </w:r>
           <w:r>
-            <w:instrText xml:space="preserve"> HYPERLINK \l _Toc29314 </w:instrText>
+            <w:instrText xml:space="preserve"> HYPERLINK \l _Toc24140 </w:instrText>
           </w:r>
           <w:r>
             <w:fldChar w:fldCharType="separate"/>
@@ -732,7 +732,7 @@
             <w:fldChar w:fldCharType="begin"/>
           </w:r>
           <w:r>
-            <w:instrText xml:space="preserve"> PAGEREF _Toc29314 \h </w:instrText>
+            <w:instrText xml:space="preserve"> PAGEREF _Toc24140 \h </w:instrText>
           </w:r>
           <w:r>
             <w:fldChar w:fldCharType="separate"/>
@@ -758,7 +758,7 @@
             <w:fldChar w:fldCharType="begin"/>
           </w:r>
           <w:r>
-            <w:instrText xml:space="preserve"> HYPERLINK \l _Toc15456 </w:instrText>
+            <w:instrText xml:space="preserve"> HYPERLINK \l _Toc17727 </w:instrText>
           </w:r>
           <w:r>
             <w:fldChar w:fldCharType="separate"/>
@@ -773,7 +773,7 @@
             <w:fldChar w:fldCharType="begin"/>
           </w:r>
           <w:r>
-            <w:instrText xml:space="preserve"> PAGEREF _Toc15456 \h </w:instrText>
+            <w:instrText xml:space="preserve"> PAGEREF _Toc17727 \h </w:instrText>
           </w:r>
           <w:r>
             <w:fldChar w:fldCharType="separate"/>
@@ -799,7 +799,7 @@
             <w:fldChar w:fldCharType="begin"/>
           </w:r>
           <w:r>
-            <w:instrText xml:space="preserve"> HYPERLINK \l _Toc459 </w:instrText>
+            <w:instrText xml:space="preserve"> HYPERLINK \l _Toc3295 </w:instrText>
           </w:r>
           <w:r>
             <w:fldChar w:fldCharType="separate"/>
@@ -814,7 +814,7 @@
             <w:fldChar w:fldCharType="begin"/>
           </w:r>
           <w:r>
-            <w:instrText xml:space="preserve"> PAGEREF _Toc459 \h </w:instrText>
+            <w:instrText xml:space="preserve"> PAGEREF _Toc3295 \h </w:instrText>
           </w:r>
           <w:r>
             <w:fldChar w:fldCharType="separate"/>
@@ -840,7 +840,7 @@
             <w:fldChar w:fldCharType="begin"/>
           </w:r>
           <w:r>
-            <w:instrText xml:space="preserve"> HYPERLINK \l _Toc9318 </w:instrText>
+            <w:instrText xml:space="preserve"> HYPERLINK \l _Toc13002 </w:instrText>
           </w:r>
           <w:r>
             <w:fldChar w:fldCharType="separate"/>
@@ -855,7 +855,7 @@
             <w:fldChar w:fldCharType="begin"/>
           </w:r>
           <w:r>
-            <w:instrText xml:space="preserve"> PAGEREF _Toc9318 \h </w:instrText>
+            <w:instrText xml:space="preserve"> PAGEREF _Toc13002 \h </w:instrText>
           </w:r>
           <w:r>
             <w:fldChar w:fldCharType="separate"/>
@@ -881,7 +881,7 @@
             <w:fldChar w:fldCharType="begin"/>
           </w:r>
           <w:r>
-            <w:instrText xml:space="preserve"> HYPERLINK \l _Toc4143 </w:instrText>
+            <w:instrText xml:space="preserve"> HYPERLINK \l _Toc13334 </w:instrText>
           </w:r>
           <w:r>
             <w:fldChar w:fldCharType="separate"/>
@@ -896,7 +896,7 @@
             <w:fldChar w:fldCharType="begin"/>
           </w:r>
           <w:r>
-            <w:instrText xml:space="preserve"> PAGEREF _Toc4143 \h </w:instrText>
+            <w:instrText xml:space="preserve"> PAGEREF _Toc13334 \h </w:instrText>
           </w:r>
           <w:r>
             <w:fldChar w:fldCharType="separate"/>
@@ -922,7 +922,7 @@
             <w:fldChar w:fldCharType="begin"/>
           </w:r>
           <w:r>
-            <w:instrText xml:space="preserve"> HYPERLINK \l _Toc3452 </w:instrText>
+            <w:instrText xml:space="preserve"> HYPERLINK \l _Toc23227 </w:instrText>
           </w:r>
           <w:r>
             <w:fldChar w:fldCharType="separate"/>
@@ -937,7 +937,7 @@
             <w:fldChar w:fldCharType="begin"/>
           </w:r>
           <w:r>
-            <w:instrText xml:space="preserve"> PAGEREF _Toc3452 \h </w:instrText>
+            <w:instrText xml:space="preserve"> PAGEREF _Toc23227 \h </w:instrText>
           </w:r>
           <w:r>
             <w:fldChar w:fldCharType="separate"/>
@@ -963,7 +963,7 @@
             <w:fldChar w:fldCharType="begin"/>
           </w:r>
           <w:r>
-            <w:instrText xml:space="preserve"> HYPERLINK \l _Toc24909 </w:instrText>
+            <w:instrText xml:space="preserve"> HYPERLINK \l _Toc7201 </w:instrText>
           </w:r>
           <w:r>
             <w:fldChar w:fldCharType="separate"/>
@@ -978,7 +978,7 @@
             <w:fldChar w:fldCharType="begin"/>
           </w:r>
           <w:r>
-            <w:instrText xml:space="preserve"> PAGEREF _Toc24909 \h </w:instrText>
+            <w:instrText xml:space="preserve"> PAGEREF _Toc7201 \h </w:instrText>
           </w:r>
           <w:r>
             <w:fldChar w:fldCharType="separate"/>
@@ -1004,7 +1004,7 @@
             <w:fldChar w:fldCharType="begin"/>
           </w:r>
           <w:r>
-            <w:instrText xml:space="preserve"> HYPERLINK \l _Toc6558 </w:instrText>
+            <w:instrText xml:space="preserve"> HYPERLINK \l _Toc22811 </w:instrText>
           </w:r>
           <w:r>
             <w:fldChar w:fldCharType="separate"/>
@@ -1019,7 +1019,7 @@
             <w:fldChar w:fldCharType="begin"/>
           </w:r>
           <w:r>
-            <w:instrText xml:space="preserve"> PAGEREF _Toc6558 \h </w:instrText>
+            <w:instrText xml:space="preserve"> PAGEREF _Toc22811 \h </w:instrText>
           </w:r>
           <w:r>
             <w:fldChar w:fldCharType="separate"/>
@@ -1045,7 +1045,7 @@
             <w:fldChar w:fldCharType="begin"/>
           </w:r>
           <w:r>
-            <w:instrText xml:space="preserve"> HYPERLINK \l _Toc20619 </w:instrText>
+            <w:instrText xml:space="preserve"> HYPERLINK \l _Toc31513 </w:instrText>
           </w:r>
           <w:r>
             <w:fldChar w:fldCharType="separate"/>
@@ -1060,7 +1060,7 @@
             <w:fldChar w:fldCharType="begin"/>
           </w:r>
           <w:r>
-            <w:instrText xml:space="preserve"> PAGEREF _Toc20619 \h </w:instrText>
+            <w:instrText xml:space="preserve"> PAGEREF _Toc31513 \h </w:instrText>
           </w:r>
           <w:r>
             <w:fldChar w:fldCharType="separate"/>
@@ -1086,7 +1086,7 @@
             <w:fldChar w:fldCharType="begin"/>
           </w:r>
           <w:r>
-            <w:instrText xml:space="preserve"> HYPERLINK \l _Toc23187 </w:instrText>
+            <w:instrText xml:space="preserve"> HYPERLINK \l _Toc13581 </w:instrText>
           </w:r>
           <w:r>
             <w:fldChar w:fldCharType="separate"/>
@@ -1101,7 +1101,7 @@
             <w:fldChar w:fldCharType="begin"/>
           </w:r>
           <w:r>
-            <w:instrText xml:space="preserve"> PAGEREF _Toc23187 \h </w:instrText>
+            <w:instrText xml:space="preserve"> PAGEREF _Toc13581 \h </w:instrText>
           </w:r>
           <w:r>
             <w:fldChar w:fldCharType="separate"/>
@@ -1127,7 +1127,7 @@
             <w:fldChar w:fldCharType="begin"/>
           </w:r>
           <w:r>
-            <w:instrText xml:space="preserve"> HYPERLINK \l _Toc1220 </w:instrText>
+            <w:instrText xml:space="preserve"> HYPERLINK \l _Toc26451 </w:instrText>
           </w:r>
           <w:r>
             <w:fldChar w:fldCharType="separate"/>
@@ -1142,7 +1142,7 @@
             <w:fldChar w:fldCharType="begin"/>
           </w:r>
           <w:r>
-            <w:instrText xml:space="preserve"> PAGEREF _Toc1220 \h </w:instrText>
+            <w:instrText xml:space="preserve"> PAGEREF _Toc26451 \h </w:instrText>
           </w:r>
           <w:r>
             <w:fldChar w:fldCharType="separate"/>
@@ -1168,7 +1168,7 @@
             <w:fldChar w:fldCharType="begin"/>
           </w:r>
           <w:r>
-            <w:instrText xml:space="preserve"> HYPERLINK \l _Toc28490 </w:instrText>
+            <w:instrText xml:space="preserve"> HYPERLINK \l _Toc12363 </w:instrText>
           </w:r>
           <w:r>
             <w:fldChar w:fldCharType="separate"/>
@@ -1183,7 +1183,7 @@
             <w:fldChar w:fldCharType="begin"/>
           </w:r>
           <w:r>
-            <w:instrText xml:space="preserve"> PAGEREF _Toc28490 \h </w:instrText>
+            <w:instrText xml:space="preserve"> PAGEREF _Toc12363 \h </w:instrText>
           </w:r>
           <w:r>
             <w:fldChar w:fldCharType="separate"/>
@@ -1209,7 +1209,7 @@
             <w:fldChar w:fldCharType="begin"/>
           </w:r>
           <w:r>
-            <w:instrText xml:space="preserve"> HYPERLINK \l _Toc28317 </w:instrText>
+            <w:instrText xml:space="preserve"> HYPERLINK \l _Toc30072 </w:instrText>
           </w:r>
           <w:r>
             <w:fldChar w:fldCharType="separate"/>
@@ -1224,7 +1224,7 @@
             <w:fldChar w:fldCharType="begin"/>
           </w:r>
           <w:r>
-            <w:instrText xml:space="preserve"> PAGEREF _Toc28317 \h </w:instrText>
+            <w:instrText xml:space="preserve"> PAGEREF _Toc30072 \h </w:instrText>
           </w:r>
           <w:r>
             <w:fldChar w:fldCharType="separate"/>
@@ -1250,7 +1250,7 @@
             <w:fldChar w:fldCharType="begin"/>
           </w:r>
           <w:r>
-            <w:instrText xml:space="preserve"> HYPERLINK \l _Toc1377 </w:instrText>
+            <w:instrText xml:space="preserve"> HYPERLINK \l _Toc18274 </w:instrText>
           </w:r>
           <w:r>
             <w:fldChar w:fldCharType="separate"/>
@@ -1265,7 +1265,7 @@
             <w:fldChar w:fldCharType="begin"/>
           </w:r>
           <w:r>
-            <w:instrText xml:space="preserve"> PAGEREF _Toc1377 \h </w:instrText>
+            <w:instrText xml:space="preserve"> PAGEREF _Toc18274 \h </w:instrText>
           </w:r>
           <w:r>
             <w:fldChar w:fldCharType="separate"/>
@@ -1296,7 +1296,7 @@
       <w:pPr>
         <w:pStyle w:val="2"/>
       </w:pPr>
-      <w:bookmarkStart w:id="0" w:name="_Toc31718"/>
+      <w:bookmarkStart w:id="0" w:name="_Toc136"/>
       <w:r>
         <w:t>1. 项目概述</w:t>
       </w:r>
@@ -1366,7 +1366,7 @@
       <w:pPr>
         <w:pStyle w:val="3"/>
       </w:pPr>
-      <w:bookmarkStart w:id="1" w:name="_Toc17159"/>
+      <w:bookmarkStart w:id="1" w:name="_Toc19439"/>
       <w:r>
         <w:t>1.1 当前实现状态</w:t>
       </w:r>
@@ -2319,7 +2319,7 @@
       <w:pPr>
         <w:pStyle w:val="2"/>
       </w:pPr>
-      <w:bookmarkStart w:id="2" w:name="_Toc18546"/>
+      <w:bookmarkStart w:id="2" w:name="_Toc15176"/>
       <w:r>
         <w:t>2. 范围与合规边界（必读）</w:t>
       </w:r>
@@ -2329,7 +2329,7 @@
       <w:pPr>
         <w:pStyle w:val="3"/>
       </w:pPr>
-      <w:bookmarkStart w:id="3" w:name="_Toc30522"/>
+      <w:bookmarkStart w:id="3" w:name="_Toc16449"/>
       <w:r>
         <w:t>2.1 范围内</w:t>
       </w:r>
@@ -2391,7 +2391,7 @@
       <w:pPr>
         <w:pStyle w:val="3"/>
       </w:pPr>
-      <w:bookmarkStart w:id="4" w:name="_Toc32632"/>
+      <w:bookmarkStart w:id="4" w:name="_Toc8503"/>
       <w:r>
         <w:t>2.2 红线</w:t>
       </w:r>
@@ -2440,7 +2440,7 @@
       <w:pPr>
         <w:pStyle w:val="2"/>
       </w:pPr>
-      <w:bookmarkStart w:id="5" w:name="_Toc29675"/>
+      <w:bookmarkStart w:id="5" w:name="_Toc13286"/>
       <w:r>
         <w:t>3. 核心指标定义</w:t>
       </w:r>
@@ -3136,7 +3136,7 @@
       <w:pPr>
         <w:pStyle w:val="2"/>
       </w:pPr>
-      <w:bookmarkStart w:id="6" w:name="_Toc20025"/>
+      <w:bookmarkStart w:id="6" w:name="_Toc2965"/>
       <w:r>
         <w:t>4. 功能需求</w:t>
       </w:r>
@@ -3146,7 +3146,7 @@
       <w:pPr>
         <w:pStyle w:val="3"/>
       </w:pPr>
-      <w:bookmarkStart w:id="7" w:name="_Toc15053"/>
+      <w:bookmarkStart w:id="7" w:name="_Toc1029"/>
       <w:r>
         <w:t>4.1 实时监控页（✅ 已实现）</w:t>
       </w:r>
@@ -3338,7 +3338,7 @@
       <w:pPr>
         <w:pStyle w:val="3"/>
       </w:pPr>
-      <w:bookmarkStart w:id="8" w:name="_Toc23365"/>
+      <w:bookmarkStart w:id="8" w:name="_Toc20529"/>
       <w:r>
         <w:t>4.2 月度汇总页（✅ 已实现）</w:t>
       </w:r>
@@ -3400,7 +3400,7 @@
       <w:pPr>
         <w:pStyle w:val="3"/>
       </w:pPr>
-      <w:bookmarkStart w:id="9" w:name="_Toc32047"/>
+      <w:bookmarkStart w:id="9" w:name="_Toc28522"/>
       <w:r>
         <w:t>4.3 广告情报页（✅ 已实现）</w:t>
       </w:r>
@@ -3449,7 +3449,7 @@
       <w:pPr>
         <w:pStyle w:val="3"/>
       </w:pPr>
-      <w:bookmarkStart w:id="10" w:name="_Toc11182"/>
+      <w:bookmarkStart w:id="10" w:name="_Toc23028"/>
       <w:r>
         <w:t>4.4 通用 / 体验（✅ 已实现）</w:t>
       </w:r>
@@ -3511,7 +3511,7 @@
       <w:pPr>
         <w:pStyle w:val="3"/>
       </w:pPr>
-      <w:bookmarkStart w:id="11" w:name="_Toc18673"/>
+      <w:bookmarkStart w:id="11" w:name="_Toc1894"/>
       <w:r>
         <w:t>4.5 待建（后端 / 扩展）</w:t>
       </w:r>
@@ -3599,7 +3599,7 @@
       <w:pPr>
         <w:pStyle w:val="2"/>
       </w:pPr>
-      <w:bookmarkStart w:id="12" w:name="_Toc1687"/>
+      <w:bookmarkStart w:id="12" w:name="_Toc9939"/>
       <w:r>
         <w:t>5. 接口契约（前后端对接）</w:t>
       </w:r>
@@ -3617,7 +3617,7 @@
       <w:pPr>
         <w:pStyle w:val="3"/>
       </w:pPr>
-      <w:bookmarkStart w:id="13" w:name="_Toc7751"/>
+      <w:bookmarkStart w:id="13" w:name="_Toc17523"/>
       <w:r>
         <w:t>5.1 GET /trends — 实时热点榜</w:t>
       </w:r>
@@ -3797,7 +3797,7 @@
       <w:pPr>
         <w:pStyle w:val="3"/>
       </w:pPr>
-      <w:bookmarkStart w:id="14" w:name="_Toc29314"/>
+      <w:bookmarkStart w:id="14" w:name="_Toc24140"/>
       <w:r>
         <w:t>5.2 GET /monthly?month=YYYY-MM — 月度汇总</w:t>
       </w:r>
@@ -3815,7 +3815,7 @@
       <w:pPr>
         <w:pStyle w:val="3"/>
       </w:pPr>
-      <w:bookmarkStart w:id="15" w:name="_Toc15456"/>
+      <w:bookmarkStart w:id="15" w:name="_Toc17727"/>
       <w:r>
         <w:t>5.3 GET /ads?q=&amp;category=&amp;region= — 广告情报</w:t>
       </w:r>
@@ -3943,7 +3943,7 @@
       <w:pPr>
         <w:pStyle w:val="3"/>
       </w:pPr>
-      <w:bookmarkStart w:id="16" w:name="_Toc459"/>
+      <w:bookmarkStart w:id="16" w:name="_Toc3295"/>
       <w:r>
         <w:t>5.4 TrendItem 数据结构</w:t>
       </w:r>
@@ -4253,7 +4253,7 @@
       <w:pPr>
         <w:pStyle w:val="3"/>
       </w:pPr>
-      <w:bookmarkStart w:id="17" w:name="_Toc9318"/>
+      <w:bookmarkStart w:id="17" w:name="_Toc13002"/>
       <w:r>
         <w:t>5.5 AdItem 数据结构</w:t>
       </w:r>
@@ -4519,7 +4519,7 @@
       <w:pPr>
         <w:pStyle w:val="2"/>
       </w:pPr>
-      <w:bookmarkStart w:id="18" w:name="_Toc4143"/>
+      <w:bookmarkStart w:id="18" w:name="_Toc13334"/>
       <w:r>
         <w:t>6. 外部数据源 API 清单（后端采集需申请）</w:t>
       </w:r>
@@ -4529,7 +4529,7 @@
       <w:pPr>
         <w:pStyle w:val="3"/>
       </w:pPr>
-      <w:bookmarkStart w:id="19" w:name="_Toc3452"/>
+      <w:bookmarkStart w:id="19" w:name="_Toc23227"/>
       <w:r>
         <w:t>6.1 MVP 必须（A 档，对应看板 6 个平台 Tab）</w:t>
       </w:r>
@@ -5855,7 +5855,7 @@
       <w:pPr>
         <w:pStyle w:val="3"/>
       </w:pPr>
-      <w:bookmarkStart w:id="20" w:name="_Toc24909"/>
+      <w:bookmarkStart w:id="20" w:name="_Toc7201"/>
       <w:r>
         <w:t>6.2 广告情报 &amp; 扩展（B/C 档）</w:t>
       </w:r>
@@ -5884,7 +5884,7 @@
         <w:spacing w:after="60" w:line="300" w:lineRule="auto"/>
       </w:pPr>
       <w:r>
-        <w:t>TikTok（前端已就绪）：官方无公开热点 API，真实公开热点数据须走第三方数据商（如 Tikapi 等）。</w:t>
+        <w:t>TikTok（前端已就绪）：推荐用官方 TikTok Creative Center（ads.tiktok.com/creative/creativeCenter → Trends），免费免登录，提供热门话题/音乐/视频/Top Ads。后端可复刻匿名令牌握手调用其 creative_radar_api 接口，或用无头浏览器渲染抓取；遵守 ToS 与频率限制。第三方数据商为备选。</w:t>
       </w:r>
     </w:p>
     <w:p>
@@ -5930,7 +5930,7 @@
       <w:pPr>
         <w:pStyle w:val="3"/>
       </w:pPr>
-      <w:bookmarkStart w:id="21" w:name="_Toc6558"/>
+      <w:bookmarkStart w:id="21" w:name="_Toc22811"/>
       <w:r>
         <w:t>6.3 密钥管理</w:t>
       </w:r>
@@ -5948,7 +5948,7 @@
       <w:pPr>
         <w:pStyle w:val="2"/>
       </w:pPr>
-      <w:bookmarkStart w:id="22" w:name="_Toc20619"/>
+      <w:bookmarkStart w:id="22" w:name="_Toc31513"/>
       <w:r>
         <w:t>7. 关键实现要点（非 API，但必须）</w:t>
       </w:r>
@@ -6010,7 +6010,7 @@
       <w:pPr>
         <w:pStyle w:val="2"/>
       </w:pPr>
-      <w:bookmarkStart w:id="23" w:name="_Toc23187"/>
+      <w:bookmarkStart w:id="23" w:name="_Toc13581"/>
       <w:r>
         <w:t>8. 非功能需求</w:t>
       </w:r>
@@ -6085,7 +6085,7 @@
       <w:pPr>
         <w:pStyle w:val="2"/>
       </w:pPr>
-      <w:bookmarkStart w:id="24" w:name="_Toc1220"/>
+      <w:bookmarkStart w:id="24" w:name="_Toc26451"/>
       <w:r>
         <w:t>9. 部署与运维（✅ 前端已上线）</w:t>
       </w:r>
@@ -6160,7 +6160,7 @@
       <w:pPr>
         <w:pStyle w:val="2"/>
       </w:pPr>
-      <w:bookmarkStart w:id="25" w:name="_Toc28490"/>
+      <w:bookmarkStart w:id="25" w:name="_Toc12363"/>
       <w:r>
         <w:t>10. 里程碑</w:t>
       </w:r>
@@ -6704,7 +6704,7 @@
       <w:pPr>
         <w:pStyle w:val="2"/>
       </w:pPr>
-      <w:bookmarkStart w:id="26" w:name="_Toc28317"/>
+      <w:bookmarkStart w:id="26" w:name="_Toc30072"/>
       <w:r>
         <w:t>11. 交付物</w:t>
       </w:r>
@@ -6779,7 +6779,7 @@
       <w:pPr>
         <w:pStyle w:val="2"/>
       </w:pPr>
-      <w:bookmarkStart w:id="27" w:name="_Toc1377"/>
+      <w:bookmarkStart w:id="27" w:name="_Toc18274"/>
       <w:r>
         <w:t>12. 验收标准</w:t>
       </w:r>
@@ -7010,9 +7010,9 @@
 <file path=word/numbering.xml><?xml version="1.0" encoding="utf-8"?>
 <w:numbering xmlns:wpc="http://schemas.microsoft.com/office/word/2010/wordprocessingCanvas" xmlns:mc="http://schemas.openxmlformats.org/markup-compatibility/2006" xmlns:o="urn:schemas-microsoft-com:office:office" xmlns:r="http://schemas.openxmlformats.org/officeDocument/2006/relationships" xmlns:m="http://schemas.openxmlformats.org/officeDocument/2006/math" xmlns:v="urn:schemas-microsoft-com:vml" xmlns:wp14="http://schemas.microsoft.com/office/word/2010/wordprocessingDrawing" xmlns:wp="http://schemas.openxmlformats.org/drawingml/2006/wordprocessingDrawing" xmlns:w10="urn:schemas-microsoft-com:office:word" xmlns:w="http://schemas.openxmlformats.org/wordprocessingml/2006/main" xmlns:w14="http://schemas.microsoft.com/office/word/2010/wordml" xmlns:wpg="http://schemas.microsoft.com/office/word/2010/wordprocessingGroup" xmlns:wpi="http://schemas.microsoft.com/office/word/2010/wordprocessingInk" xmlns:wne="http://schemas.microsoft.com/office/word/2006/wordml" xmlns:wps="http://schemas.microsoft.com/office/word/2010/wordprocessingShape" xmlns:wpsCustomData="http://www.wps.cn/officeDocument/2013/wpsCustomData" mc:Ignorable="w14 wp14">
   <w:abstractNum w:abstractNumId="0">
-    <w:nsid w:val="860F21CA"/>
+    <w:nsid w:val="97DEED21"/>
     <w:multiLevelType w:val="singleLevel"/>
-    <w:tmpl w:val="860F21CA"/>
+    <w:tmpl w:val="97DEED21"/>
     <w:lvl w:ilvl="0" w:tentative="0">
       <w:start w:val="1"/>
       <w:numFmt w:val="decimal"/>
@@ -7024,9 +7024,9 @@
     </w:lvl>
   </w:abstractNum>
   <w:abstractNum w:abstractNumId="1">
-    <w:nsid w:val="759B6D17"/>
+    <w:nsid w:val="080B40C6"/>
     <w:multiLevelType w:val="singleLevel"/>
-    <w:tmpl w:val="759B6D17"/>
+    <w:tmpl w:val="080B40C6"/>
     <w:lvl w:ilvl="0" w:tentative="0">
       <w:start w:val="1"/>
       <w:numFmt w:val="bullet"/>
